--- a/docs/TeamPulse_详细设计说明书.docx
+++ b/docs/TeamPulse_详细设计说明书.docx
@@ -10,27 +10,31 @@
     <w:p/>
     <w:p>
       <w:pPr>
+        <w:spacing w:line="360" w:lineRule="auto"/>
+        <w:ind w:firstLine="0"/>
         <w:jc w:val="center"/>
       </w:pPr>
       <w:r>
         <w:rPr>
-          <w:rFonts w:ascii="微软雅黑" w:hAnsi="微软雅黑" w:eastAsia="微软雅黑"/>
+          <w:rFonts w:ascii="Times New Roman" w:hAnsi="Times New Roman" w:eastAsia="黑体"/>
           <w:b/>
           <w:color w:val="1F3864"/>
-          <w:sz w:val="60"/>
+          <w:sz w:val="44"/>
         </w:rPr>
         <w:t>TeamPulse 详细设计说明书</w:t>
       </w:r>
     </w:p>
     <w:p>
       <w:pPr>
+        <w:spacing w:line="360" w:lineRule="auto"/>
+        <w:ind w:firstLine="0"/>
         <w:jc w:val="center"/>
       </w:pPr>
       <w:r>
         <w:rPr>
-          <w:rFonts w:ascii="微软雅黑" w:hAnsi="微软雅黑" w:eastAsia="微软雅黑"/>
+          <w:rFonts w:ascii="Times New Roman" w:hAnsi="Times New Roman" w:eastAsia="黑体"/>
           <w:color w:val="595959"/>
-          <w:sz w:val="26"/>
+          <w:sz w:val="28"/>
         </w:rPr>
         <w:t>团队协作与物联网考勤平台 · 实现细节与取舍依据</w:t>
       </w:r>
@@ -38,52 +42,60 @@
     <w:p/>
     <w:p>
       <w:pPr>
+        <w:spacing w:line="360" w:lineRule="auto"/>
+        <w:ind w:firstLine="0"/>
         <w:jc w:val="center"/>
       </w:pPr>
       <w:r>
         <w:rPr>
-          <w:rFonts w:ascii="微软雅黑" w:hAnsi="微软雅黑" w:eastAsia="微软雅黑"/>
+          <w:rFonts w:ascii="Times New Roman" w:hAnsi="Times New Roman" w:eastAsia="黑体"/>
           <w:color w:val="404040"/>
-          <w:sz w:val="21"/>
+          <w:sz w:val="28"/>
         </w:rPr>
         <w:t>覆盖：认证、打卡、审批、数据范围、审计、可观测、定时结算</w:t>
       </w:r>
     </w:p>
     <w:p>
       <w:pPr>
+        <w:spacing w:line="360" w:lineRule="auto"/>
+        <w:ind w:firstLine="0"/>
         <w:jc w:val="center"/>
       </w:pPr>
       <w:r>
         <w:rPr>
-          <w:rFonts w:ascii="微软雅黑" w:hAnsi="微软雅黑" w:eastAsia="微软雅黑"/>
+          <w:rFonts w:ascii="Times New Roman" w:hAnsi="Times New Roman" w:eastAsia="黑体"/>
           <w:color w:val="404040"/>
-          <w:sz w:val="21"/>
+          <w:sz w:val="28"/>
         </w:rPr>
         <w:t>包含 10 条 ADR（Architecture Decision Record）</w:t>
       </w:r>
     </w:p>
     <w:p>
       <w:pPr>
+        <w:spacing w:line="360" w:lineRule="auto"/>
+        <w:ind w:firstLine="0"/>
         <w:jc w:val="center"/>
       </w:pPr>
       <w:r>
         <w:rPr>
-          <w:rFonts w:ascii="微软雅黑" w:hAnsi="微软雅黑" w:eastAsia="微软雅黑"/>
+          <w:rFonts w:ascii="Times New Roman" w:hAnsi="Times New Roman" w:eastAsia="黑体"/>
           <w:color w:val="404040"/>
-          <w:sz w:val="21"/>
+          <w:sz w:val="28"/>
         </w:rPr>
         <w:t>所有类名与行数取自源码，伪代码对应真实实现顺序</w:t>
       </w:r>
     </w:p>
     <w:p>
       <w:pPr>
+        <w:spacing w:line="360" w:lineRule="auto"/>
+        <w:ind w:firstLine="0"/>
         <w:jc w:val="center"/>
       </w:pPr>
       <w:r>
         <w:rPr>
-          <w:rFonts w:ascii="微软雅黑" w:hAnsi="微软雅黑" w:eastAsia="微软雅黑"/>
+          <w:rFonts w:ascii="Times New Roman" w:hAnsi="Times New Roman" w:eastAsia="黑体"/>
           <w:color w:val="404040"/>
-          <w:sz w:val="21"/>
+          <w:sz w:val="28"/>
         </w:rPr>
         <w:t>文档版本 v1.0</w:t>
       </w:r>
@@ -96,18 +108,25 @@
     <w:p>
       <w:pPr>
         <w:pStyle w:val="Heading1"/>
+        <w:ind w:firstLine="0"/>
       </w:pPr>
       <w:r>
+        <w:rPr>
+          <w:rFonts w:ascii="Times New Roman" w:hAnsi="Times New Roman" w:eastAsia="黑体"/>
+          <w:b/>
+          <w:sz w:val="32"/>
+        </w:rPr>
         <w:t>1　说明</w:t>
       </w:r>
     </w:p>
     <w:p>
       <w:pPr>
-        <w:spacing w:after="120"/>
+        <w:spacing w:after="120" w:line="360" w:lineRule="auto"/>
+        <w:ind w:firstLine="420"/>
       </w:pPr>
       <w:r>
         <w:rPr>
-          <w:rFonts w:ascii="微软雅黑" w:hAnsi="微软雅黑" w:eastAsia="微软雅黑"/>
+          <w:rFonts w:ascii="Times New Roman" w:hAnsi="Times New Roman" w:eastAsia="宋体"/>
           <w:b w:val="0"/>
           <w:sz w:val="21"/>
         </w:rPr>
@@ -117,8 +136,14 @@
     <w:p>
       <w:pPr>
         <w:pStyle w:val="Heading1"/>
+        <w:ind w:firstLine="0"/>
       </w:pPr>
       <w:r>
+        <w:rPr>
+          <w:rFonts w:ascii="Times New Roman" w:hAnsi="Times New Roman" w:eastAsia="黑体"/>
+          <w:b/>
+          <w:sz w:val="32"/>
+        </w:rPr>
         <w:t>2　关键类职责</w:t>
       </w:r>
     </w:p>
@@ -137,21 +162,31 @@
         <w:gridCol w:w="4089"/>
       </w:tblGrid>
       <w:tr>
+        <w:trPr>
+          <w:tblHeader/>
+        </w:trPr>
         <w:tc>
           <w:tcPr>
             <w:tcW w:type="dxa" w:w="2181"/>
-            <w:shd w:val="clear" w:fill="DCE6F1"/>
+            <w:shd w:val="clear" w:fill="E8EEF6" w:color="auto"/>
           </w:tcPr>
           <w:p>
             <w:pPr>
-              <w:spacing w:after="0"/>
+              <w:spacing w:after="0" w:line="240" w:lineRule="auto"/>
+              <w:ind w:firstLine="0"/>
+              <w:jc w:val="center"/>
             </w:pPr>
-            <w:r/>
-            <w:r>
-              <w:rPr>
-                <w:rFonts w:ascii="微软雅黑" w:hAnsi="微软雅黑" w:eastAsia="微软雅黑"/>
+            <w:r>
+              <w:rPr>
+                <w:rFonts w:ascii="Times New Roman" w:hAnsi="Times New Roman" w:eastAsia="宋体"/>
+                <w:sz w:val="18"/>
+              </w:rPr>
+            </w:r>
+            <w:r>
+              <w:rPr>
+                <w:rFonts w:ascii="Times New Roman" w:hAnsi="Times New Roman" w:eastAsia="宋体"/>
                 <w:b/>
-                <w:sz w:val="17"/>
+                <w:sz w:val="21"/>
               </w:rPr>
               <w:t>类</w:t>
             </w:r>
@@ -160,18 +195,25 @@
         <w:tc>
           <w:tcPr>
             <w:tcW w:type="dxa" w:w="2045"/>
-            <w:shd w:val="clear" w:fill="DCE6F1"/>
+            <w:shd w:val="clear" w:fill="E8EEF6" w:color="auto"/>
           </w:tcPr>
           <w:p>
             <w:pPr>
-              <w:spacing w:after="0"/>
+              <w:spacing w:after="0" w:line="240" w:lineRule="auto"/>
+              <w:ind w:firstLine="0"/>
+              <w:jc w:val="center"/>
             </w:pPr>
-            <w:r/>
-            <w:r>
-              <w:rPr>
-                <w:rFonts w:ascii="微软雅黑" w:hAnsi="微软雅黑" w:eastAsia="微软雅黑"/>
+            <w:r>
+              <w:rPr>
+                <w:rFonts w:ascii="Times New Roman" w:hAnsi="Times New Roman" w:eastAsia="宋体"/>
+                <w:sz w:val="18"/>
+              </w:rPr>
+            </w:r>
+            <w:r>
+              <w:rPr>
+                <w:rFonts w:ascii="Times New Roman" w:hAnsi="Times New Roman" w:eastAsia="宋体"/>
                 <w:b/>
-                <w:sz w:val="17"/>
+                <w:sz w:val="21"/>
               </w:rPr>
               <w:t>所在包</w:t>
             </w:r>
@@ -180,18 +222,25 @@
         <w:tc>
           <w:tcPr>
             <w:tcW w:type="dxa" w:w="613"/>
-            <w:shd w:val="clear" w:fill="DCE6F1"/>
+            <w:shd w:val="clear" w:fill="E8EEF6" w:color="auto"/>
           </w:tcPr>
           <w:p>
             <w:pPr>
-              <w:spacing w:after="0"/>
+              <w:spacing w:after="0" w:line="240" w:lineRule="auto"/>
+              <w:ind w:firstLine="0"/>
+              <w:jc w:val="center"/>
             </w:pPr>
-            <w:r/>
-            <w:r>
-              <w:rPr>
-                <w:rFonts w:ascii="微软雅黑" w:hAnsi="微软雅黑" w:eastAsia="微软雅黑"/>
+            <w:r>
+              <w:rPr>
+                <w:rFonts w:ascii="Times New Roman" w:hAnsi="Times New Roman" w:eastAsia="宋体"/>
+                <w:sz w:val="18"/>
+              </w:rPr>
+            </w:r>
+            <w:r>
+              <w:rPr>
+                <w:rFonts w:ascii="Times New Roman" w:hAnsi="Times New Roman" w:eastAsia="宋体"/>
                 <w:b/>
-                <w:sz w:val="17"/>
+                <w:sz w:val="21"/>
               </w:rPr>
               <w:t>行数</w:t>
             </w:r>
@@ -200,18 +249,25 @@
         <w:tc>
           <w:tcPr>
             <w:tcW w:type="dxa" w:w="4089"/>
-            <w:shd w:val="clear" w:fill="DCE6F1"/>
+            <w:shd w:val="clear" w:fill="E8EEF6" w:color="auto"/>
           </w:tcPr>
           <w:p>
             <w:pPr>
-              <w:spacing w:after="0"/>
+              <w:spacing w:after="0" w:line="240" w:lineRule="auto"/>
+              <w:ind w:firstLine="0"/>
+              <w:jc w:val="center"/>
             </w:pPr>
-            <w:r/>
-            <w:r>
-              <w:rPr>
-                <w:rFonts w:ascii="微软雅黑" w:hAnsi="微软雅黑" w:eastAsia="微软雅黑"/>
+            <w:r>
+              <w:rPr>
+                <w:rFonts w:ascii="Times New Roman" w:hAnsi="Times New Roman" w:eastAsia="宋体"/>
+                <w:sz w:val="18"/>
+              </w:rPr>
+            </w:r>
+            <w:r>
+              <w:rPr>
+                <w:rFonts w:ascii="Times New Roman" w:hAnsi="Times New Roman" w:eastAsia="宋体"/>
                 <w:b/>
-                <w:sz w:val="17"/>
+                <w:sz w:val="21"/>
               </w:rPr>
               <w:t>职责</w:t>
             </w:r>
@@ -225,13 +281,19 @@
           </w:tcPr>
           <w:p>
             <w:pPr>
-              <w:spacing w:after="0" w:line="252" w:lineRule="auto"/>
+              <w:spacing w:after="0" w:line="240" w:lineRule="auto"/>
+              <w:ind w:firstLine="0"/>
             </w:pPr>
-            <w:r/>
-            <w:r>
-              <w:rPr>
-                <w:rFonts w:ascii="微软雅黑" w:hAnsi="微软雅黑" w:eastAsia="微软雅黑"/>
-                <w:sz w:val="17"/>
+            <w:r>
+              <w:rPr>
+                <w:rFonts w:ascii="Times New Roman" w:hAnsi="Times New Roman" w:eastAsia="宋体"/>
+                <w:sz w:val="18"/>
+              </w:rPr>
+            </w:r>
+            <w:r>
+              <w:rPr>
+                <w:rFonts w:ascii="Times New Roman" w:hAnsi="Times New Roman" w:eastAsia="宋体"/>
+                <w:sz w:val="21"/>
               </w:rPr>
               <w:t>AttendanceService</w:t>
             </w:r>
@@ -243,13 +305,19 @@
           </w:tcPr>
           <w:p>
             <w:pPr>
-              <w:spacing w:after="0" w:line="252" w:lineRule="auto"/>
+              <w:spacing w:after="0" w:line="240" w:lineRule="auto"/>
+              <w:ind w:firstLine="0"/>
             </w:pPr>
-            <w:r/>
-            <w:r>
-              <w:rPr>
-                <w:rFonts w:ascii="微软雅黑" w:hAnsi="微软雅黑" w:eastAsia="微软雅黑"/>
-                <w:sz w:val="17"/>
+            <w:r>
+              <w:rPr>
+                <w:rFonts w:ascii="Times New Roman" w:hAnsi="Times New Roman" w:eastAsia="宋体"/>
+                <w:sz w:val="18"/>
+              </w:rPr>
+            </w:r>
+            <w:r>
+              <w:rPr>
+                <w:rFonts w:ascii="Times New Roman" w:hAnsi="Times New Roman" w:eastAsia="宋体"/>
+                <w:sz w:val="21"/>
               </w:rPr>
               <w:t>module/attendance/service</w:t>
             </w:r>
@@ -261,13 +329,19 @@
           </w:tcPr>
           <w:p>
             <w:pPr>
-              <w:spacing w:after="0" w:line="252" w:lineRule="auto"/>
+              <w:spacing w:after="0" w:line="240" w:lineRule="auto"/>
+              <w:ind w:firstLine="0"/>
             </w:pPr>
-            <w:r/>
-            <w:r>
-              <w:rPr>
-                <w:rFonts w:ascii="微软雅黑" w:hAnsi="微软雅黑" w:eastAsia="微软雅黑"/>
-                <w:sz w:val="17"/>
+            <w:r>
+              <w:rPr>
+                <w:rFonts w:ascii="Times New Roman" w:hAnsi="Times New Roman" w:eastAsia="宋体"/>
+                <w:sz w:val="18"/>
+              </w:rPr>
+            </w:r>
+            <w:r>
+              <w:rPr>
+                <w:rFonts w:ascii="Times New Roman" w:hAnsi="Times New Roman" w:eastAsia="宋体"/>
+                <w:sz w:val="21"/>
               </w:rPr>
               <w:t>700</w:t>
             </w:r>
@@ -279,13 +353,19 @@
           </w:tcPr>
           <w:p>
             <w:pPr>
-              <w:spacing w:after="0" w:line="252" w:lineRule="auto"/>
+              <w:spacing w:after="0" w:line="240" w:lineRule="auto"/>
+              <w:ind w:firstLine="0"/>
             </w:pPr>
-            <w:r/>
-            <w:r>
-              <w:rPr>
-                <w:rFonts w:ascii="微软雅黑" w:hAnsi="微软雅黑" w:eastAsia="微软雅黑"/>
-                <w:sz w:val="17"/>
+            <w:r>
+              <w:rPr>
+                <w:rFonts w:ascii="Times New Roman" w:hAnsi="Times New Roman" w:eastAsia="宋体"/>
+                <w:sz w:val="18"/>
+              </w:rPr>
+            </w:r>
+            <w:r>
+              <w:rPr>
+                <w:rFonts w:ascii="Times New Roman" w:hAnsi="Times New Roman" w:eastAsia="宋体"/>
+                <w:sz w:val="21"/>
               </w:rPr>
               <w:t>打卡主流程：验签编排、幂等、判定、落库、日汇总刷新；MQTT 与 HTTP 两个入口共用</w:t>
             </w:r>
@@ -299,13 +379,19 @@
           </w:tcPr>
           <w:p>
             <w:pPr>
-              <w:spacing w:after="0" w:line="252" w:lineRule="auto"/>
+              <w:spacing w:after="0" w:line="240" w:lineRule="auto"/>
+              <w:ind w:firstLine="0"/>
             </w:pPr>
-            <w:r/>
-            <w:r>
-              <w:rPr>
-                <w:rFonts w:ascii="微软雅黑" w:hAnsi="微软雅黑" w:eastAsia="微软雅黑"/>
-                <w:sz w:val="17"/>
+            <w:r>
+              <w:rPr>
+                <w:rFonts w:ascii="Times New Roman" w:hAnsi="Times New Roman" w:eastAsia="宋体"/>
+                <w:sz w:val="18"/>
+              </w:rPr>
+            </w:r>
+            <w:r>
+              <w:rPr>
+                <w:rFonts w:ascii="Times New Roman" w:hAnsi="Times New Roman" w:eastAsia="宋体"/>
+                <w:sz w:val="21"/>
               </w:rPr>
               <w:t>DeviceSignatureVerifier</w:t>
             </w:r>
@@ -317,13 +403,19 @@
           </w:tcPr>
           <w:p>
             <w:pPr>
-              <w:spacing w:after="0" w:line="252" w:lineRule="auto"/>
+              <w:spacing w:after="0" w:line="240" w:lineRule="auto"/>
+              <w:ind w:firstLine="0"/>
             </w:pPr>
-            <w:r/>
-            <w:r>
-              <w:rPr>
-                <w:rFonts w:ascii="微软雅黑" w:hAnsi="微软雅黑" w:eastAsia="微软雅黑"/>
-                <w:sz w:val="17"/>
+            <w:r>
+              <w:rPr>
+                <w:rFonts w:ascii="Times New Roman" w:hAnsi="Times New Roman" w:eastAsia="宋体"/>
+                <w:sz w:val="18"/>
+              </w:rPr>
+            </w:r>
+            <w:r>
+              <w:rPr>
+                <w:rFonts w:ascii="Times New Roman" w:hAnsi="Times New Roman" w:eastAsia="宋体"/>
+                <w:sz w:val="21"/>
               </w:rPr>
               <w:t>module/attendance/service</w:t>
             </w:r>
@@ -335,13 +427,19 @@
           </w:tcPr>
           <w:p>
             <w:pPr>
-              <w:spacing w:after="0" w:line="252" w:lineRule="auto"/>
+              <w:spacing w:after="0" w:line="240" w:lineRule="auto"/>
+              <w:ind w:firstLine="0"/>
             </w:pPr>
-            <w:r/>
-            <w:r>
-              <w:rPr>
-                <w:rFonts w:ascii="微软雅黑" w:hAnsi="微软雅黑" w:eastAsia="微软雅黑"/>
-                <w:sz w:val="17"/>
+            <w:r>
+              <w:rPr>
+                <w:rFonts w:ascii="Times New Roman" w:hAnsi="Times New Roman" w:eastAsia="宋体"/>
+                <w:sz w:val="18"/>
+              </w:rPr>
+            </w:r>
+            <w:r>
+              <w:rPr>
+                <w:rFonts w:ascii="Times New Roman" w:hAnsi="Times New Roman" w:eastAsia="宋体"/>
+                <w:sz w:val="21"/>
               </w:rPr>
               <w:t>—</w:t>
             </w:r>
@@ -353,13 +451,19 @@
           </w:tcPr>
           <w:p>
             <w:pPr>
-              <w:spacing w:after="0" w:line="252" w:lineRule="auto"/>
+              <w:spacing w:after="0" w:line="240" w:lineRule="auto"/>
+              <w:ind w:firstLine="0"/>
             </w:pPr>
-            <w:r/>
-            <w:r>
-              <w:rPr>
-                <w:rFonts w:ascii="微软雅黑" w:hAnsi="微软雅黑" w:eastAsia="微软雅黑"/>
-                <w:sz w:val="17"/>
+            <w:r>
+              <w:rPr>
+                <w:rFonts w:ascii="Times New Roman" w:hAnsi="Times New Roman" w:eastAsia="宋体"/>
+                <w:sz w:val="18"/>
+              </w:rPr>
+            </w:r>
+            <w:r>
+              <w:rPr>
+                <w:rFonts w:ascii="Times New Roman" w:hAnsi="Times New Roman" w:eastAsia="宋体"/>
+                <w:sz w:val="21"/>
               </w:rPr>
               <w:t>HMAC-SHA256 验签与时钟漂移校验；签名串构造集中在这里，避免两处入口写不一致</w:t>
             </w:r>
@@ -373,13 +477,19 @@
           </w:tcPr>
           <w:p>
             <w:pPr>
-              <w:spacing w:after="0" w:line="252" w:lineRule="auto"/>
+              <w:spacing w:after="0" w:line="240" w:lineRule="auto"/>
+              <w:ind w:firstLine="0"/>
             </w:pPr>
-            <w:r/>
-            <w:r>
-              <w:rPr>
-                <w:rFonts w:ascii="微软雅黑" w:hAnsi="微软雅黑" w:eastAsia="微软雅黑"/>
-                <w:sz w:val="17"/>
+            <w:r>
+              <w:rPr>
+                <w:rFonts w:ascii="Times New Roman" w:hAnsi="Times New Roman" w:eastAsia="宋体"/>
+                <w:sz w:val="18"/>
+              </w:rPr>
+            </w:r>
+            <w:r>
+              <w:rPr>
+                <w:rFonts w:ascii="Times New Roman" w:hAnsi="Times New Roman" w:eastAsia="宋体"/>
+                <w:sz w:val="21"/>
               </w:rPr>
               <w:t>NonceDedupService</w:t>
             </w:r>
@@ -391,13 +501,19 @@
           </w:tcPr>
           <w:p>
             <w:pPr>
-              <w:spacing w:after="0" w:line="252" w:lineRule="auto"/>
+              <w:spacing w:after="0" w:line="240" w:lineRule="auto"/>
+              <w:ind w:firstLine="0"/>
             </w:pPr>
-            <w:r/>
-            <w:r>
-              <w:rPr>
-                <w:rFonts w:ascii="微软雅黑" w:hAnsi="微软雅黑" w:eastAsia="微软雅黑"/>
-                <w:sz w:val="17"/>
+            <w:r>
+              <w:rPr>
+                <w:rFonts w:ascii="Times New Roman" w:hAnsi="Times New Roman" w:eastAsia="宋体"/>
+                <w:sz w:val="18"/>
+              </w:rPr>
+            </w:r>
+            <w:r>
+              <w:rPr>
+                <w:rFonts w:ascii="Times New Roman" w:hAnsi="Times New Roman" w:eastAsia="宋体"/>
+                <w:sz w:val="21"/>
               </w:rPr>
               <w:t>module/attendance/service</w:t>
             </w:r>
@@ -409,13 +525,19 @@
           </w:tcPr>
           <w:p>
             <w:pPr>
-              <w:spacing w:after="0" w:line="252" w:lineRule="auto"/>
+              <w:spacing w:after="0" w:line="240" w:lineRule="auto"/>
+              <w:ind w:firstLine="0"/>
             </w:pPr>
-            <w:r/>
-            <w:r>
-              <w:rPr>
-                <w:rFonts w:ascii="微软雅黑" w:hAnsi="微软雅黑" w:eastAsia="微软雅黑"/>
-                <w:sz w:val="17"/>
+            <w:r>
+              <w:rPr>
+                <w:rFonts w:ascii="Times New Roman" w:hAnsi="Times New Roman" w:eastAsia="宋体"/>
+                <w:sz w:val="18"/>
+              </w:rPr>
+            </w:r>
+            <w:r>
+              <w:rPr>
+                <w:rFonts w:ascii="Times New Roman" w:hAnsi="Times New Roman" w:eastAsia="宋体"/>
+                <w:sz w:val="21"/>
               </w:rPr>
               <w:t>—</w:t>
             </w:r>
@@ -427,13 +549,19 @@
           </w:tcPr>
           <w:p>
             <w:pPr>
-              <w:spacing w:after="0" w:line="252" w:lineRule="auto"/>
+              <w:spacing w:after="0" w:line="240" w:lineRule="auto"/>
+              <w:ind w:firstLine="0"/>
             </w:pPr>
-            <w:r/>
-            <w:r>
-              <w:rPr>
-                <w:rFonts w:ascii="微软雅黑" w:hAnsi="微软雅黑" w:eastAsia="微软雅黑"/>
-                <w:sz w:val="17"/>
+            <w:r>
+              <w:rPr>
+                <w:rFonts w:ascii="Times New Roman" w:hAnsi="Times New Roman" w:eastAsia="宋体"/>
+                <w:sz w:val="18"/>
+              </w:rPr>
+            </w:r>
+            <w:r>
+              <w:rPr>
+                <w:rFonts w:ascii="Times New Roman" w:hAnsi="Times New Roman" w:eastAsia="宋体"/>
+                <w:sz w:val="21"/>
               </w:rPr>
               <w:t>nonce 防重放：Redis SET NX EX 600，Redis 不可用时降级为本地 TTL 缓存</w:t>
             </w:r>
@@ -447,13 +575,19 @@
           </w:tcPr>
           <w:p>
             <w:pPr>
-              <w:spacing w:after="0" w:line="252" w:lineRule="auto"/>
+              <w:spacing w:after="0" w:line="240" w:lineRule="auto"/>
+              <w:ind w:firstLine="0"/>
             </w:pPr>
-            <w:r/>
-            <w:r>
-              <w:rPr>
-                <w:rFonts w:ascii="微软雅黑" w:hAnsi="微软雅黑" w:eastAsia="微软雅黑"/>
-                <w:sz w:val="17"/>
+            <w:r>
+              <w:rPr>
+                <w:rFonts w:ascii="Times New Roman" w:hAnsi="Times New Roman" w:eastAsia="宋体"/>
+                <w:sz w:val="18"/>
+              </w:rPr>
+            </w:r>
+            <w:r>
+              <w:rPr>
+                <w:rFonts w:ascii="Times New Roman" w:hAnsi="Times New Roman" w:eastAsia="宋体"/>
+                <w:sz w:val="21"/>
               </w:rPr>
               <w:t>AttendanceCalculator</w:t>
             </w:r>
@@ -465,13 +599,19 @@
           </w:tcPr>
           <w:p>
             <w:pPr>
-              <w:spacing w:after="0" w:line="252" w:lineRule="auto"/>
+              <w:spacing w:after="0" w:line="240" w:lineRule="auto"/>
+              <w:ind w:firstLine="0"/>
             </w:pPr>
-            <w:r/>
-            <w:r>
-              <w:rPr>
-                <w:rFonts w:ascii="微软雅黑" w:hAnsi="微软雅黑" w:eastAsia="微软雅黑"/>
-                <w:sz w:val="17"/>
+            <w:r>
+              <w:rPr>
+                <w:rFonts w:ascii="Times New Roman" w:hAnsi="Times New Roman" w:eastAsia="宋体"/>
+                <w:sz w:val="18"/>
+              </w:rPr>
+            </w:r>
+            <w:r>
+              <w:rPr>
+                <w:rFonts w:ascii="Times New Roman" w:hAnsi="Times New Roman" w:eastAsia="宋体"/>
+                <w:sz w:val="21"/>
               </w:rPr>
               <w:t>module/attendance/service</w:t>
             </w:r>
@@ -483,13 +623,19 @@
           </w:tcPr>
           <w:p>
             <w:pPr>
-              <w:spacing w:after="0" w:line="252" w:lineRule="auto"/>
+              <w:spacing w:after="0" w:line="240" w:lineRule="auto"/>
+              <w:ind w:firstLine="0"/>
             </w:pPr>
-            <w:r/>
-            <w:r>
-              <w:rPr>
-                <w:rFonts w:ascii="微软雅黑" w:hAnsi="微软雅黑" w:eastAsia="微软雅黑"/>
-                <w:sz w:val="17"/>
+            <w:r>
+              <w:rPr>
+                <w:rFonts w:ascii="Times New Roman" w:hAnsi="Times New Roman" w:eastAsia="宋体"/>
+                <w:sz w:val="18"/>
+              </w:rPr>
+            </w:r>
+            <w:r>
+              <w:rPr>
+                <w:rFonts w:ascii="Times New Roman" w:hAnsi="Times New Roman" w:eastAsia="宋体"/>
+                <w:sz w:val="21"/>
               </w:rPr>
               <w:t>129</w:t>
             </w:r>
@@ -501,13 +647,19 @@
           </w:tcPr>
           <w:p>
             <w:pPr>
-              <w:spacing w:after="0" w:line="252" w:lineRule="auto"/>
+              <w:spacing w:after="0" w:line="240" w:lineRule="auto"/>
+              <w:ind w:firstLine="0"/>
             </w:pPr>
-            <w:r/>
-            <w:r>
-              <w:rPr>
-                <w:rFonts w:ascii="微软雅黑" w:hAnsi="微软雅黑" w:eastAsia="微软雅黑"/>
-                <w:sz w:val="17"/>
+            <w:r>
+              <w:rPr>
+                <w:rFonts w:ascii="Times New Roman" w:hAnsi="Times New Roman" w:eastAsia="宋体"/>
+                <w:sz w:val="18"/>
+              </w:rPr>
+            </w:r>
+            <w:r>
+              <w:rPr>
+                <w:rFonts w:ascii="Times New Roman" w:hAnsi="Times New Roman" w:eastAsia="宋体"/>
+                <w:sz w:val="21"/>
               </w:rPr>
               <w:t>纯函数式判定：根据时间与规则算出 NORMAL / LATE / EARLY_LEAVE，可单测</w:t>
             </w:r>
@@ -521,13 +673,19 @@
           </w:tcPr>
           <w:p>
             <w:pPr>
-              <w:spacing w:after="0" w:line="252" w:lineRule="auto"/>
+              <w:spacing w:after="0" w:line="240" w:lineRule="auto"/>
+              <w:ind w:firstLine="0"/>
             </w:pPr>
-            <w:r/>
-            <w:r>
-              <w:rPr>
-                <w:rFonts w:ascii="微软雅黑" w:hAnsi="微软雅黑" w:eastAsia="微软雅黑"/>
-                <w:sz w:val="17"/>
+            <w:r>
+              <w:rPr>
+                <w:rFonts w:ascii="Times New Roman" w:hAnsi="Times New Roman" w:eastAsia="宋体"/>
+                <w:sz w:val="18"/>
+              </w:rPr>
+            </w:r>
+            <w:r>
+              <w:rPr>
+                <w:rFonts w:ascii="Times New Roman" w:hAnsi="Times New Roman" w:eastAsia="宋体"/>
+                <w:sz w:val="21"/>
               </w:rPr>
               <w:t>AttendanceSummaryService</w:t>
             </w:r>
@@ -539,13 +697,19 @@
           </w:tcPr>
           <w:p>
             <w:pPr>
-              <w:spacing w:after="0" w:line="252" w:lineRule="auto"/>
+              <w:spacing w:after="0" w:line="240" w:lineRule="auto"/>
+              <w:ind w:firstLine="0"/>
             </w:pPr>
-            <w:r/>
-            <w:r>
-              <w:rPr>
-                <w:rFonts w:ascii="微软雅黑" w:hAnsi="微软雅黑" w:eastAsia="微软雅黑"/>
-                <w:sz w:val="17"/>
+            <w:r>
+              <w:rPr>
+                <w:rFonts w:ascii="Times New Roman" w:hAnsi="Times New Roman" w:eastAsia="宋体"/>
+                <w:sz w:val="18"/>
+              </w:rPr>
+            </w:r>
+            <w:r>
+              <w:rPr>
+                <w:rFonts w:ascii="Times New Roman" w:hAnsi="Times New Roman" w:eastAsia="宋体"/>
+                <w:sz w:val="21"/>
               </w:rPr>
               <w:t>module/attendance/service</w:t>
             </w:r>
@@ -557,13 +721,19 @@
           </w:tcPr>
           <w:p>
             <w:pPr>
-              <w:spacing w:after="0" w:line="252" w:lineRule="auto"/>
+              <w:spacing w:after="0" w:line="240" w:lineRule="auto"/>
+              <w:ind w:firstLine="0"/>
             </w:pPr>
-            <w:r/>
-            <w:r>
-              <w:rPr>
-                <w:rFonts w:ascii="微软雅黑" w:hAnsi="微软雅黑" w:eastAsia="微软雅黑"/>
-                <w:sz w:val="17"/>
+            <w:r>
+              <w:rPr>
+                <w:rFonts w:ascii="Times New Roman" w:hAnsi="Times New Roman" w:eastAsia="宋体"/>
+                <w:sz w:val="18"/>
+              </w:rPr>
+            </w:r>
+            <w:r>
+              <w:rPr>
+                <w:rFonts w:ascii="Times New Roman" w:hAnsi="Times New Roman" w:eastAsia="宋体"/>
+                <w:sz w:val="21"/>
               </w:rPr>
               <w:t>130</w:t>
             </w:r>
@@ -575,13 +745,19 @@
           </w:tcPr>
           <w:p>
             <w:pPr>
-              <w:spacing w:after="0" w:line="252" w:lineRule="auto"/>
+              <w:spacing w:after="0" w:line="240" w:lineRule="auto"/>
+              <w:ind w:firstLine="0"/>
             </w:pPr>
-            <w:r/>
-            <w:r>
-              <w:rPr>
-                <w:rFonts w:ascii="微软雅黑" w:hAnsi="微软雅黑" w:eastAsia="微软雅黑"/>
-                <w:sz w:val="17"/>
+            <w:r>
+              <w:rPr>
+                <w:rFonts w:ascii="Times New Roman" w:hAnsi="Times New Roman" w:eastAsia="宋体"/>
+                <w:sz w:val="18"/>
+              </w:rPr>
+            </w:r>
+            <w:r>
+              <w:rPr>
+                <w:rFonts w:ascii="Times New Roman" w:hAnsi="Times New Roman" w:eastAsia="宋体"/>
+                <w:sz w:val="21"/>
               </w:rPr>
               <w:t>日汇总（attendance_daily）的重算与增量更新</w:t>
             </w:r>
@@ -595,13 +771,19 @@
           </w:tcPr>
           <w:p>
             <w:pPr>
-              <w:spacing w:after="0" w:line="252" w:lineRule="auto"/>
+              <w:spacing w:after="0" w:line="240" w:lineRule="auto"/>
+              <w:ind w:firstLine="0"/>
             </w:pPr>
-            <w:r/>
-            <w:r>
-              <w:rPr>
-                <w:rFonts w:ascii="微软雅黑" w:hAnsi="微软雅黑" w:eastAsia="微软雅黑"/>
-                <w:sz w:val="17"/>
+            <w:r>
+              <w:rPr>
+                <w:rFonts w:ascii="Times New Roman" w:hAnsi="Times New Roman" w:eastAsia="宋体"/>
+                <w:sz w:val="18"/>
+              </w:rPr>
+            </w:r>
+            <w:r>
+              <w:rPr>
+                <w:rFonts w:ascii="Times New Roman" w:hAnsi="Times New Roman" w:eastAsia="宋体"/>
+                <w:sz w:val="21"/>
               </w:rPr>
               <w:t>MakeupRequestService</w:t>
             </w:r>
@@ -613,13 +795,19 @@
           </w:tcPr>
           <w:p>
             <w:pPr>
-              <w:spacing w:after="0" w:line="252" w:lineRule="auto"/>
+              <w:spacing w:after="0" w:line="240" w:lineRule="auto"/>
+              <w:ind w:firstLine="0"/>
             </w:pPr>
-            <w:r/>
-            <w:r>
-              <w:rPr>
-                <w:rFonts w:ascii="微软雅黑" w:hAnsi="微软雅黑" w:eastAsia="微软雅黑"/>
-                <w:sz w:val="17"/>
+            <w:r>
+              <w:rPr>
+                <w:rFonts w:ascii="Times New Roman" w:hAnsi="Times New Roman" w:eastAsia="宋体"/>
+                <w:sz w:val="18"/>
+              </w:rPr>
+            </w:r>
+            <w:r>
+              <w:rPr>
+                <w:rFonts w:ascii="Times New Roman" w:hAnsi="Times New Roman" w:eastAsia="宋体"/>
+                <w:sz w:val="21"/>
               </w:rPr>
               <w:t>module/attendance/service</w:t>
             </w:r>
@@ -631,13 +819,19 @@
           </w:tcPr>
           <w:p>
             <w:pPr>
-              <w:spacing w:after="0" w:line="252" w:lineRule="auto"/>
+              <w:spacing w:after="0" w:line="240" w:lineRule="auto"/>
+              <w:ind w:firstLine="0"/>
             </w:pPr>
-            <w:r/>
-            <w:r>
-              <w:rPr>
-                <w:rFonts w:ascii="微软雅黑" w:hAnsi="微软雅黑" w:eastAsia="微软雅黑"/>
-                <w:sz w:val="17"/>
+            <w:r>
+              <w:rPr>
+                <w:rFonts w:ascii="Times New Roman" w:hAnsi="Times New Roman" w:eastAsia="宋体"/>
+                <w:sz w:val="18"/>
+              </w:rPr>
+            </w:r>
+            <w:r>
+              <w:rPr>
+                <w:rFonts w:ascii="Times New Roman" w:hAnsi="Times New Roman" w:eastAsia="宋体"/>
+                <w:sz w:val="21"/>
               </w:rPr>
               <w:t>235</w:t>
             </w:r>
@@ -649,13 +843,19 @@
           </w:tcPr>
           <w:p>
             <w:pPr>
-              <w:spacing w:after="0" w:line="252" w:lineRule="auto"/>
+              <w:spacing w:after="0" w:line="240" w:lineRule="auto"/>
+              <w:ind w:firstLine="0"/>
             </w:pPr>
-            <w:r/>
-            <w:r>
-              <w:rPr>
-                <w:rFonts w:ascii="微软雅黑" w:hAnsi="微软雅黑" w:eastAsia="微软雅黑"/>
-                <w:sz w:val="17"/>
+            <w:r>
+              <w:rPr>
+                <w:rFonts w:ascii="Times New Roman" w:hAnsi="Times New Roman" w:eastAsia="宋体"/>
+                <w:sz w:val="18"/>
+              </w:rPr>
+            </w:r>
+            <w:r>
+              <w:rPr>
+                <w:rFonts w:ascii="Times New Roman" w:hAnsi="Times New Roman" w:eastAsia="宋体"/>
+                <w:sz w:val="21"/>
               </w:rPr>
               <w:t>补卡审批状态机：pending → approved/rejected，通过时回写打卡记录</w:t>
             </w:r>
@@ -669,13 +869,19 @@
           </w:tcPr>
           <w:p>
             <w:pPr>
-              <w:spacing w:after="0" w:line="252" w:lineRule="auto"/>
+              <w:spacing w:after="0" w:line="240" w:lineRule="auto"/>
+              <w:ind w:firstLine="0"/>
             </w:pPr>
-            <w:r/>
-            <w:r>
-              <w:rPr>
-                <w:rFonts w:ascii="微软雅黑" w:hAnsi="微软雅黑" w:eastAsia="微软雅黑"/>
-                <w:sz w:val="17"/>
+            <w:r>
+              <w:rPr>
+                <w:rFonts w:ascii="Times New Roman" w:hAnsi="Times New Roman" w:eastAsia="宋体"/>
+                <w:sz w:val="18"/>
+              </w:rPr>
+            </w:r>
+            <w:r>
+              <w:rPr>
+                <w:rFonts w:ascii="Times New Roman" w:hAnsi="Times New Roman" w:eastAsia="宋体"/>
+                <w:sz w:val="21"/>
               </w:rPr>
               <w:t>DataScopeService</w:t>
             </w:r>
@@ -687,13 +893,19 @@
           </w:tcPr>
           <w:p>
             <w:pPr>
-              <w:spacing w:after="0" w:line="252" w:lineRule="auto"/>
+              <w:spacing w:after="0" w:line="240" w:lineRule="auto"/>
+              <w:ind w:firstLine="0"/>
             </w:pPr>
-            <w:r/>
-            <w:r>
-              <w:rPr>
-                <w:rFonts w:ascii="微软雅黑" w:hAnsi="微软雅黑" w:eastAsia="微软雅黑"/>
-                <w:sz w:val="17"/>
+            <w:r>
+              <w:rPr>
+                <w:rFonts w:ascii="Times New Roman" w:hAnsi="Times New Roman" w:eastAsia="宋体"/>
+                <w:sz w:val="18"/>
+              </w:rPr>
+            </w:r>
+            <w:r>
+              <w:rPr>
+                <w:rFonts w:ascii="Times New Roman" w:hAnsi="Times New Roman" w:eastAsia="宋体"/>
+                <w:sz w:val="21"/>
               </w:rPr>
               <w:t>module/rbac/service</w:t>
             </w:r>
@@ -705,13 +917,19 @@
           </w:tcPr>
           <w:p>
             <w:pPr>
-              <w:spacing w:after="0" w:line="252" w:lineRule="auto"/>
+              <w:spacing w:after="0" w:line="240" w:lineRule="auto"/>
+              <w:ind w:firstLine="0"/>
             </w:pPr>
-            <w:r/>
-            <w:r>
-              <w:rPr>
-                <w:rFonts w:ascii="微软雅黑" w:hAnsi="微软雅黑" w:eastAsia="微软雅黑"/>
-                <w:sz w:val="17"/>
+            <w:r>
+              <w:rPr>
+                <w:rFonts w:ascii="Times New Roman" w:hAnsi="Times New Roman" w:eastAsia="宋体"/>
+                <w:sz w:val="18"/>
+              </w:rPr>
+            </w:r>
+            <w:r>
+              <w:rPr>
+                <w:rFonts w:ascii="Times New Roman" w:hAnsi="Times New Roman" w:eastAsia="宋体"/>
+                <w:sz w:val="21"/>
               </w:rPr>
               <w:t>—</w:t>
             </w:r>
@@ -723,13 +941,19 @@
           </w:tcPr>
           <w:p>
             <w:pPr>
-              <w:spacing w:after="0" w:line="252" w:lineRule="auto"/>
+              <w:spacing w:after="0" w:line="240" w:lineRule="auto"/>
+              <w:ind w:firstLine="0"/>
             </w:pPr>
-            <w:r/>
-            <w:r>
-              <w:rPr>
-                <w:rFonts w:ascii="微软雅黑" w:hAnsi="微软雅黑" w:eastAsia="微软雅黑"/>
-                <w:sz w:val="17"/>
+            <w:r>
+              <w:rPr>
+                <w:rFonts w:ascii="Times New Roman" w:hAnsi="Times New Roman" w:eastAsia="宋体"/>
+                <w:sz w:val="18"/>
+              </w:rPr>
+            </w:r>
+            <w:r>
+              <w:rPr>
+                <w:rFonts w:ascii="Times New Roman" w:hAnsi="Times New Roman" w:eastAsia="宋体"/>
+                <w:sz w:val="21"/>
               </w:rPr>
               <w:t>把角色的 data_scope 换算成 userId 集合；ALL 直接放行，DEPT/SELF 下推 IN 条件</w:t>
             </w:r>
@@ -743,13 +967,19 @@
           </w:tcPr>
           <w:p>
             <w:pPr>
-              <w:spacing w:after="0" w:line="252" w:lineRule="auto"/>
+              <w:spacing w:after="0" w:line="240" w:lineRule="auto"/>
+              <w:ind w:firstLine="0"/>
             </w:pPr>
-            <w:r/>
-            <w:r>
-              <w:rPr>
-                <w:rFonts w:ascii="微软雅黑" w:hAnsi="微软雅黑" w:eastAsia="微软雅黑"/>
-                <w:sz w:val="17"/>
+            <w:r>
+              <w:rPr>
+                <w:rFonts w:ascii="Times New Roman" w:hAnsi="Times New Roman" w:eastAsia="宋体"/>
+                <w:sz w:val="18"/>
+              </w:rPr>
+            </w:r>
+            <w:r>
+              <w:rPr>
+                <w:rFonts w:ascii="Times New Roman" w:hAnsi="Times New Roman" w:eastAsia="宋体"/>
+                <w:sz w:val="21"/>
               </w:rPr>
               <w:t>RbacService</w:t>
             </w:r>
@@ -761,13 +991,19 @@
           </w:tcPr>
           <w:p>
             <w:pPr>
-              <w:spacing w:after="0" w:line="252" w:lineRule="auto"/>
+              <w:spacing w:after="0" w:line="240" w:lineRule="auto"/>
+              <w:ind w:firstLine="0"/>
             </w:pPr>
-            <w:r/>
-            <w:r>
-              <w:rPr>
-                <w:rFonts w:ascii="微软雅黑" w:hAnsi="微软雅黑" w:eastAsia="微软雅黑"/>
-                <w:sz w:val="17"/>
+            <w:r>
+              <w:rPr>
+                <w:rFonts w:ascii="Times New Roman" w:hAnsi="Times New Roman" w:eastAsia="宋体"/>
+                <w:sz w:val="18"/>
+              </w:rPr>
+            </w:r>
+            <w:r>
+              <w:rPr>
+                <w:rFonts w:ascii="Times New Roman" w:hAnsi="Times New Roman" w:eastAsia="宋体"/>
+                <w:sz w:val="21"/>
               </w:rPr>
               <w:t>module/rbac/service</w:t>
             </w:r>
@@ -779,13 +1015,19 @@
           </w:tcPr>
           <w:p>
             <w:pPr>
-              <w:spacing w:after="0" w:line="252" w:lineRule="auto"/>
+              <w:spacing w:after="0" w:line="240" w:lineRule="auto"/>
+              <w:ind w:firstLine="0"/>
             </w:pPr>
-            <w:r/>
-            <w:r>
-              <w:rPr>
-                <w:rFonts w:ascii="微软雅黑" w:hAnsi="微软雅黑" w:eastAsia="微软雅黑"/>
-                <w:sz w:val="17"/>
+            <w:r>
+              <w:rPr>
+                <w:rFonts w:ascii="Times New Roman" w:hAnsi="Times New Roman" w:eastAsia="宋体"/>
+                <w:sz w:val="18"/>
+              </w:rPr>
+            </w:r>
+            <w:r>
+              <w:rPr>
+                <w:rFonts w:ascii="Times New Roman" w:hAnsi="Times New Roman" w:eastAsia="宋体"/>
+                <w:sz w:val="21"/>
               </w:rPr>
               <w:t>—</w:t>
             </w:r>
@@ -797,13 +1039,19 @@
           </w:tcPr>
           <w:p>
             <w:pPr>
-              <w:spacing w:after="0" w:line="252" w:lineRule="auto"/>
+              <w:spacing w:after="0" w:line="240" w:lineRule="auto"/>
+              <w:ind w:firstLine="0"/>
             </w:pPr>
-            <w:r/>
-            <w:r>
-              <w:rPr>
-                <w:rFonts w:ascii="微软雅黑" w:hAnsi="微软雅黑" w:eastAsia="微软雅黑"/>
-                <w:sz w:val="17"/>
+            <w:r>
+              <w:rPr>
+                <w:rFonts w:ascii="Times New Roman" w:hAnsi="Times New Roman" w:eastAsia="宋体"/>
+                <w:sz w:val="18"/>
+              </w:rPr>
+            </w:r>
+            <w:r>
+              <w:rPr>
+                <w:rFonts w:ascii="Times New Roman" w:hAnsi="Times New Roman" w:eastAsia="宋体"/>
+                <w:sz w:val="21"/>
               </w:rPr>
               <w:t>角色-权限映射，带进程内缓存；登录时组装 22 个权限点</w:t>
             </w:r>
@@ -817,13 +1065,19 @@
           </w:tcPr>
           <w:p>
             <w:pPr>
-              <w:spacing w:after="0" w:line="252" w:lineRule="auto"/>
+              <w:spacing w:after="0" w:line="240" w:lineRule="auto"/>
+              <w:ind w:firstLine="0"/>
             </w:pPr>
-            <w:r/>
-            <w:r>
-              <w:rPr>
-                <w:rFonts w:ascii="微软雅黑" w:hAnsi="微软雅黑" w:eastAsia="微软雅黑"/>
-                <w:sz w:val="17"/>
+            <w:r>
+              <w:rPr>
+                <w:rFonts w:ascii="Times New Roman" w:hAnsi="Times New Roman" w:eastAsia="宋体"/>
+                <w:sz w:val="18"/>
+              </w:rPr>
+            </w:r>
+            <w:r>
+              <w:rPr>
+                <w:rFonts w:ascii="Times New Roman" w:hAnsi="Times New Roman" w:eastAsia="宋体"/>
+                <w:sz w:val="21"/>
               </w:rPr>
               <w:t>AuditLogAspect</w:t>
             </w:r>
@@ -835,13 +1089,19 @@
           </w:tcPr>
           <w:p>
             <w:pPr>
-              <w:spacing w:after="0" w:line="252" w:lineRule="auto"/>
+              <w:spacing w:after="0" w:line="240" w:lineRule="auto"/>
+              <w:ind w:firstLine="0"/>
             </w:pPr>
-            <w:r/>
-            <w:r>
-              <w:rPr>
-                <w:rFonts w:ascii="微软雅黑" w:hAnsi="微软雅黑" w:eastAsia="微软雅黑"/>
-                <w:sz w:val="17"/>
+            <w:r>
+              <w:rPr>
+                <w:rFonts w:ascii="Times New Roman" w:hAnsi="Times New Roman" w:eastAsia="宋体"/>
+                <w:sz w:val="18"/>
+              </w:rPr>
+            </w:r>
+            <w:r>
+              <w:rPr>
+                <w:rFonts w:ascii="Times New Roman" w:hAnsi="Times New Roman" w:eastAsia="宋体"/>
+                <w:sz w:val="21"/>
               </w:rPr>
               <w:t>module/audit/aspect</w:t>
             </w:r>
@@ -853,13 +1113,19 @@
           </w:tcPr>
           <w:p>
             <w:pPr>
-              <w:spacing w:after="0" w:line="252" w:lineRule="auto"/>
+              <w:spacing w:after="0" w:line="240" w:lineRule="auto"/>
+              <w:ind w:firstLine="0"/>
             </w:pPr>
-            <w:r/>
-            <w:r>
-              <w:rPr>
-                <w:rFonts w:ascii="微软雅黑" w:hAnsi="微软雅黑" w:eastAsia="微软雅黑"/>
-                <w:sz w:val="17"/>
+            <w:r>
+              <w:rPr>
+                <w:rFonts w:ascii="Times New Roman" w:hAnsi="Times New Roman" w:eastAsia="宋体"/>
+                <w:sz w:val="18"/>
+              </w:rPr>
+            </w:r>
+            <w:r>
+              <w:rPr>
+                <w:rFonts w:ascii="Times New Roman" w:hAnsi="Times New Roman" w:eastAsia="宋体"/>
+                <w:sz w:val="21"/>
               </w:rPr>
               <w:t>128</w:t>
             </w:r>
@@ -871,13 +1137,19 @@
           </w:tcPr>
           <w:p>
             <w:pPr>
-              <w:spacing w:after="0" w:line="252" w:lineRule="auto"/>
+              <w:spacing w:after="0" w:line="240" w:lineRule="auto"/>
+              <w:ind w:firstLine="0"/>
             </w:pPr>
-            <w:r/>
-            <w:r>
-              <w:rPr>
-                <w:rFonts w:ascii="微软雅黑" w:hAnsi="微软雅黑" w:eastAsia="微软雅黑"/>
-                <w:sz w:val="17"/>
+            <w:r>
+              <w:rPr>
+                <w:rFonts w:ascii="Times New Roman" w:hAnsi="Times New Roman" w:eastAsia="宋体"/>
+                <w:sz w:val="18"/>
+              </w:rPr>
+            </w:r>
+            <w:r>
+              <w:rPr>
+                <w:rFonts w:ascii="Times New Roman" w:hAnsi="Times New Roman" w:eastAsia="宋体"/>
+                <w:sz w:val="21"/>
               </w:rPr>
               <w:t>环绕 @Audited 方法，成功失败都落库，写入 traceId 与耗时</w:t>
             </w:r>
@@ -891,13 +1163,19 @@
           </w:tcPr>
           <w:p>
             <w:pPr>
-              <w:spacing w:after="0" w:line="252" w:lineRule="auto"/>
+              <w:spacing w:after="0" w:line="240" w:lineRule="auto"/>
+              <w:ind w:firstLine="0"/>
             </w:pPr>
-            <w:r/>
-            <w:r>
-              <w:rPr>
-                <w:rFonts w:ascii="微软雅黑" w:hAnsi="微软雅黑" w:eastAsia="微软雅黑"/>
-                <w:sz w:val="17"/>
+            <w:r>
+              <w:rPr>
+                <w:rFonts w:ascii="Times New Roman" w:hAnsi="Times New Roman" w:eastAsia="宋体"/>
+                <w:sz w:val="18"/>
+              </w:rPr>
+            </w:r>
+            <w:r>
+              <w:rPr>
+                <w:rFonts w:ascii="Times New Roman" w:hAnsi="Times New Roman" w:eastAsia="宋体"/>
+                <w:sz w:val="21"/>
               </w:rPr>
               <w:t>RequestObservabilityFilter</w:t>
             </w:r>
@@ -909,13 +1187,19 @@
           </w:tcPr>
           <w:p>
             <w:pPr>
-              <w:spacing w:after="0" w:line="252" w:lineRule="auto"/>
+              <w:spacing w:after="0" w:line="240" w:lineRule="auto"/>
+              <w:ind w:firstLine="0"/>
             </w:pPr>
-            <w:r/>
-            <w:r>
-              <w:rPr>
-                <w:rFonts w:ascii="微软雅黑" w:hAnsi="微软雅黑" w:eastAsia="微软雅黑"/>
-                <w:sz w:val="17"/>
+            <w:r>
+              <w:rPr>
+                <w:rFonts w:ascii="Times New Roman" w:hAnsi="Times New Roman" w:eastAsia="宋体"/>
+                <w:sz w:val="18"/>
+              </w:rPr>
+            </w:r>
+            <w:r>
+              <w:rPr>
+                <w:rFonts w:ascii="Times New Roman" w:hAnsi="Times New Roman" w:eastAsia="宋体"/>
+                <w:sz w:val="21"/>
               </w:rPr>
               <w:t>config</w:t>
             </w:r>
@@ -927,13 +1211,19 @@
           </w:tcPr>
           <w:p>
             <w:pPr>
-              <w:spacing w:after="0" w:line="252" w:lineRule="auto"/>
+              <w:spacing w:after="0" w:line="240" w:lineRule="auto"/>
+              <w:ind w:firstLine="0"/>
             </w:pPr>
-            <w:r/>
-            <w:r>
-              <w:rPr>
-                <w:rFonts w:ascii="微软雅黑" w:hAnsi="微软雅黑" w:eastAsia="微软雅黑"/>
-                <w:sz w:val="17"/>
+            <w:r>
+              <w:rPr>
+                <w:rFonts w:ascii="Times New Roman" w:hAnsi="Times New Roman" w:eastAsia="宋体"/>
+                <w:sz w:val="18"/>
+              </w:rPr>
+            </w:r>
+            <w:r>
+              <w:rPr>
+                <w:rFonts w:ascii="Times New Roman" w:hAnsi="Times New Roman" w:eastAsia="宋体"/>
+                <w:sz w:val="21"/>
               </w:rPr>
               <w:t>86</w:t>
             </w:r>
@@ -945,13 +1235,19 @@
           </w:tcPr>
           <w:p>
             <w:pPr>
-              <w:spacing w:after="0" w:line="252" w:lineRule="auto"/>
+              <w:spacing w:after="0" w:line="240" w:lineRule="auto"/>
+              <w:ind w:firstLine="0"/>
             </w:pPr>
-            <w:r/>
-            <w:r>
-              <w:rPr>
-                <w:rFonts w:ascii="微软雅黑" w:hAnsi="微软雅黑" w:eastAsia="微软雅黑"/>
-                <w:sz w:val="17"/>
+            <w:r>
+              <w:rPr>
+                <w:rFonts w:ascii="Times New Roman" w:hAnsi="Times New Roman" w:eastAsia="宋体"/>
+                <w:sz w:val="18"/>
+              </w:rPr>
+            </w:r>
+            <w:r>
+              <w:rPr>
+                <w:rFonts w:ascii="Times New Roman" w:hAnsi="Times New Roman" w:eastAsia="宋体"/>
+                <w:sz w:val="21"/>
               </w:rPr>
               <w:t>每个请求生成 traceId（MDC + X-Trace-Id），记录 RED 指标</w:t>
             </w:r>
@@ -965,13 +1261,19 @@
           </w:tcPr>
           <w:p>
             <w:pPr>
-              <w:spacing w:after="0" w:line="252" w:lineRule="auto"/>
+              <w:spacing w:after="0" w:line="240" w:lineRule="auto"/>
+              <w:ind w:firstLine="0"/>
             </w:pPr>
-            <w:r/>
-            <w:r>
-              <w:rPr>
-                <w:rFonts w:ascii="微软雅黑" w:hAnsi="微软雅黑" w:eastAsia="微软雅黑"/>
-                <w:sz w:val="17"/>
+            <w:r>
+              <w:rPr>
+                <w:rFonts w:ascii="Times New Roman" w:hAnsi="Times New Roman" w:eastAsia="宋体"/>
+                <w:sz w:val="18"/>
+              </w:rPr>
+            </w:r>
+            <w:r>
+              <w:rPr>
+                <w:rFonts w:ascii="Times New Roman" w:hAnsi="Times New Roman" w:eastAsia="宋体"/>
+                <w:sz w:val="21"/>
               </w:rPr>
               <w:t>JwtAuthenticationFilter</w:t>
             </w:r>
@@ -983,13 +1285,19 @@
           </w:tcPr>
           <w:p>
             <w:pPr>
-              <w:spacing w:after="0" w:line="252" w:lineRule="auto"/>
+              <w:spacing w:after="0" w:line="240" w:lineRule="auto"/>
+              <w:ind w:firstLine="0"/>
             </w:pPr>
-            <w:r/>
-            <w:r>
-              <w:rPr>
-                <w:rFonts w:ascii="微软雅黑" w:hAnsi="微软雅黑" w:eastAsia="微软雅黑"/>
-                <w:sz w:val="17"/>
+            <w:r>
+              <w:rPr>
+                <w:rFonts w:ascii="Times New Roman" w:hAnsi="Times New Roman" w:eastAsia="宋体"/>
+                <w:sz w:val="18"/>
+              </w:rPr>
+            </w:r>
+            <w:r>
+              <w:rPr>
+                <w:rFonts w:ascii="Times New Roman" w:hAnsi="Times New Roman" w:eastAsia="宋体"/>
+                <w:sz w:val="21"/>
               </w:rPr>
               <w:t>security</w:t>
             </w:r>
@@ -1001,13 +1309,19 @@
           </w:tcPr>
           <w:p>
             <w:pPr>
-              <w:spacing w:after="0" w:line="252" w:lineRule="auto"/>
+              <w:spacing w:after="0" w:line="240" w:lineRule="auto"/>
+              <w:ind w:firstLine="0"/>
             </w:pPr>
-            <w:r/>
-            <w:r>
-              <w:rPr>
-                <w:rFonts w:ascii="微软雅黑" w:hAnsi="微软雅黑" w:eastAsia="微软雅黑"/>
-                <w:sz w:val="17"/>
+            <w:r>
+              <w:rPr>
+                <w:rFonts w:ascii="Times New Roman" w:hAnsi="Times New Roman" w:eastAsia="宋体"/>
+                <w:sz w:val="18"/>
+              </w:rPr>
+            </w:r>
+            <w:r>
+              <w:rPr>
+                <w:rFonts w:ascii="Times New Roman" w:hAnsi="Times New Roman" w:eastAsia="宋体"/>
+                <w:sz w:val="21"/>
               </w:rPr>
               <w:t>—</w:t>
             </w:r>
@@ -1019,13 +1333,19 @@
           </w:tcPr>
           <w:p>
             <w:pPr>
-              <w:spacing w:after="0" w:line="252" w:lineRule="auto"/>
+              <w:spacing w:after="0" w:line="240" w:lineRule="auto"/>
+              <w:ind w:firstLine="0"/>
             </w:pPr>
-            <w:r/>
-            <w:r>
-              <w:rPr>
-                <w:rFonts w:ascii="微软雅黑" w:hAnsi="微软雅黑" w:eastAsia="微软雅黑"/>
-                <w:sz w:val="17"/>
+            <w:r>
+              <w:rPr>
+                <w:rFonts w:ascii="Times New Roman" w:hAnsi="Times New Roman" w:eastAsia="宋体"/>
+                <w:sz w:val="18"/>
+              </w:rPr>
+            </w:r>
+            <w:r>
+              <w:rPr>
+                <w:rFonts w:ascii="Times New Roman" w:hAnsi="Times New Roman" w:eastAsia="宋体"/>
+                <w:sz w:val="21"/>
               </w:rPr>
               <w:t>解析 Bearer token → SecurityContext；401 时走统一 JSON 响应</w:t>
             </w:r>
@@ -1039,13 +1359,19 @@
           </w:tcPr>
           <w:p>
             <w:pPr>
-              <w:spacing w:after="0" w:line="252" w:lineRule="auto"/>
+              <w:spacing w:after="0" w:line="240" w:lineRule="auto"/>
+              <w:ind w:firstLine="0"/>
             </w:pPr>
-            <w:r/>
-            <w:r>
-              <w:rPr>
-                <w:rFonts w:ascii="微软雅黑" w:hAnsi="微软雅黑" w:eastAsia="微软雅黑"/>
-                <w:sz w:val="17"/>
+            <w:r>
+              <w:rPr>
+                <w:rFonts w:ascii="Times New Roman" w:hAnsi="Times New Roman" w:eastAsia="宋体"/>
+                <w:sz w:val="18"/>
+              </w:rPr>
+            </w:r>
+            <w:r>
+              <w:rPr>
+                <w:rFonts w:ascii="Times New Roman" w:hAnsi="Times New Roman" w:eastAsia="宋体"/>
+                <w:sz w:val="21"/>
               </w:rPr>
               <w:t>GlobalExceptionHandler</w:t>
             </w:r>
@@ -1057,13 +1383,19 @@
           </w:tcPr>
           <w:p>
             <w:pPr>
-              <w:spacing w:after="0" w:line="252" w:lineRule="auto"/>
+              <w:spacing w:after="0" w:line="240" w:lineRule="auto"/>
+              <w:ind w:firstLine="0"/>
             </w:pPr>
-            <w:r/>
-            <w:r>
-              <w:rPr>
-                <w:rFonts w:ascii="微软雅黑" w:hAnsi="微软雅黑" w:eastAsia="微软雅黑"/>
-                <w:sz w:val="17"/>
+            <w:r>
+              <w:rPr>
+                <w:rFonts w:ascii="Times New Roman" w:hAnsi="Times New Roman" w:eastAsia="宋体"/>
+                <w:sz w:val="18"/>
+              </w:rPr>
+            </w:r>
+            <w:r>
+              <w:rPr>
+                <w:rFonts w:ascii="Times New Roman" w:hAnsi="Times New Roman" w:eastAsia="宋体"/>
+                <w:sz w:val="21"/>
               </w:rPr>
               <w:t>common/exception</w:t>
             </w:r>
@@ -1075,13 +1407,19 @@
           </w:tcPr>
           <w:p>
             <w:pPr>
-              <w:spacing w:after="0" w:line="252" w:lineRule="auto"/>
+              <w:spacing w:after="0" w:line="240" w:lineRule="auto"/>
+              <w:ind w:firstLine="0"/>
             </w:pPr>
-            <w:r/>
-            <w:r>
-              <w:rPr>
-                <w:rFonts w:ascii="微软雅黑" w:hAnsi="微软雅黑" w:eastAsia="微软雅黑"/>
-                <w:sz w:val="17"/>
+            <w:r>
+              <w:rPr>
+                <w:rFonts w:ascii="Times New Roman" w:hAnsi="Times New Roman" w:eastAsia="宋体"/>
+                <w:sz w:val="18"/>
+              </w:rPr>
+            </w:r>
+            <w:r>
+              <w:rPr>
+                <w:rFonts w:ascii="Times New Roman" w:hAnsi="Times New Roman" w:eastAsia="宋体"/>
+                <w:sz w:val="21"/>
               </w:rPr>
               <w:t>152</w:t>
             </w:r>
@@ -1093,13 +1431,19 @@
           </w:tcPr>
           <w:p>
             <w:pPr>
-              <w:spacing w:after="0" w:line="252" w:lineRule="auto"/>
+              <w:spacing w:after="0" w:line="240" w:lineRule="auto"/>
+              <w:ind w:firstLine="0"/>
             </w:pPr>
-            <w:r/>
-            <w:r>
-              <w:rPr>
-                <w:rFonts w:ascii="微软雅黑" w:hAnsi="微软雅黑" w:eastAsia="微软雅黑"/>
-                <w:sz w:val="17"/>
+            <w:r>
+              <w:rPr>
+                <w:rFonts w:ascii="Times New Roman" w:hAnsi="Times New Roman" w:eastAsia="宋体"/>
+                <w:sz w:val="18"/>
+              </w:rPr>
+            </w:r>
+            <w:r>
+              <w:rPr>
+                <w:rFonts w:ascii="Times New Roman" w:hAnsi="Times New Roman" w:eastAsia="宋体"/>
+                <w:sz w:val="21"/>
               </w:rPr>
               <w:t>业务异常/参数校验/未捕获异常统一转 ApiResponse，并累加错误指标</w:t>
             </w:r>
@@ -1111,26 +1455,39 @@
     <w:p>
       <w:pPr>
         <w:pStyle w:val="Heading1"/>
+        <w:ind w:firstLine="0"/>
       </w:pPr>
       <w:r>
+        <w:rPr>
+          <w:rFonts w:ascii="Times New Roman" w:hAnsi="Times New Roman" w:eastAsia="黑体"/>
+          <w:b/>
+          <w:sz w:val="32"/>
+        </w:rPr>
         <w:t>3　打卡上报详细设计</w:t>
       </w:r>
     </w:p>
     <w:p>
       <w:pPr>
         <w:pStyle w:val="Heading2"/>
+        <w:ind w:firstLine="0"/>
       </w:pPr>
       <w:r>
+        <w:rPr>
+          <w:rFonts w:ascii="Times New Roman" w:hAnsi="Times New Roman" w:eastAsia="黑体"/>
+          <w:b/>
+          <w:sz w:val="28"/>
+        </w:rPr>
         <w:t>3.1　入口与共用逻辑</w:t>
       </w:r>
     </w:p>
     <w:p>
       <w:pPr>
-        <w:spacing w:after="120"/>
+        <w:spacing w:after="120" w:line="360" w:lineRule="auto"/>
+        <w:ind w:firstLine="420"/>
       </w:pPr>
       <w:r>
         <w:rPr>
-          <w:rFonts w:ascii="微软雅黑" w:hAnsi="微软雅黑" w:eastAsia="微软雅黑"/>
+          <w:rFonts w:ascii="Times New Roman" w:hAnsi="Times New Roman" w:eastAsia="宋体"/>
           <w:b w:val="0"/>
           <w:sz w:val="21"/>
         </w:rPr>
@@ -1151,21 +1508,31 @@
         <w:gridCol w:w="1872"/>
       </w:tblGrid>
       <w:tr>
+        <w:trPr>
+          <w:tblHeader/>
+        </w:trPr>
         <w:tc>
           <w:tcPr>
             <w:tcW w:type="dxa" w:w="1296"/>
-            <w:shd w:val="clear" w:fill="DCE6F1"/>
+            <w:shd w:val="clear" w:fill="E8EEF6" w:color="auto"/>
           </w:tcPr>
           <w:p>
             <w:pPr>
-              <w:spacing w:after="0"/>
+              <w:spacing w:after="0" w:line="240" w:lineRule="auto"/>
+              <w:ind w:firstLine="0"/>
+              <w:jc w:val="center"/>
             </w:pPr>
-            <w:r/>
-            <w:r>
-              <w:rPr>
-                <w:rFonts w:ascii="微软雅黑" w:hAnsi="微软雅黑" w:eastAsia="微软雅黑"/>
+            <w:r>
+              <w:rPr>
+                <w:rFonts w:ascii="Times New Roman" w:hAnsi="Times New Roman" w:eastAsia="宋体"/>
+                <w:sz w:val="18"/>
+              </w:rPr>
+            </w:r>
+            <w:r>
+              <w:rPr>
+                <w:rFonts w:ascii="Times New Roman" w:hAnsi="Times New Roman" w:eastAsia="宋体"/>
                 <w:b/>
-                <w:sz w:val="17"/>
+                <w:sz w:val="21"/>
               </w:rPr>
               <w:t>入口</w:t>
             </w:r>
@@ -1174,18 +1541,25 @@
         <w:tc>
           <w:tcPr>
             <w:tcW w:type="dxa" w:w="5760"/>
-            <w:shd w:val="clear" w:fill="DCE6F1"/>
+            <w:shd w:val="clear" w:fill="E8EEF6" w:color="auto"/>
           </w:tcPr>
           <w:p>
             <w:pPr>
-              <w:spacing w:after="0"/>
+              <w:spacing w:after="0" w:line="240" w:lineRule="auto"/>
+              <w:ind w:firstLine="0"/>
+              <w:jc w:val="center"/>
             </w:pPr>
-            <w:r/>
-            <w:r>
-              <w:rPr>
-                <w:rFonts w:ascii="微软雅黑" w:hAnsi="微软雅黑" w:eastAsia="微软雅黑"/>
+            <w:r>
+              <w:rPr>
+                <w:rFonts w:ascii="Times New Roman" w:hAnsi="Times New Roman" w:eastAsia="宋体"/>
+                <w:sz w:val="18"/>
+              </w:rPr>
+            </w:r>
+            <w:r>
+              <w:rPr>
+                <w:rFonts w:ascii="Times New Roman" w:hAnsi="Times New Roman" w:eastAsia="宋体"/>
                 <w:b/>
-                <w:sz w:val="17"/>
+                <w:sz w:val="21"/>
               </w:rPr>
               <w:t>触发方式</w:t>
             </w:r>
@@ -1194,18 +1568,25 @@
         <w:tc>
           <w:tcPr>
             <w:tcW w:type="dxa" w:w="1872"/>
-            <w:shd w:val="clear" w:fill="DCE6F1"/>
+            <w:shd w:val="clear" w:fill="E8EEF6" w:color="auto"/>
           </w:tcPr>
           <w:p>
             <w:pPr>
-              <w:spacing w:after="0"/>
+              <w:spacing w:after="0" w:line="240" w:lineRule="auto"/>
+              <w:ind w:firstLine="0"/>
+              <w:jc w:val="center"/>
             </w:pPr>
-            <w:r/>
-            <w:r>
-              <w:rPr>
-                <w:rFonts w:ascii="微软雅黑" w:hAnsi="微软雅黑" w:eastAsia="微软雅黑"/>
+            <w:r>
+              <w:rPr>
+                <w:rFonts w:ascii="Times New Roman" w:hAnsi="Times New Roman" w:eastAsia="宋体"/>
+                <w:sz w:val="18"/>
+              </w:rPr>
+            </w:r>
+            <w:r>
+              <w:rPr>
+                <w:rFonts w:ascii="Times New Roman" w:hAnsi="Times New Roman" w:eastAsia="宋体"/>
                 <w:b/>
-                <w:sz w:val="17"/>
+                <w:sz w:val="21"/>
               </w:rPr>
               <w:t>source 取值</w:t>
             </w:r>
@@ -1219,13 +1600,19 @@
           </w:tcPr>
           <w:p>
             <w:pPr>
-              <w:spacing w:after="0" w:line="252" w:lineRule="auto"/>
+              <w:spacing w:after="0" w:line="240" w:lineRule="auto"/>
+              <w:ind w:firstLine="0"/>
             </w:pPr>
-            <w:r/>
-            <w:r>
-              <w:rPr>
-                <w:rFonts w:ascii="微软雅黑" w:hAnsi="微软雅黑" w:eastAsia="微软雅黑"/>
-                <w:sz w:val="17"/>
+            <w:r>
+              <w:rPr>
+                <w:rFonts w:ascii="Times New Roman" w:hAnsi="Times New Roman" w:eastAsia="宋体"/>
+                <w:sz w:val="18"/>
+              </w:rPr>
+            </w:r>
+            <w:r>
+              <w:rPr>
+                <w:rFonts w:ascii="Times New Roman" w:hAnsi="Times New Roman" w:eastAsia="宋体"/>
+                <w:sz w:val="21"/>
               </w:rPr>
               <w:t>MQTT</w:t>
             </w:r>
@@ -1237,13 +1624,19 @@
           </w:tcPr>
           <w:p>
             <w:pPr>
-              <w:spacing w:after="0" w:line="252" w:lineRule="auto"/>
+              <w:spacing w:after="0" w:line="240" w:lineRule="auto"/>
+              <w:ind w:firstLine="0"/>
             </w:pPr>
-            <w:r/>
-            <w:r>
-              <w:rPr>
-                <w:rFonts w:ascii="微软雅黑" w:hAnsi="微软雅黑" w:eastAsia="微软雅黑"/>
-                <w:sz w:val="17"/>
+            <w:r>
+              <w:rPr>
+                <w:rFonts w:ascii="Times New Roman" w:hAnsi="Times New Roman" w:eastAsia="宋体"/>
+                <w:sz w:val="18"/>
+              </w:rPr>
+            </w:r>
+            <w:r>
+              <w:rPr>
+                <w:rFonts w:ascii="Times New Roman" w:hAnsi="Times New Roman" w:eastAsia="宋体"/>
+                <w:sz w:val="21"/>
               </w:rPr>
               <w:t>订阅 attendance/checkin（客户端 ID teampulse-backend-1）</w:t>
             </w:r>
@@ -1255,13 +1648,19 @@
           </w:tcPr>
           <w:p>
             <w:pPr>
-              <w:spacing w:after="0" w:line="252" w:lineRule="auto"/>
+              <w:spacing w:after="0" w:line="240" w:lineRule="auto"/>
+              <w:ind w:firstLine="0"/>
             </w:pPr>
-            <w:r/>
-            <w:r>
-              <w:rPr>
-                <w:rFonts w:ascii="微软雅黑" w:hAnsi="微软雅黑" w:eastAsia="微软雅黑"/>
-                <w:sz w:val="17"/>
+            <w:r>
+              <w:rPr>
+                <w:rFonts w:ascii="Times New Roman" w:hAnsi="Times New Roman" w:eastAsia="宋体"/>
+                <w:sz w:val="18"/>
+              </w:rPr>
+            </w:r>
+            <w:r>
+              <w:rPr>
+                <w:rFonts w:ascii="Times New Roman" w:hAnsi="Times New Roman" w:eastAsia="宋体"/>
+                <w:sz w:val="21"/>
               </w:rPr>
               <w:t>MQTT</w:t>
             </w:r>
@@ -1275,13 +1674,19 @@
           </w:tcPr>
           <w:p>
             <w:pPr>
-              <w:spacing w:after="0" w:line="252" w:lineRule="auto"/>
+              <w:spacing w:after="0" w:line="240" w:lineRule="auto"/>
+              <w:ind w:firstLine="0"/>
             </w:pPr>
-            <w:r/>
-            <w:r>
-              <w:rPr>
-                <w:rFonts w:ascii="微软雅黑" w:hAnsi="微软雅黑" w:eastAsia="微软雅黑"/>
-                <w:sz w:val="17"/>
+            <w:r>
+              <w:rPr>
+                <w:rFonts w:ascii="Times New Roman" w:hAnsi="Times New Roman" w:eastAsia="宋体"/>
+                <w:sz w:val="18"/>
+              </w:rPr>
+            </w:r>
+            <w:r>
+              <w:rPr>
+                <w:rFonts w:ascii="Times New Roman" w:hAnsi="Times New Roman" w:eastAsia="宋体"/>
+                <w:sz w:val="21"/>
               </w:rPr>
               <w:t>HTTP</w:t>
             </w:r>
@@ -1293,13 +1698,19 @@
           </w:tcPr>
           <w:p>
             <w:pPr>
-              <w:spacing w:after="0" w:line="252" w:lineRule="auto"/>
+              <w:spacing w:after="0" w:line="240" w:lineRule="auto"/>
+              <w:ind w:firstLine="0"/>
             </w:pPr>
-            <w:r/>
-            <w:r>
-              <w:rPr>
-                <w:rFonts w:ascii="微软雅黑" w:hAnsi="微软雅黑" w:eastAsia="微软雅黑"/>
-                <w:sz w:val="17"/>
+            <w:r>
+              <w:rPr>
+                <w:rFonts w:ascii="Times New Roman" w:hAnsi="Times New Roman" w:eastAsia="宋体"/>
+                <w:sz w:val="18"/>
+              </w:rPr>
+            </w:r>
+            <w:r>
+              <w:rPr>
+                <w:rFonts w:ascii="Times New Roman" w:hAnsi="Times New Roman" w:eastAsia="宋体"/>
+                <w:sz w:val="21"/>
               </w:rPr>
               <w:t>IotIngestController → POST /iot/v1/punch</w:t>
             </w:r>
@@ -1311,13 +1722,19 @@
           </w:tcPr>
           <w:p>
             <w:pPr>
-              <w:spacing w:after="0" w:line="252" w:lineRule="auto"/>
+              <w:spacing w:after="0" w:line="240" w:lineRule="auto"/>
+              <w:ind w:firstLine="0"/>
             </w:pPr>
-            <w:r/>
-            <w:r>
-              <w:rPr>
-                <w:rFonts w:ascii="微软雅黑" w:hAnsi="微软雅黑" w:eastAsia="微软雅黑"/>
-                <w:sz w:val="17"/>
+            <w:r>
+              <w:rPr>
+                <w:rFonts w:ascii="Times New Roman" w:hAnsi="Times New Roman" w:eastAsia="宋体"/>
+                <w:sz w:val="18"/>
+              </w:rPr>
+            </w:r>
+            <w:r>
+              <w:rPr>
+                <w:rFonts w:ascii="Times New Roman" w:hAnsi="Times New Roman" w:eastAsia="宋体"/>
+                <w:sz w:val="21"/>
               </w:rPr>
               <w:t>HTTP</w:t>
             </w:r>
@@ -1329,8 +1746,14 @@
     <w:p>
       <w:pPr>
         <w:pStyle w:val="Heading2"/>
+        <w:ind w:firstLine="0"/>
       </w:pPr>
       <w:r>
+        <w:rPr>
+          <w:rFonts w:ascii="Times New Roman" w:hAnsi="Times New Roman" w:eastAsia="黑体"/>
+          <w:b/>
+          <w:sz w:val="28"/>
+        </w:rPr>
         <w:t>3.2　处理顺序（与代码一致）</w:t>
       </w:r>
     </w:p>
@@ -1352,12 +1775,18 @@
           <w:p>
             <w:pPr>
               <w:spacing w:after="0" w:line="240" w:lineRule="auto"/>
+              <w:ind w:firstLine="0"/>
             </w:pPr>
-            <w:r/>
-            <w:r>
-              <w:rPr>
-                <w:rFonts w:ascii="Consolas" w:hAnsi="Consolas" w:eastAsia="Consolas"/>
-                <w:sz w:val="16"/>
+            <w:r>
+              <w:rPr>
+                <w:rFonts w:ascii="Times New Roman" w:hAnsi="Times New Roman" w:eastAsia="Consolas"/>
+                <w:sz w:val="17"/>
+              </w:rPr>
+            </w:r>
+            <w:r>
+              <w:rPr>
+                <w:rFonts w:ascii="Consolas" w:hAnsi="Consolas" w:eastAsia="宋体"/>
+                <w:sz w:val="18"/>
               </w:rPr>
               <w:t>handlePunch(msg, source):</w:t>
             </w:r>
@@ -1365,11 +1794,12 @@
           <w:p>
             <w:pPr>
               <w:spacing w:after="0" w:line="240" w:lineRule="auto"/>
+              <w:ind w:firstLine="0"/>
             </w:pPr>
             <w:r>
               <w:rPr>
-                <w:rFonts w:ascii="Consolas" w:hAnsi="Consolas" w:eastAsia="Consolas"/>
-                <w:sz w:val="16"/>
+                <w:rFonts w:ascii="Consolas" w:hAnsi="Consolas" w:eastAsia="宋体"/>
+                <w:sz w:val="18"/>
               </w:rPr>
               <w:t xml:space="preserve">  1. 参数基本校验（sn/工号/时间/nonce/sign 非空）        → 60005</w:t>
             </w:r>
@@ -1377,11 +1807,12 @@
           <w:p>
             <w:pPr>
               <w:spacing w:after="0" w:line="240" w:lineRule="auto"/>
+              <w:ind w:firstLine="0"/>
             </w:pPr>
             <w:r>
               <w:rPr>
-                <w:rFonts w:ascii="Consolas" w:hAnsi="Consolas" w:eastAsia="Consolas"/>
-                <w:sz w:val="16"/>
+                <w:rFonts w:ascii="Consolas" w:hAnsi="Consolas" w:eastAsia="宋体"/>
+                <w:sz w:val="18"/>
               </w:rPr>
               <w:t xml:space="preserve">  2. DeviceSignatureVerifier.verify(...)</w:t>
             </w:r>
@@ -1389,11 +1820,12 @@
           <w:p>
             <w:pPr>
               <w:spacing w:after="0" w:line="240" w:lineRule="auto"/>
+              <w:ind w:firstLine="0"/>
             </w:pPr>
             <w:r>
               <w:rPr>
-                <w:rFonts w:ascii="Consolas" w:hAnsi="Consolas" w:eastAsia="Consolas"/>
-                <w:sz w:val="16"/>
+                <w:rFonts w:ascii="Consolas" w:hAnsi="Consolas" w:eastAsia="宋体"/>
+                <w:sz w:val="18"/>
               </w:rPr>
               <w:t xml:space="preserve">       a. 按 deviceSn 查设备                              → 60001 未注册 / 60002 已禁用</w:t>
             </w:r>
@@ -1401,11 +1833,12 @@
           <w:p>
             <w:pPr>
               <w:spacing w:after="0" w:line="240" w:lineRule="auto"/>
+              <w:ind w:firstLine="0"/>
             </w:pPr>
             <w:r>
               <w:rPr>
-                <w:rFonts w:ascii="Consolas" w:hAnsi="Consolas" w:eastAsia="Consolas"/>
-                <w:sz w:val="16"/>
+                <w:rFonts w:ascii="Consolas" w:hAnsi="Consolas" w:eastAsia="宋体"/>
+                <w:sz w:val="18"/>
               </w:rPr>
               <w:t xml:space="preserve">       b. 校验 |设备时间 - 服务端时间| &lt;= 300s             → 60006 时钟漂移</w:t>
             </w:r>
@@ -1413,11 +1846,12 @@
           <w:p>
             <w:pPr>
               <w:spacing w:after="0" w:line="240" w:lineRule="auto"/>
+              <w:ind w:firstLine="0"/>
             </w:pPr>
             <w:r>
               <w:rPr>
-                <w:rFonts w:ascii="Consolas" w:hAnsi="Consolas" w:eastAsia="Consolas"/>
-                <w:sz w:val="16"/>
+                <w:rFonts w:ascii="Consolas" w:hAnsi="Consolas" w:eastAsia="宋体"/>
+                <w:sz w:val="18"/>
               </w:rPr>
               <w:t xml:space="preserve">       c. canonical = sn|empNo|punchTime|nonce</w:t>
             </w:r>
@@ -1425,11 +1859,12 @@
           <w:p>
             <w:pPr>
               <w:spacing w:after="0" w:line="240" w:lineRule="auto"/>
+              <w:ind w:firstLine="0"/>
             </w:pPr>
             <w:r>
               <w:rPr>
-                <w:rFonts w:ascii="Consolas" w:hAnsi="Consolas" w:eastAsia="Consolas"/>
-                <w:sz w:val="16"/>
+                <w:rFonts w:ascii="Consolas" w:hAnsi="Consolas" w:eastAsia="宋体"/>
+                <w:sz w:val="18"/>
               </w:rPr>
               <w:t xml:space="preserve">          sign == HEX(HMAC-SHA256(secret, canonical))     → 60003 签名错误</w:t>
             </w:r>
@@ -1437,11 +1872,12 @@
           <w:p>
             <w:pPr>
               <w:spacing w:after="0" w:line="240" w:lineRule="auto"/>
+              <w:ind w:firstLine="0"/>
             </w:pPr>
             <w:r>
               <w:rPr>
-                <w:rFonts w:ascii="Consolas" w:hAnsi="Consolas" w:eastAsia="Consolas"/>
-                <w:sz w:val="16"/>
+                <w:rFonts w:ascii="Consolas" w:hAnsi="Consolas" w:eastAsia="宋体"/>
+                <w:sz w:val="18"/>
               </w:rPr>
               <w:t xml:space="preserve">  3. NonceDedupService.claim(nonce, ttl=600s)             → 首次返回 true</w:t>
             </w:r>
@@ -1449,11 +1885,12 @@
           <w:p>
             <w:pPr>
               <w:spacing w:after="0" w:line="240" w:lineRule="auto"/>
+              <w:ind w:firstLine="0"/>
             </w:pPr>
             <w:r>
               <w:rPr>
-                <w:rFonts w:ascii="Consolas" w:hAnsi="Consolas" w:eastAsia="Consolas"/>
-                <w:sz w:val="16"/>
+                <w:rFonts w:ascii="Consolas" w:hAnsi="Consolas" w:eastAsia="宋体"/>
+                <w:sz w:val="18"/>
               </w:rPr>
               <w:t xml:space="preserve">       Redis SET NX EX；Redis 不可用 → 本地 ConcurrentHashMap + 过期清理</w:t>
             </w:r>
@@ -1461,11 +1898,12 @@
           <w:p>
             <w:pPr>
               <w:spacing w:after="0" w:line="240" w:lineRule="auto"/>
+              <w:ind w:firstLine="0"/>
             </w:pPr>
             <w:r>
               <w:rPr>
-                <w:rFonts w:ascii="Consolas" w:hAnsi="Consolas" w:eastAsia="Consolas"/>
-                <w:sz w:val="16"/>
+                <w:rFonts w:ascii="Consolas" w:hAnsi="Consolas" w:eastAsia="宋体"/>
+                <w:sz w:val="18"/>
               </w:rPr>
               <w:t xml:space="preserve">  4. 工号 → 用户（离职/不存在）                            → 61001</w:t>
             </w:r>
@@ -1473,11 +1911,12 @@
           <w:p>
             <w:pPr>
               <w:spacing w:after="0" w:line="240" w:lineRule="auto"/>
+              <w:ind w:firstLine="0"/>
             </w:pPr>
             <w:r>
               <w:rPr>
-                <w:rFonts w:ascii="Consolas" w:hAnsi="Consolas" w:eastAsia="Consolas"/>
-                <w:sz w:val="16"/>
+                <w:rFonts w:ascii="Consolas" w:hAnsi="Consolas" w:eastAsia="宋体"/>
+                <w:sz w:val="18"/>
               </w:rPr>
               <w:t xml:space="preserve">  5. 读考勤规则（未配置）                                  → 61002</w:t>
             </w:r>
@@ -1485,11 +1924,12 @@
           <w:p>
             <w:pPr>
               <w:spacing w:after="0" w:line="240" w:lineRule="auto"/>
+              <w:ind w:firstLine="0"/>
             </w:pPr>
             <w:r>
               <w:rPr>
-                <w:rFonts w:ascii="Consolas" w:hAnsi="Consolas" w:eastAsia="Consolas"/>
-                <w:sz w:val="16"/>
+                <w:rFonts w:ascii="Consolas" w:hAnsi="Consolas" w:eastAsia="宋体"/>
+                <w:sz w:val="18"/>
               </w:rPr>
               <w:t xml:space="preserve">  6. AttendanceCalculator 判定状态（NORMAL/LATE/EARLY_LEAVE）</w:t>
             </w:r>
@@ -1497,11 +1937,12 @@
           <w:p>
             <w:pPr>
               <w:spacing w:after="0" w:line="240" w:lineRule="auto"/>
+              <w:ind w:firstLine="0"/>
             </w:pPr>
             <w:r>
               <w:rPr>
-                <w:rFonts w:ascii="Consolas" w:hAnsi="Consolas" w:eastAsia="Consolas"/>
-                <w:sz w:val="16"/>
+                <w:rFonts w:ascii="Consolas" w:hAnsi="Consolas" w:eastAsia="宋体"/>
+                <w:sz w:val="18"/>
               </w:rPr>
               <w:t xml:space="preserve">  7. 插入 attendance_record</w:t>
             </w:r>
@@ -1509,11 +1950,12 @@
           <w:p>
             <w:pPr>
               <w:spacing w:after="0" w:line="240" w:lineRule="auto"/>
+              <w:ind w:firstLine="0"/>
             </w:pPr>
             <w:r>
               <w:rPr>
-                <w:rFonts w:ascii="Consolas" w:hAnsi="Consolas" w:eastAsia="Consolas"/>
-                <w:sz w:val="16"/>
+                <w:rFonts w:ascii="Consolas" w:hAnsi="Consolas" w:eastAsia="宋体"/>
+                <w:sz w:val="18"/>
               </w:rPr>
               <w:t xml:space="preserve">       唯一索引 (message_id) / (employee_no, punch_time) 冲突 → 幂等返回 200，不新增</w:t>
             </w:r>
@@ -1521,11 +1963,12 @@
           <w:p>
             <w:pPr>
               <w:spacing w:after="0" w:line="240" w:lineRule="auto"/>
+              <w:ind w:firstLine="0"/>
             </w:pPr>
             <w:r>
               <w:rPr>
-                <w:rFonts w:ascii="Consolas" w:hAnsi="Consolas" w:eastAsia="Consolas"/>
-                <w:sz w:val="16"/>
+                <w:rFonts w:ascii="Consolas" w:hAnsi="Consolas" w:eastAsia="宋体"/>
+                <w:sz w:val="18"/>
               </w:rPr>
               <w:t xml:space="preserve">  8. 刷新当日 attendance_daily</w:t>
             </w:r>
@@ -1533,11 +1976,12 @@
           <w:p>
             <w:pPr>
               <w:spacing w:after="0" w:line="240" w:lineRule="auto"/>
+              <w:ind w:firstLine="0"/>
             </w:pPr>
             <w:r>
               <w:rPr>
-                <w:rFonts w:ascii="Consolas" w:hAnsi="Consolas" w:eastAsia="Consolas"/>
-                <w:sz w:val="16"/>
+                <w:rFonts w:ascii="Consolas" w:hAnsi="Consolas" w:eastAsia="宋体"/>
+                <w:sz w:val="18"/>
               </w:rPr>
               <w:t xml:space="preserve">  9. micormeter: punch_total{result=success|failure}、idempotent_total{layer=...}</w:t>
             </w:r>
@@ -1545,11 +1989,12 @@
           <w:p>
             <w:pPr>
               <w:spacing w:after="0" w:line="240" w:lineRule="auto"/>
+              <w:ind w:firstLine="0"/>
             </w:pPr>
             <w:r>
               <w:rPr>
-                <w:rFonts w:ascii="Consolas" w:hAnsi="Consolas" w:eastAsia="Consolas"/>
-                <w:sz w:val="16"/>
+                <w:rFonts w:ascii="Consolas" w:hAnsi="Consolas" w:eastAsia="宋体"/>
+                <w:sz w:val="18"/>
               </w:rPr>
               <w:t xml:space="preserve"> 10. 返回 AckMessage(id, status, workDate)</w:t>
             </w:r>
@@ -1561,8 +2006,14 @@
     <w:p>
       <w:pPr>
         <w:pStyle w:val="Heading2"/>
+        <w:ind w:firstLine="0"/>
       </w:pPr>
       <w:r>
+        <w:rPr>
+          <w:rFonts w:ascii="Times New Roman" w:hAnsi="Times New Roman" w:eastAsia="黑体"/>
+          <w:b/>
+          <w:sz w:val="28"/>
+        </w:rPr>
         <w:t>3.3　三层幂等的分工</w:t>
       </w:r>
     </w:p>
@@ -1581,21 +2032,31 @@
         <w:gridCol w:w="2070"/>
       </w:tblGrid>
       <w:tr>
+        <w:trPr>
+          <w:tblHeader/>
+        </w:trPr>
         <w:tc>
           <w:tcPr>
             <w:tcW w:type="dxa" w:w="1035"/>
-            <w:shd w:val="clear" w:fill="DCE6F1"/>
+            <w:shd w:val="clear" w:fill="E8EEF6" w:color="auto"/>
           </w:tcPr>
           <w:p>
             <w:pPr>
-              <w:spacing w:after="0"/>
+              <w:spacing w:after="0" w:line="240" w:lineRule="auto"/>
+              <w:ind w:firstLine="0"/>
+              <w:jc w:val="center"/>
             </w:pPr>
-            <w:r/>
-            <w:r>
-              <w:rPr>
-                <w:rFonts w:ascii="微软雅黑" w:hAnsi="微软雅黑" w:eastAsia="微软雅黑"/>
+            <w:r>
+              <w:rPr>
+                <w:rFonts w:ascii="Times New Roman" w:hAnsi="Times New Roman" w:eastAsia="宋体"/>
+                <w:sz w:val="18"/>
+              </w:rPr>
+            </w:r>
+            <w:r>
+              <w:rPr>
+                <w:rFonts w:ascii="Times New Roman" w:hAnsi="Times New Roman" w:eastAsia="宋体"/>
                 <w:b/>
-                <w:sz w:val="17"/>
+                <w:sz w:val="21"/>
               </w:rPr>
               <w:t>层</w:t>
             </w:r>
@@ -1604,18 +2065,25 @@
         <w:tc>
           <w:tcPr>
             <w:tcW w:type="dxa" w:w="2847"/>
-            <w:shd w:val="clear" w:fill="DCE6F1"/>
+            <w:shd w:val="clear" w:fill="E8EEF6" w:color="auto"/>
           </w:tcPr>
           <w:p>
             <w:pPr>
-              <w:spacing w:after="0"/>
+              <w:spacing w:after="0" w:line="240" w:lineRule="auto"/>
+              <w:ind w:firstLine="0"/>
+              <w:jc w:val="center"/>
             </w:pPr>
-            <w:r/>
-            <w:r>
-              <w:rPr>
-                <w:rFonts w:ascii="微软雅黑" w:hAnsi="微软雅黑" w:eastAsia="微软雅黑"/>
+            <w:r>
+              <w:rPr>
+                <w:rFonts w:ascii="Times New Roman" w:hAnsi="Times New Roman" w:eastAsia="宋体"/>
+                <w:sz w:val="18"/>
+              </w:rPr>
+            </w:r>
+            <w:r>
+              <w:rPr>
+                <w:rFonts w:ascii="Times New Roman" w:hAnsi="Times New Roman" w:eastAsia="宋体"/>
                 <w:b/>
-                <w:sz w:val="17"/>
+                <w:sz w:val="21"/>
               </w:rPr>
               <w:t>机制</w:t>
             </w:r>
@@ -1624,18 +2092,25 @@
         <w:tc>
           <w:tcPr>
             <w:tcW w:type="dxa" w:w="2976"/>
-            <w:shd w:val="clear" w:fill="DCE6F1"/>
+            <w:shd w:val="clear" w:fill="E8EEF6" w:color="auto"/>
           </w:tcPr>
           <w:p>
             <w:pPr>
-              <w:spacing w:after="0"/>
+              <w:spacing w:after="0" w:line="240" w:lineRule="auto"/>
+              <w:ind w:firstLine="0"/>
+              <w:jc w:val="center"/>
             </w:pPr>
-            <w:r/>
-            <w:r>
-              <w:rPr>
-                <w:rFonts w:ascii="微软雅黑" w:hAnsi="微软雅黑" w:eastAsia="微软雅黑"/>
+            <w:r>
+              <w:rPr>
+                <w:rFonts w:ascii="Times New Roman" w:hAnsi="Times New Roman" w:eastAsia="宋体"/>
+                <w:sz w:val="18"/>
+              </w:rPr>
+            </w:r>
+            <w:r>
+              <w:rPr>
+                <w:rFonts w:ascii="Times New Roman" w:hAnsi="Times New Roman" w:eastAsia="宋体"/>
                 <w:b/>
-                <w:sz w:val="17"/>
+                <w:sz w:val="21"/>
               </w:rPr>
               <w:t>作用范围</w:t>
             </w:r>
@@ -1644,18 +2119,25 @@
         <w:tc>
           <w:tcPr>
             <w:tcW w:type="dxa" w:w="2070"/>
-            <w:shd w:val="clear" w:fill="DCE6F1"/>
+            <w:shd w:val="clear" w:fill="E8EEF6" w:color="auto"/>
           </w:tcPr>
           <w:p>
             <w:pPr>
-              <w:spacing w:after="0"/>
+              <w:spacing w:after="0" w:line="240" w:lineRule="auto"/>
+              <w:ind w:firstLine="0"/>
+              <w:jc w:val="center"/>
             </w:pPr>
-            <w:r/>
-            <w:r>
-              <w:rPr>
-                <w:rFonts w:ascii="微软雅黑" w:hAnsi="微软雅黑" w:eastAsia="微软雅黑"/>
+            <w:r>
+              <w:rPr>
+                <w:rFonts w:ascii="Times New Roman" w:hAnsi="Times New Roman" w:eastAsia="宋体"/>
+                <w:sz w:val="18"/>
+              </w:rPr>
+            </w:r>
+            <w:r>
+              <w:rPr>
+                <w:rFonts w:ascii="Times New Roman" w:hAnsi="Times New Roman" w:eastAsia="宋体"/>
                 <w:b/>
-                <w:sz w:val="17"/>
+                <w:sz w:val="21"/>
               </w:rPr>
               <w:t>命中后行为</w:t>
             </w:r>
@@ -1669,13 +2151,19 @@
           </w:tcPr>
           <w:p>
             <w:pPr>
-              <w:spacing w:after="0" w:line="252" w:lineRule="auto"/>
+              <w:spacing w:after="0" w:line="240" w:lineRule="auto"/>
+              <w:ind w:firstLine="0"/>
             </w:pPr>
-            <w:r/>
-            <w:r>
-              <w:rPr>
-                <w:rFonts w:ascii="微软雅黑" w:hAnsi="微软雅黑" w:eastAsia="微软雅黑"/>
-                <w:sz w:val="17"/>
+            <w:r>
+              <w:rPr>
+                <w:rFonts w:ascii="Times New Roman" w:hAnsi="Times New Roman" w:eastAsia="宋体"/>
+                <w:sz w:val="18"/>
+              </w:rPr>
+            </w:r>
+            <w:r>
+              <w:rPr>
+                <w:rFonts w:ascii="Times New Roman" w:hAnsi="Times New Roman" w:eastAsia="宋体"/>
+                <w:sz w:val="21"/>
               </w:rPr>
               <w:t>报文层</w:t>
             </w:r>
@@ -1687,13 +2175,19 @@
           </w:tcPr>
           <w:p>
             <w:pPr>
-              <w:spacing w:after="0" w:line="252" w:lineRule="auto"/>
+              <w:spacing w:after="0" w:line="240" w:lineRule="auto"/>
+              <w:ind w:firstLine="0"/>
             </w:pPr>
-            <w:r/>
-            <w:r>
-              <w:rPr>
-                <w:rFonts w:ascii="微软雅黑" w:hAnsi="微软雅黑" w:eastAsia="微软雅黑"/>
-                <w:sz w:val="17"/>
+            <w:r>
+              <w:rPr>
+                <w:rFonts w:ascii="Times New Roman" w:hAnsi="Times New Roman" w:eastAsia="宋体"/>
+                <w:sz w:val="18"/>
+              </w:rPr>
+            </w:r>
+            <w:r>
+              <w:rPr>
+                <w:rFonts w:ascii="Times New Roman" w:hAnsi="Times New Roman" w:eastAsia="宋体"/>
+                <w:sz w:val="21"/>
               </w:rPr>
               <w:t>message_id 唯一索引</w:t>
             </w:r>
@@ -1705,13 +2199,19 @@
           </w:tcPr>
           <w:p>
             <w:pPr>
-              <w:spacing w:after="0" w:line="252" w:lineRule="auto"/>
+              <w:spacing w:after="0" w:line="240" w:lineRule="auto"/>
+              <w:ind w:firstLine="0"/>
             </w:pPr>
-            <w:r/>
-            <w:r>
-              <w:rPr>
-                <w:rFonts w:ascii="微软雅黑" w:hAnsi="微软雅黑" w:eastAsia="微软雅黑"/>
-                <w:sz w:val="17"/>
+            <w:r>
+              <w:rPr>
+                <w:rFonts w:ascii="Times New Roman" w:hAnsi="Times New Roman" w:eastAsia="宋体"/>
+                <w:sz w:val="18"/>
+              </w:rPr>
+            </w:r>
+            <w:r>
+              <w:rPr>
+                <w:rFonts w:ascii="Times New Roman" w:hAnsi="Times New Roman" w:eastAsia="宋体"/>
+                <w:sz w:val="21"/>
               </w:rPr>
               <w:t>同一报文重复投递（MQTT QoS1 重发）</w:t>
             </w:r>
@@ -1723,13 +2223,19 @@
           </w:tcPr>
           <w:p>
             <w:pPr>
-              <w:spacing w:after="0" w:line="252" w:lineRule="auto"/>
+              <w:spacing w:after="0" w:line="240" w:lineRule="auto"/>
+              <w:ind w:firstLine="0"/>
             </w:pPr>
-            <w:r/>
-            <w:r>
-              <w:rPr>
-                <w:rFonts w:ascii="微软雅黑" w:hAnsi="微软雅黑" w:eastAsia="微软雅黑"/>
-                <w:sz w:val="17"/>
+            <w:r>
+              <w:rPr>
+                <w:rFonts w:ascii="Times New Roman" w:hAnsi="Times New Roman" w:eastAsia="宋体"/>
+                <w:sz w:val="18"/>
+              </w:rPr>
+            </w:r>
+            <w:r>
+              <w:rPr>
+                <w:rFonts w:ascii="Times New Roman" w:hAnsi="Times New Roman" w:eastAsia="宋体"/>
+                <w:sz w:val="21"/>
               </w:rPr>
               <w:t>捕获冲突 → 返回成功</w:t>
             </w:r>
@@ -1743,13 +2249,19 @@
           </w:tcPr>
           <w:p>
             <w:pPr>
-              <w:spacing w:after="0" w:line="252" w:lineRule="auto"/>
+              <w:spacing w:after="0" w:line="240" w:lineRule="auto"/>
+              <w:ind w:firstLine="0"/>
             </w:pPr>
-            <w:r/>
-            <w:r>
-              <w:rPr>
-                <w:rFonts w:ascii="微软雅黑" w:hAnsi="微软雅黑" w:eastAsia="微软雅黑"/>
-                <w:sz w:val="17"/>
+            <w:r>
+              <w:rPr>
+                <w:rFonts w:ascii="Times New Roman" w:hAnsi="Times New Roman" w:eastAsia="宋体"/>
+                <w:sz w:val="18"/>
+              </w:rPr>
+            </w:r>
+            <w:r>
+              <w:rPr>
+                <w:rFonts w:ascii="Times New Roman" w:hAnsi="Times New Roman" w:eastAsia="宋体"/>
+                <w:sz w:val="21"/>
               </w:rPr>
               <w:t>请求层</w:t>
             </w:r>
@@ -1761,13 +2273,19 @@
           </w:tcPr>
           <w:p>
             <w:pPr>
-              <w:spacing w:after="0" w:line="252" w:lineRule="auto"/>
+              <w:spacing w:after="0" w:line="240" w:lineRule="auto"/>
+              <w:ind w:firstLine="0"/>
             </w:pPr>
-            <w:r/>
-            <w:r>
-              <w:rPr>
-                <w:rFonts w:ascii="微软雅黑" w:hAnsi="微软雅黑" w:eastAsia="微软雅黑"/>
-                <w:sz w:val="17"/>
+            <w:r>
+              <w:rPr>
+                <w:rFonts w:ascii="Times New Roman" w:hAnsi="Times New Roman" w:eastAsia="宋体"/>
+                <w:sz w:val="18"/>
+              </w:rPr>
+            </w:r>
+            <w:r>
+              <w:rPr>
+                <w:rFonts w:ascii="Times New Roman" w:hAnsi="Times New Roman" w:eastAsia="宋体"/>
+                <w:sz w:val="21"/>
               </w:rPr>
               <w:t>nonce + Redis SET NX</w:t>
             </w:r>
@@ -1779,13 +2297,19 @@
           </w:tcPr>
           <w:p>
             <w:pPr>
-              <w:spacing w:after="0" w:line="252" w:lineRule="auto"/>
+              <w:spacing w:after="0" w:line="240" w:lineRule="auto"/>
+              <w:ind w:firstLine="0"/>
             </w:pPr>
-            <w:r/>
-            <w:r>
-              <w:rPr>
-                <w:rFonts w:ascii="微软雅黑" w:hAnsi="微软雅黑" w:eastAsia="微软雅黑"/>
-                <w:sz w:val="17"/>
+            <w:r>
+              <w:rPr>
+                <w:rFonts w:ascii="Times New Roman" w:hAnsi="Times New Roman" w:eastAsia="宋体"/>
+                <w:sz w:val="18"/>
+              </w:rPr>
+            </w:r>
+            <w:r>
+              <w:rPr>
+                <w:rFonts w:ascii="Times New Roman" w:hAnsi="Times New Roman" w:eastAsia="宋体"/>
+                <w:sz w:val="21"/>
               </w:rPr>
               <w:t>同一 nonce 的短时重放（含攻击）</w:t>
             </w:r>
@@ -1797,13 +2321,19 @@
           </w:tcPr>
           <w:p>
             <w:pPr>
-              <w:spacing w:after="0" w:line="252" w:lineRule="auto"/>
+              <w:spacing w:after="0" w:line="240" w:lineRule="auto"/>
+              <w:ind w:firstLine="0"/>
             </w:pPr>
-            <w:r/>
-            <w:r>
-              <w:rPr>
-                <w:rFonts w:ascii="微软雅黑" w:hAnsi="微软雅黑" w:eastAsia="微软雅黑"/>
-                <w:sz w:val="17"/>
+            <w:r>
+              <w:rPr>
+                <w:rFonts w:ascii="Times New Roman" w:hAnsi="Times New Roman" w:eastAsia="宋体"/>
+                <w:sz w:val="18"/>
+              </w:rPr>
+            </w:r>
+            <w:r>
+              <w:rPr>
+                <w:rFonts w:ascii="Times New Roman" w:hAnsi="Times New Roman" w:eastAsia="宋体"/>
+                <w:sz w:val="21"/>
               </w:rPr>
               <w:t>60005 / 60004 拒绝</w:t>
             </w:r>
@@ -1817,13 +2347,19 @@
           </w:tcPr>
           <w:p>
             <w:pPr>
-              <w:spacing w:after="0" w:line="252" w:lineRule="auto"/>
+              <w:spacing w:after="0" w:line="240" w:lineRule="auto"/>
+              <w:ind w:firstLine="0"/>
             </w:pPr>
-            <w:r/>
-            <w:r>
-              <w:rPr>
-                <w:rFonts w:ascii="微软雅黑" w:hAnsi="微软雅黑" w:eastAsia="微软雅黑"/>
-                <w:sz w:val="17"/>
+            <w:r>
+              <w:rPr>
+                <w:rFonts w:ascii="Times New Roman" w:hAnsi="Times New Roman" w:eastAsia="宋体"/>
+                <w:sz w:val="18"/>
+              </w:rPr>
+            </w:r>
+            <w:r>
+              <w:rPr>
+                <w:rFonts w:ascii="Times New Roman" w:hAnsi="Times New Roman" w:eastAsia="宋体"/>
+                <w:sz w:val="21"/>
               </w:rPr>
               <w:t>业务层</w:t>
             </w:r>
@@ -1835,13 +2371,19 @@
           </w:tcPr>
           <w:p>
             <w:pPr>
-              <w:spacing w:after="0" w:line="252" w:lineRule="auto"/>
+              <w:spacing w:after="0" w:line="240" w:lineRule="auto"/>
+              <w:ind w:firstLine="0"/>
             </w:pPr>
-            <w:r/>
-            <w:r>
-              <w:rPr>
-                <w:rFonts w:ascii="微软雅黑" w:hAnsi="微软雅黑" w:eastAsia="微软雅黑"/>
-                <w:sz w:val="17"/>
+            <w:r>
+              <w:rPr>
+                <w:rFonts w:ascii="Times New Roman" w:hAnsi="Times New Roman" w:eastAsia="宋体"/>
+                <w:sz w:val="18"/>
+              </w:rPr>
+            </w:r>
+            <w:r>
+              <w:rPr>
+                <w:rFonts w:ascii="Times New Roman" w:hAnsi="Times New Roman" w:eastAsia="宋体"/>
+                <w:sz w:val="21"/>
               </w:rPr>
               <w:t>employee_no + punch_time 唯一索引</w:t>
             </w:r>
@@ -1853,13 +2395,19 @@
           </w:tcPr>
           <w:p>
             <w:pPr>
-              <w:spacing w:after="0" w:line="252" w:lineRule="auto"/>
+              <w:spacing w:after="0" w:line="240" w:lineRule="auto"/>
+              <w:ind w:firstLine="0"/>
             </w:pPr>
-            <w:r/>
-            <w:r>
-              <w:rPr>
-                <w:rFonts w:ascii="微软雅黑" w:hAnsi="微软雅黑" w:eastAsia="微软雅黑"/>
-                <w:sz w:val="17"/>
+            <w:r>
+              <w:rPr>
+                <w:rFonts w:ascii="Times New Roman" w:hAnsi="Times New Roman" w:eastAsia="宋体"/>
+                <w:sz w:val="18"/>
+              </w:rPr>
+            </w:r>
+            <w:r>
+              <w:rPr>
+                <w:rFonts w:ascii="Times New Roman" w:hAnsi="Times New Roman" w:eastAsia="宋体"/>
+                <w:sz w:val="21"/>
               </w:rPr>
               <w:t>不同报文但同一人同一时刻</w:t>
             </w:r>
@@ -1871,13 +2419,19 @@
           </w:tcPr>
           <w:p>
             <w:pPr>
-              <w:spacing w:after="0" w:line="252" w:lineRule="auto"/>
+              <w:spacing w:after="0" w:line="240" w:lineRule="auto"/>
+              <w:ind w:firstLine="0"/>
             </w:pPr>
-            <w:r/>
-            <w:r>
-              <w:rPr>
-                <w:rFonts w:ascii="微软雅黑" w:hAnsi="微软雅黑" w:eastAsia="微软雅黑"/>
-                <w:sz w:val="17"/>
+            <w:r>
+              <w:rPr>
+                <w:rFonts w:ascii="Times New Roman" w:hAnsi="Times New Roman" w:eastAsia="宋体"/>
+                <w:sz w:val="18"/>
+              </w:rPr>
+            </w:r>
+            <w:r>
+              <w:rPr>
+                <w:rFonts w:ascii="Times New Roman" w:hAnsi="Times New Roman" w:eastAsia="宋体"/>
+                <w:sz w:val="21"/>
               </w:rPr>
               <w:t>视为重复，返回成功</w:t>
             </w:r>
@@ -1889,8 +2443,14 @@
     <w:p>
       <w:pPr>
         <w:pStyle w:val="Heading2"/>
+        <w:ind w:firstLine="0"/>
       </w:pPr>
       <w:r>
+        <w:rPr>
+          <w:rFonts w:ascii="Times New Roman" w:hAnsi="Times New Roman" w:eastAsia="黑体"/>
+          <w:b/>
+          <w:sz w:val="28"/>
+        </w:rPr>
         <w:t>3.4　判定算法</w:t>
       </w:r>
     </w:p>
@@ -1912,12 +2472,18 @@
           <w:p>
             <w:pPr>
               <w:spacing w:after="0" w:line="240" w:lineRule="auto"/>
+              <w:ind w:firstLine="0"/>
             </w:pPr>
-            <w:r/>
-            <w:r>
-              <w:rPr>
-                <w:rFonts w:ascii="Consolas" w:hAnsi="Consolas" w:eastAsia="Consolas"/>
-                <w:sz w:val="16"/>
+            <w:r>
+              <w:rPr>
+                <w:rFonts w:ascii="Times New Roman" w:hAnsi="Times New Roman" w:eastAsia="Consolas"/>
+                <w:sz w:val="17"/>
+              </w:rPr>
+            </w:r>
+            <w:r>
+              <w:rPr>
+                <w:rFonts w:ascii="Consolas" w:hAnsi="Consolas" w:eastAsia="宋体"/>
+                <w:sz w:val="18"/>
               </w:rPr>
               <w:t>判定（只依赖「打卡时间」与「规则」两个输入，因此可纯函数单测）：</w:t>
             </w:r>
@@ -1925,11 +2491,12 @@
           <w:p>
             <w:pPr>
               <w:spacing w:after="0" w:line="240" w:lineRule="auto"/>
+              <w:ind w:firstLine="0"/>
             </w:pPr>
             <w:r>
               <w:rPr>
-                <w:rFonts w:ascii="Consolas" w:hAnsi="Consolas" w:eastAsia="Consolas"/>
-                <w:sz w:val="16"/>
+                <w:rFonts w:ascii="Consolas" w:hAnsi="Consolas" w:eastAsia="宋体"/>
+                <w:sz w:val="18"/>
               </w:rPr>
               <w:t xml:space="preserve">  上班：t &lt;= workStart                     → NORMAL</w:t>
             </w:r>
@@ -1937,11 +2504,12 @@
           <w:p>
             <w:pPr>
               <w:spacing w:after="0" w:line="240" w:lineRule="auto"/>
+              <w:ind w:firstLine="0"/>
             </w:pPr>
             <w:r>
               <w:rPr>
-                <w:rFonts w:ascii="Consolas" w:hAnsi="Consolas" w:eastAsia="Consolas"/>
-                <w:sz w:val="16"/>
+                <w:rFonts w:ascii="Consolas" w:hAnsi="Consolas" w:eastAsia="宋体"/>
+                <w:sz w:val="18"/>
               </w:rPr>
               <w:t xml:space="preserve">        workStart &lt; t &lt;= workStart + grace  → NORMAL（宽限期内不算迟到）</w:t>
             </w:r>
@@ -1949,11 +2517,12 @@
           <w:p>
             <w:pPr>
               <w:spacing w:after="0" w:line="240" w:lineRule="auto"/>
+              <w:ind w:firstLine="0"/>
             </w:pPr>
             <w:r>
               <w:rPr>
-                <w:rFonts w:ascii="Consolas" w:hAnsi="Consolas" w:eastAsia="Consolas"/>
-                <w:sz w:val="16"/>
+                <w:rFonts w:ascii="Consolas" w:hAnsi="Consolas" w:eastAsia="宋体"/>
+                <w:sz w:val="18"/>
               </w:rPr>
               <w:t xml:space="preserve">        t &gt; workStart + grace               → LATE，late_minutes = t - workStart</w:t>
             </w:r>
@@ -1961,11 +2530,12 @@
           <w:p>
             <w:pPr>
               <w:spacing w:after="0" w:line="240" w:lineRule="auto"/>
+              <w:ind w:firstLine="0"/>
             </w:pPr>
             <w:r>
               <w:rPr>
-                <w:rFonts w:ascii="Consolas" w:hAnsi="Consolas" w:eastAsia="Consolas"/>
-                <w:sz w:val="16"/>
+                <w:rFonts w:ascii="Consolas" w:hAnsi="Consolas" w:eastAsia="宋体"/>
+                <w:sz w:val="18"/>
               </w:rPr>
               <w:t xml:space="preserve">  下班：t &gt;= workEnd                       → NORMAL</w:t>
             </w:r>
@@ -1973,11 +2543,12 @@
           <w:p>
             <w:pPr>
               <w:spacing w:after="0" w:line="240" w:lineRule="auto"/>
+              <w:ind w:firstLine="0"/>
             </w:pPr>
             <w:r>
               <w:rPr>
-                <w:rFonts w:ascii="Consolas" w:hAnsi="Consolas" w:eastAsia="Consolas"/>
-                <w:sz w:val="16"/>
+                <w:rFonts w:ascii="Consolas" w:hAnsi="Consolas" w:eastAsia="宋体"/>
+                <w:sz w:val="18"/>
               </w:rPr>
               <w:t xml:space="preserve">        workEnd - grace &lt;= t &lt; workEnd      → NORMAL</w:t>
             </w:r>
@@ -1985,11 +2556,12 @@
           <w:p>
             <w:pPr>
               <w:spacing w:after="0" w:line="240" w:lineRule="auto"/>
+              <w:ind w:firstLine="0"/>
             </w:pPr>
             <w:r>
               <w:rPr>
-                <w:rFonts w:ascii="Consolas" w:hAnsi="Consolas" w:eastAsia="Consolas"/>
-                <w:sz w:val="16"/>
+                <w:rFonts w:ascii="Consolas" w:hAnsi="Consolas" w:eastAsia="宋体"/>
+                <w:sz w:val="18"/>
               </w:rPr>
               <w:t xml:space="preserve">        t &lt; workEnd - grace                 → EARLY_LEAVE，early_leave_minutes = workEnd - t</w:t>
             </w:r>
@@ -1997,11 +2569,12 @@
           <w:p>
             <w:pPr>
               <w:spacing w:after="0" w:line="240" w:lineRule="auto"/>
+              <w:ind w:firstLine="0"/>
             </w:pPr>
             <w:r>
               <w:rPr>
-                <w:rFonts w:ascii="Consolas" w:hAnsi="Consolas" w:eastAsia="Consolas"/>
-                <w:sz w:val="16"/>
+                <w:rFonts w:ascii="Consolas" w:hAnsi="Consolas" w:eastAsia="宋体"/>
+                <w:sz w:val="18"/>
               </w:rPr>
               <w:t xml:space="preserve">  缺勤：当日无任何打卡 → 由结算任务补 ABSENT</w:t>
             </w:r>
@@ -2013,8 +2586,14 @@
     <w:p>
       <w:pPr>
         <w:pStyle w:val="Heading1"/>
+        <w:ind w:firstLine="0"/>
       </w:pPr>
       <w:r>
+        <w:rPr>
+          <w:rFonts w:ascii="Times New Roman" w:hAnsi="Times New Roman" w:eastAsia="黑体"/>
+          <w:b/>
+          <w:sz w:val="32"/>
+        </w:rPr>
         <w:t>4　补卡审批详细设计</w:t>
       </w:r>
     </w:p>
@@ -2036,12 +2615,18 @@
           <w:p>
             <w:pPr>
               <w:spacing w:after="0" w:line="240" w:lineRule="auto"/>
+              <w:ind w:firstLine="0"/>
             </w:pPr>
-            <w:r/>
-            <w:r>
-              <w:rPr>
-                <w:rFonts w:ascii="Consolas" w:hAnsi="Consolas" w:eastAsia="Consolas"/>
-                <w:sz w:val="16"/>
+            <w:r>
+              <w:rPr>
+                <w:rFonts w:ascii="Times New Roman" w:hAnsi="Times New Roman" w:eastAsia="Consolas"/>
+                <w:sz w:val="17"/>
+              </w:rPr>
+            </w:r>
+            <w:r>
+              <w:rPr>
+                <w:rFonts w:ascii="Consolas" w:hAnsi="Consolas" w:eastAsia="宋体"/>
+                <w:sz w:val="18"/>
               </w:rPr>
               <w:t>提交：POST /api/v1/makeup（权限 makeup:submit）</w:t>
             </w:r>
@@ -2049,11 +2634,12 @@
           <w:p>
             <w:pPr>
               <w:spacing w:after="0" w:line="240" w:lineRule="auto"/>
+              <w:ind w:firstLine="0"/>
             </w:pPr>
             <w:r>
               <w:rPr>
-                <w:rFonts w:ascii="Consolas" w:hAnsi="Consolas" w:eastAsia="Consolas"/>
-                <w:sz w:val="16"/>
+                <w:rFonts w:ascii="Consolas" w:hAnsi="Consolas" w:eastAsia="宋体"/>
+                <w:sz w:val="18"/>
               </w:rPr>
               <w:t xml:space="preserve">  → 校验日期不在未来、该日确实缺少对应打卡</w:t>
             </w:r>
@@ -2061,11 +2647,12 @@
           <w:p>
             <w:pPr>
               <w:spacing w:after="0" w:line="240" w:lineRule="auto"/>
+              <w:ind w:firstLine="0"/>
             </w:pPr>
             <w:r>
               <w:rPr>
-                <w:rFonts w:ascii="Consolas" w:hAnsi="Consolas" w:eastAsia="Consolas"/>
-                <w:sz w:val="16"/>
+                <w:rFonts w:ascii="Consolas" w:hAnsi="Consolas" w:eastAsia="宋体"/>
+                <w:sz w:val="18"/>
               </w:rPr>
               <w:t xml:space="preserve">  → 落 makeup_request(status=pending)</w:t>
             </w:r>
@@ -2073,6 +2660,7 @@
           <w:p>
             <w:pPr>
               <w:spacing w:after="0" w:line="240" w:lineRule="auto"/>
+              <w:ind w:firstLine="0"/>
             </w:pPr>
             <w:r>
               <w:rPr>
@@ -2085,11 +2673,12 @@
           <w:p>
             <w:pPr>
               <w:spacing w:after="0" w:line="240" w:lineRule="auto"/>
+              <w:ind w:firstLine="0"/>
             </w:pPr>
             <w:r>
               <w:rPr>
-                <w:rFonts w:ascii="Consolas" w:hAnsi="Consolas" w:eastAsia="Consolas"/>
-                <w:sz w:val="16"/>
+                <w:rFonts w:ascii="Consolas" w:hAnsi="Consolas" w:eastAsia="宋体"/>
+                <w:sz w:val="18"/>
               </w:rPr>
               <w:t>审批：POST /api/v1/makeup/{id}/review（权限 attendance:approve）</w:t>
             </w:r>
@@ -2097,11 +2686,12 @@
           <w:p>
             <w:pPr>
               <w:spacing w:after="0" w:line="240" w:lineRule="auto"/>
+              <w:ind w:firstLine="0"/>
             </w:pPr>
             <w:r>
               <w:rPr>
-                <w:rFonts w:ascii="Consolas" w:hAnsi="Consolas" w:eastAsia="Consolas"/>
-                <w:sz w:val="16"/>
+                <w:rFonts w:ascii="Consolas" w:hAnsi="Consolas" w:eastAsia="宋体"/>
+                <w:sz w:val="18"/>
               </w:rPr>
               <w:t xml:space="preserve">  → 读记录；若 status != pending → 409（这就是重复审批返回 40900 的来源）</w:t>
             </w:r>
@@ -2109,11 +2699,12 @@
           <w:p>
             <w:pPr>
               <w:spacing w:after="0" w:line="240" w:lineRule="auto"/>
+              <w:ind w:firstLine="0"/>
             </w:pPr>
             <w:r>
               <w:rPr>
-                <w:rFonts w:ascii="Consolas" w:hAnsi="Consolas" w:eastAsia="Consolas"/>
-                <w:sz w:val="16"/>
+                <w:rFonts w:ascii="Consolas" w:hAnsi="Consolas" w:eastAsia="宋体"/>
+                <w:sz w:val="18"/>
               </w:rPr>
               <w:t xml:space="preserve">  → approved=true：</w:t>
             </w:r>
@@ -2121,11 +2712,12 @@
           <w:p>
             <w:pPr>
               <w:spacing w:after="0" w:line="240" w:lineRule="auto"/>
+              <w:ind w:firstLine="0"/>
             </w:pPr>
             <w:r>
               <w:rPr>
-                <w:rFonts w:ascii="Consolas" w:hAnsi="Consolas" w:eastAsia="Consolas"/>
-                <w:sz w:val="16"/>
+                <w:rFonts w:ascii="Consolas" w:hAnsi="Consolas" w:eastAsia="宋体"/>
+                <w:sz w:val="18"/>
               </w:rPr>
               <w:t xml:space="preserve">       UPDATE status=approved, approver_id, reviewed_at</w:t>
             </w:r>
@@ -2133,11 +2725,12 @@
           <w:p>
             <w:pPr>
               <w:spacing w:after="0" w:line="240" w:lineRule="auto"/>
+              <w:ind w:firstLine="0"/>
             </w:pPr>
             <w:r>
               <w:rPr>
-                <w:rFonts w:ascii="Consolas" w:hAnsi="Consolas" w:eastAsia="Consolas"/>
-                <w:sz w:val="16"/>
+                <w:rFonts w:ascii="Consolas" w:hAnsi="Consolas" w:eastAsia="宋体"/>
+                <w:sz w:val="18"/>
               </w:rPr>
               <w:t xml:space="preserve">       INSERT attendance_record(source=MANUAL, sign_verified=0)</w:t>
             </w:r>
@@ -2145,11 +2738,12 @@
           <w:p>
             <w:pPr>
               <w:spacing w:after="0" w:line="240" w:lineRule="auto"/>
+              <w:ind w:firstLine="0"/>
             </w:pPr>
             <w:r>
               <w:rPr>
-                <w:rFonts w:ascii="Consolas" w:hAnsi="Consolas" w:eastAsia="Consolas"/>
-                <w:sz w:val="16"/>
+                <w:rFonts w:ascii="Consolas" w:hAnsi="Consolas" w:eastAsia="宋体"/>
+                <w:sz w:val="18"/>
               </w:rPr>
               <w:t xml:space="preserve">       重算该日 attendance_daily</w:t>
             </w:r>
@@ -2157,11 +2751,12 @@
           <w:p>
             <w:pPr>
               <w:spacing w:after="0" w:line="240" w:lineRule="auto"/>
+              <w:ind w:firstLine="0"/>
             </w:pPr>
             <w:r>
               <w:rPr>
-                <w:rFonts w:ascii="Consolas" w:hAnsi="Consolas" w:eastAsia="Consolas"/>
-                <w:sz w:val="16"/>
+                <w:rFonts w:ascii="Consolas" w:hAnsi="Consolas" w:eastAsia="宋体"/>
+                <w:sz w:val="18"/>
               </w:rPr>
               <w:t xml:space="preserve">  → approved=false：UPDATE status=rejected + 审批意见</w:t>
             </w:r>
@@ -2169,6 +2764,7 @@
           <w:p>
             <w:pPr>
               <w:spacing w:after="0" w:line="240" w:lineRule="auto"/>
+              <w:ind w:firstLine="0"/>
             </w:pPr>
             <w:r>
               <w:rPr>
@@ -2181,11 +2777,12 @@
           <w:p>
             <w:pPr>
               <w:spacing w:after="0" w:line="240" w:lineRule="auto"/>
+              <w:ind w:firstLine="0"/>
             </w:pPr>
             <w:r>
               <w:rPr>
-                <w:rFonts w:ascii="Consolas" w:hAnsi="Consolas" w:eastAsia="Consolas"/>
-                <w:sz w:val="16"/>
+                <w:rFonts w:ascii="Consolas" w:hAnsi="Consolas" w:eastAsia="宋体"/>
+                <w:sz w:val="18"/>
               </w:rPr>
               <w:t>并发：状态判断用「条件更新」(WHERE status='pending')，受影响行数为 0 即视为已被处理。</w:t>
             </w:r>
@@ -2197,8 +2794,14 @@
     <w:p>
       <w:pPr>
         <w:pStyle w:val="Heading1"/>
+        <w:ind w:firstLine="0"/>
       </w:pPr>
       <w:r>
+        <w:rPr>
+          <w:rFonts w:ascii="Times New Roman" w:hAnsi="Times New Roman" w:eastAsia="黑体"/>
+          <w:b/>
+          <w:sz w:val="32"/>
+        </w:rPr>
         <w:t>5　数据范围实现</w:t>
       </w:r>
     </w:p>
@@ -2220,12 +2823,18 @@
           <w:p>
             <w:pPr>
               <w:spacing w:after="0" w:line="240" w:lineRule="auto"/>
+              <w:ind w:firstLine="0"/>
             </w:pPr>
-            <w:r/>
-            <w:r>
-              <w:rPr>
-                <w:rFonts w:ascii="Consolas" w:hAnsi="Consolas" w:eastAsia="Consolas"/>
-                <w:sz w:val="16"/>
+            <w:r>
+              <w:rPr>
+                <w:rFonts w:ascii="Times New Roman" w:hAnsi="Times New Roman" w:eastAsia="Consolas"/>
+                <w:sz w:val="17"/>
+              </w:rPr>
+            </w:r>
+            <w:r>
+              <w:rPr>
+                <w:rFonts w:ascii="Consolas" w:hAnsi="Consolas" w:eastAsia="宋体"/>
+                <w:sz w:val="18"/>
               </w:rPr>
               <w:t>DataScopeService.current():</w:t>
             </w:r>
@@ -2233,11 +2842,12 @@
           <w:p>
             <w:pPr>
               <w:spacing w:after="0" w:line="240" w:lineRule="auto"/>
+              <w:ind w:firstLine="0"/>
             </w:pPr>
             <w:r>
               <w:rPr>
-                <w:rFonts w:ascii="Consolas" w:hAnsi="Consolas" w:eastAsia="Consolas"/>
-                <w:sz w:val="16"/>
+                <w:rFonts w:ascii="Consolas" w:hAnsi="Consolas" w:eastAsia="宋体"/>
+                <w:sz w:val="18"/>
               </w:rPr>
               <w:t xml:space="preserve">  user = SecurityUtils.currentUserId()</w:t>
             </w:r>
@@ -2245,11 +2855,12 @@
           <w:p>
             <w:pPr>
               <w:spacing w:after="0" w:line="240" w:lineRule="auto"/>
+              <w:ind w:firstLine="0"/>
             </w:pPr>
             <w:r>
               <w:rPr>
-                <w:rFonts w:ascii="Consolas" w:hAnsi="Consolas" w:eastAsia="Consolas"/>
-                <w:sz w:val="16"/>
+                <w:rFonts w:ascii="Consolas" w:hAnsi="Consolas" w:eastAsia="宋体"/>
+                <w:sz w:val="18"/>
               </w:rPr>
               <w:t xml:space="preserve">  role = 当前用户的角色 key</w:t>
             </w:r>
@@ -2257,11 +2868,12 @@
           <w:p>
             <w:pPr>
               <w:spacing w:after="0" w:line="240" w:lineRule="auto"/>
+              <w:ind w:firstLine="0"/>
             </w:pPr>
             <w:r>
               <w:rPr>
-                <w:rFonts w:ascii="Consolas" w:hAnsi="Consolas" w:eastAsia="Consolas"/>
-                <w:sz w:val="16"/>
+                <w:rFonts w:ascii="Consolas" w:hAnsi="Consolas" w:eastAsia="宋体"/>
+                <w:sz w:val="18"/>
               </w:rPr>
               <w:t xml:space="preserve">  scope = 角色的 data_scope</w:t>
             </w:r>
@@ -2269,11 +2881,12 @@
           <w:p>
             <w:pPr>
               <w:spacing w:after="0" w:line="240" w:lineRule="auto"/>
+              <w:ind w:firstLine="0"/>
             </w:pPr>
             <w:r>
               <w:rPr>
-                <w:rFonts w:ascii="Consolas" w:hAnsi="Consolas" w:eastAsia="Consolas"/>
-                <w:sz w:val="16"/>
+                <w:rFonts w:ascii="Consolas" w:hAnsi="Consolas" w:eastAsia="宋体"/>
+                <w:sz w:val="18"/>
               </w:rPr>
               <w:t xml:space="preserve">  if scope == ALL:   return DataScope.unrestricted()</w:t>
             </w:r>
@@ -2281,11 +2894,12 @@
           <w:p>
             <w:pPr>
               <w:spacing w:after="0" w:line="240" w:lineRule="auto"/>
+              <w:ind w:firstLine="0"/>
             </w:pPr>
             <w:r>
               <w:rPr>
-                <w:rFonts w:ascii="Consolas" w:hAnsi="Consolas" w:eastAsia="Consolas"/>
-                <w:sz w:val="16"/>
+                <w:rFonts w:ascii="Consolas" w:hAnsi="Consolas" w:eastAsia="宋体"/>
+                <w:sz w:val="18"/>
               </w:rPr>
               <w:t xml:space="preserve">  if scope == SELF:  return DataScope.ofUsers(List.of(user))</w:t>
             </w:r>
@@ -2293,11 +2907,12 @@
           <w:p>
             <w:pPr>
               <w:spacing w:after="0" w:line="240" w:lineRule="auto"/>
+              <w:ind w:firstLine="0"/>
             </w:pPr>
             <w:r>
               <w:rPr>
-                <w:rFonts w:ascii="Consolas" w:hAnsi="Consolas" w:eastAsia="Consolas"/>
-                <w:sz w:val="16"/>
+                <w:rFonts w:ascii="Consolas" w:hAnsi="Consolas" w:eastAsia="宋体"/>
+                <w:sz w:val="18"/>
               </w:rPr>
               <w:t xml:space="preserve">  if scope == DEPT:</w:t>
             </w:r>
@@ -2305,11 +2920,12 @@
           <w:p>
             <w:pPr>
               <w:spacing w:after="0" w:line="240" w:lineRule="auto"/>
+              <w:ind w:firstLine="0"/>
             </w:pPr>
             <w:r>
               <w:rPr>
-                <w:rFonts w:ascii="Consolas" w:hAnsi="Consolas" w:eastAsia="Consolas"/>
-                <w:sz w:val="16"/>
+                <w:rFonts w:ascii="Consolas" w:hAnsi="Consolas" w:eastAsia="宋体"/>
+                <w:sz w:val="18"/>
               </w:rPr>
               <w:t xml:space="preserve">      ids = userMapper.selectByDepartment(user.departmentId)</w:t>
             </w:r>
@@ -2317,11 +2933,12 @@
           <w:p>
             <w:pPr>
               <w:spacing w:after="0" w:line="240" w:lineRule="auto"/>
+              <w:ind w:firstLine="0"/>
             </w:pPr>
             <w:r>
               <w:rPr>
-                <w:rFonts w:ascii="Consolas" w:hAnsi="Consolas" w:eastAsia="Consolas"/>
-                <w:sz w:val="16"/>
+                <w:rFonts w:ascii="Consolas" w:hAnsi="Consolas" w:eastAsia="宋体"/>
+                <w:sz w:val="18"/>
               </w:rPr>
               <w:t xml:space="preserve">      return DataScope.ofUsers(ids)          # 空集合时调用方加 "1 = 0"，避免 IN ()</w:t>
             </w:r>
@@ -2329,6 +2946,7 @@
           <w:p>
             <w:pPr>
               <w:spacing w:after="0" w:line="240" w:lineRule="auto"/>
+              <w:ind w:firstLine="0"/>
             </w:pPr>
             <w:r>
               <w:rPr>
@@ -2341,11 +2959,12 @@
           <w:p>
             <w:pPr>
               <w:spacing w:after="0" w:line="240" w:lineRule="auto"/>
+              <w:ind w:firstLine="0"/>
             </w:pPr>
             <w:r>
               <w:rPr>
-                <w:rFonts w:ascii="Consolas" w:hAnsi="Consolas" w:eastAsia="Consolas"/>
-                <w:sz w:val="16"/>
+                <w:rFonts w:ascii="Consolas" w:hAnsi="Consolas" w:eastAsia="宋体"/>
+                <w:sz w:val="18"/>
               </w:rPr>
               <w:t>调用方（Service）统一写法：</w:t>
             </w:r>
@@ -2353,11 +2972,12 @@
           <w:p>
             <w:pPr>
               <w:spacing w:after="0" w:line="240" w:lineRule="auto"/>
+              <w:ind w:firstLine="0"/>
             </w:pPr>
             <w:r>
               <w:rPr>
-                <w:rFonts w:ascii="Consolas" w:hAnsi="Consolas" w:eastAsia="Consolas"/>
-                <w:sz w:val="16"/>
+                <w:rFonts w:ascii="Consolas" w:hAnsi="Consolas" w:eastAsia="宋体"/>
+                <w:sz w:val="18"/>
               </w:rPr>
               <w:t xml:space="preserve">  DataScope scope = dataScopeService.current();</w:t>
             </w:r>
@@ -2365,11 +2985,12 @@
           <w:p>
             <w:pPr>
               <w:spacing w:after="0" w:line="240" w:lineRule="auto"/>
+              <w:ind w:firstLine="0"/>
             </w:pPr>
             <w:r>
               <w:rPr>
-                <w:rFonts w:ascii="Consolas" w:hAnsi="Consolas" w:eastAsia="Consolas"/>
-                <w:sz w:val="16"/>
+                <w:rFonts w:ascii="Consolas" w:hAnsi="Consolas" w:eastAsia="宋体"/>
+                <w:sz w:val="18"/>
               </w:rPr>
               <w:t xml:space="preserve">  if (!scope.isUnrestricted()) {</w:t>
             </w:r>
@@ -2377,11 +2998,12 @@
           <w:p>
             <w:pPr>
               <w:spacing w:after="0" w:line="240" w:lineRule="auto"/>
+              <w:ind w:firstLine="0"/>
             </w:pPr>
             <w:r>
               <w:rPr>
-                <w:rFonts w:ascii="Consolas" w:hAnsi="Consolas" w:eastAsia="Consolas"/>
-                <w:sz w:val="16"/>
+                <w:rFonts w:ascii="Consolas" w:hAnsi="Consolas" w:eastAsia="宋体"/>
+                <w:sz w:val="18"/>
               </w:rPr>
               <w:t xml:space="preserve">      if (scope.userIds().isEmpty()) wrapper.apply("1 = 0");</w:t>
             </w:r>
@@ -2389,11 +3011,12 @@
           <w:p>
             <w:pPr>
               <w:spacing w:after="0" w:line="240" w:lineRule="auto"/>
+              <w:ind w:firstLine="0"/>
             </w:pPr>
             <w:r>
               <w:rPr>
-                <w:rFonts w:ascii="Consolas" w:hAnsi="Consolas" w:eastAsia="Consolas"/>
-                <w:sz w:val="16"/>
+                <w:rFonts w:ascii="Consolas" w:hAnsi="Consolas" w:eastAsia="宋体"/>
+                <w:sz w:val="18"/>
               </w:rPr>
               <w:t xml:space="preserve">      else wrapper.in(Entity::getUserId, scope.userIds());</w:t>
             </w:r>
@@ -2401,11 +3024,12 @@
           <w:p>
             <w:pPr>
               <w:spacing w:after="0" w:line="240" w:lineRule="auto"/>
+              <w:ind w:firstLine="0"/>
             </w:pPr>
             <w:r>
               <w:rPr>
-                <w:rFonts w:ascii="Consolas" w:hAnsi="Consolas" w:eastAsia="Consolas"/>
-                <w:sz w:val="16"/>
+                <w:rFonts w:ascii="Consolas" w:hAnsi="Consolas" w:eastAsia="宋体"/>
+                <w:sz w:val="18"/>
               </w:rPr>
               <w:t xml:space="preserve">  }</w:t>
             </w:r>
@@ -2413,11 +3037,12 @@
           <w:p>
             <w:pPr>
               <w:spacing w:after="0" w:line="240" w:lineRule="auto"/>
+              <w:ind w:firstLine="0"/>
             </w:pPr>
             <w:r>
               <w:rPr>
-                <w:rFonts w:ascii="Consolas" w:hAnsi="Consolas" w:eastAsia="Consolas"/>
-                <w:sz w:val="16"/>
+                <w:rFonts w:ascii="Consolas" w:hAnsi="Consolas" w:eastAsia="宋体"/>
+                <w:sz w:val="18"/>
               </w:rPr>
               <w:t>→ 范围条件在 SQL 层生效，不存在「查全量再过滤」</w:t>
             </w:r>
@@ -2428,11 +3053,12 @@
     <w:p/>
     <w:p>
       <w:pPr>
-        <w:spacing w:after="120"/>
+        <w:spacing w:after="120" w:line="360" w:lineRule="auto"/>
+        <w:ind w:firstLine="420"/>
       </w:pPr>
       <w:r>
         <w:rPr>
-          <w:rFonts w:ascii="微软雅黑" w:hAnsi="微软雅黑" w:eastAsia="微软雅黑"/>
+          <w:rFonts w:ascii="Times New Roman" w:hAnsi="Times New Roman" w:eastAsia="宋体"/>
           <w:b w:val="0"/>
           <w:sz w:val="21"/>
         </w:rPr>
@@ -2442,8 +3068,14 @@
     <w:p>
       <w:pPr>
         <w:pStyle w:val="Heading1"/>
+        <w:ind w:firstLine="0"/>
       </w:pPr>
       <w:r>
+        <w:rPr>
+          <w:rFonts w:ascii="Times New Roman" w:hAnsi="Times New Roman" w:eastAsia="黑体"/>
+          <w:b/>
+          <w:sz w:val="32"/>
+        </w:rPr>
         <w:t>6　审计与可观测</w:t>
       </w:r>
     </w:p>
@@ -2465,12 +3097,18 @@
           <w:p>
             <w:pPr>
               <w:spacing w:after="0" w:line="240" w:lineRule="auto"/>
+              <w:ind w:firstLine="0"/>
             </w:pPr>
-            <w:r/>
-            <w:r>
-              <w:rPr>
-                <w:rFonts w:ascii="Consolas" w:hAnsi="Consolas" w:eastAsia="Consolas"/>
-                <w:sz w:val="16"/>
+            <w:r>
+              <w:rPr>
+                <w:rFonts w:ascii="Times New Roman" w:hAnsi="Times New Roman" w:eastAsia="Consolas"/>
+                <w:sz w:val="17"/>
+              </w:rPr>
+            </w:r>
+            <w:r>
+              <w:rPr>
+                <w:rFonts w:ascii="Consolas" w:hAnsi="Consolas" w:eastAsia="宋体"/>
+                <w:sz w:val="18"/>
               </w:rPr>
               <w:t>@Audited(module="attendance", action="APPROVE_MAKEUP", detail="补卡审批")</w:t>
             </w:r>
@@ -2478,11 +3116,12 @@
           <w:p>
             <w:pPr>
               <w:spacing w:after="0" w:line="240" w:lineRule="auto"/>
+              <w:ind w:firstLine="0"/>
             </w:pPr>
             <w:r>
               <w:rPr>
-                <w:rFonts w:ascii="Consolas" w:hAnsi="Consolas" w:eastAsia="Consolas"/>
-                <w:sz w:val="16"/>
+                <w:rFonts w:ascii="Consolas" w:hAnsi="Consolas" w:eastAsia="宋体"/>
+                <w:sz w:val="18"/>
               </w:rPr>
               <w:t xml:space="preserve">   ↓ 环绕通知</w:t>
             </w:r>
@@ -2490,11 +3129,12 @@
           <w:p>
             <w:pPr>
               <w:spacing w:after="0" w:line="240" w:lineRule="auto"/>
+              <w:ind w:firstLine="0"/>
             </w:pPr>
             <w:r>
               <w:rPr>
-                <w:rFonts w:ascii="Consolas" w:hAnsi="Consolas" w:eastAsia="Consolas"/>
-                <w:sz w:val="16"/>
+                <w:rFonts w:ascii="Consolas" w:hAnsi="Consolas" w:eastAsia="宋体"/>
+                <w:sz w:val="18"/>
               </w:rPr>
               <w:t>try:</w:t>
             </w:r>
@@ -2502,11 +3142,12 @@
           <w:p>
             <w:pPr>
               <w:spacing w:after="0" w:line="240" w:lineRule="auto"/>
+              <w:ind w:firstLine="0"/>
             </w:pPr>
             <w:r>
               <w:rPr>
-                <w:rFonts w:ascii="Consolas" w:hAnsi="Consolas" w:eastAsia="Consolas"/>
-                <w:sz w:val="16"/>
+                <w:rFonts w:ascii="Consolas" w:hAnsi="Consolas" w:eastAsia="宋体"/>
+                <w:sz w:val="18"/>
               </w:rPr>
               <w:t xml:space="preserve">    result = pjp.proceed()</w:t>
             </w:r>
@@ -2514,11 +3155,12 @@
           <w:p>
             <w:pPr>
               <w:spacing w:after="0" w:line="240" w:lineRule="auto"/>
+              <w:ind w:firstLine="0"/>
             </w:pPr>
             <w:r>
               <w:rPr>
-                <w:rFonts w:ascii="Consolas" w:hAnsi="Consolas" w:eastAsia="Consolas"/>
-                <w:sz w:val="16"/>
+                <w:rFonts w:ascii="Consolas" w:hAnsi="Consolas" w:eastAsia="宋体"/>
+                <w:sz w:val="18"/>
               </w:rPr>
               <w:t xml:space="preserve">    记 result=SUCCESS</w:t>
             </w:r>
@@ -2526,11 +3168,12 @@
           <w:p>
             <w:pPr>
               <w:spacing w:after="0" w:line="240" w:lineRule="auto"/>
+              <w:ind w:firstLine="0"/>
             </w:pPr>
             <w:r>
               <w:rPr>
-                <w:rFonts w:ascii="Consolas" w:hAnsi="Consolas" w:eastAsia="Consolas"/>
-                <w:sz w:val="16"/>
+                <w:rFonts w:ascii="Consolas" w:hAnsi="Consolas" w:eastAsia="宋体"/>
+                <w:sz w:val="18"/>
               </w:rPr>
               <w:t>except e:</w:t>
             </w:r>
@@ -2538,11 +3181,12 @@
           <w:p>
             <w:pPr>
               <w:spacing w:after="0" w:line="240" w:lineRule="auto"/>
+              <w:ind w:firstLine="0"/>
             </w:pPr>
             <w:r>
               <w:rPr>
-                <w:rFonts w:ascii="Consolas" w:hAnsi="Consolas" w:eastAsia="Consolas"/>
-                <w:sz w:val="16"/>
+                <w:rFonts w:ascii="Consolas" w:hAnsi="Consolas" w:eastAsia="宋体"/>
+                <w:sz w:val="18"/>
               </w:rPr>
               <w:t xml:space="preserve">    记 result=FAILURE + 错误信息，异常继续抛出（不影响主流程语义）</w:t>
             </w:r>
@@ -2550,11 +3194,12 @@
           <w:p>
             <w:pPr>
               <w:spacing w:after="0" w:line="240" w:lineRule="auto"/>
+              <w:ind w:firstLine="0"/>
             </w:pPr>
             <w:r>
               <w:rPr>
-                <w:rFonts w:ascii="Consolas" w:hAnsi="Consolas" w:eastAsia="Consolas"/>
-                <w:sz w:val="16"/>
+                <w:rFonts w:ascii="Consolas" w:hAnsi="Consolas" w:eastAsia="宋体"/>
+                <w:sz w:val="18"/>
               </w:rPr>
               <w:t>finally:</w:t>
             </w:r>
@@ -2562,11 +3207,12 @@
           <w:p>
             <w:pPr>
               <w:spacing w:after="0" w:line="240" w:lineRule="auto"/>
+              <w:ind w:firstLine="0"/>
             </w:pPr>
             <w:r>
               <w:rPr>
-                <w:rFonts w:ascii="Consolas" w:hAnsi="Consolas" w:eastAsia="Consolas"/>
-                <w:sz w:val="16"/>
+                <w:rFonts w:ascii="Consolas" w:hAnsi="Consolas" w:eastAsia="宋体"/>
+                <w:sz w:val="18"/>
               </w:rPr>
               <w:t xml:space="preserve">    写 audit_log(operator, module, action, target, detail, result, duration_ms, trace_id)</w:t>
             </w:r>
@@ -2590,21 +3236,31 @@
         <w:gridCol w:w="2705"/>
       </w:tblGrid>
       <w:tr>
+        <w:trPr>
+          <w:tblHeader/>
+        </w:trPr>
         <w:tc>
           <w:tcPr>
             <w:tcW w:type="dxa" w:w="2976"/>
-            <w:shd w:val="clear" w:fill="DCE6F1"/>
+            <w:shd w:val="clear" w:fill="E8EEF6" w:color="auto"/>
           </w:tcPr>
           <w:p>
             <w:pPr>
-              <w:spacing w:after="0"/>
+              <w:spacing w:after="0" w:line="240" w:lineRule="auto"/>
+              <w:ind w:firstLine="0"/>
+              <w:jc w:val="center"/>
             </w:pPr>
-            <w:r/>
-            <w:r>
-              <w:rPr>
-                <w:rFonts w:ascii="微软雅黑" w:hAnsi="微软雅黑" w:eastAsia="微软雅黑"/>
+            <w:r>
+              <w:rPr>
+                <w:rFonts w:ascii="Times New Roman" w:hAnsi="Times New Roman" w:eastAsia="宋体"/>
+                <w:sz w:val="18"/>
+              </w:rPr>
+            </w:r>
+            <w:r>
+              <w:rPr>
+                <w:rFonts w:ascii="Times New Roman" w:hAnsi="Times New Roman" w:eastAsia="宋体"/>
                 <w:b/>
-                <w:sz w:val="17"/>
+                <w:sz w:val="21"/>
               </w:rPr>
               <w:t>指标</w:t>
             </w:r>
@@ -2613,18 +3269,25 @@
         <w:tc>
           <w:tcPr>
             <w:tcW w:type="dxa" w:w="947"/>
-            <w:shd w:val="clear" w:fill="DCE6F1"/>
+            <w:shd w:val="clear" w:fill="E8EEF6" w:color="auto"/>
           </w:tcPr>
           <w:p>
             <w:pPr>
-              <w:spacing w:after="0"/>
+              <w:spacing w:after="0" w:line="240" w:lineRule="auto"/>
+              <w:ind w:firstLine="0"/>
+              <w:jc w:val="center"/>
             </w:pPr>
-            <w:r/>
-            <w:r>
-              <w:rPr>
-                <w:rFonts w:ascii="微软雅黑" w:hAnsi="微软雅黑" w:eastAsia="微软雅黑"/>
+            <w:r>
+              <w:rPr>
+                <w:rFonts w:ascii="Times New Roman" w:hAnsi="Times New Roman" w:eastAsia="宋体"/>
+                <w:sz w:val="18"/>
+              </w:rPr>
+            </w:r>
+            <w:r>
+              <w:rPr>
+                <w:rFonts w:ascii="Times New Roman" w:hAnsi="Times New Roman" w:eastAsia="宋体"/>
                 <w:b/>
-                <w:sz w:val="17"/>
+                <w:sz w:val="21"/>
               </w:rPr>
               <w:t>类型</w:t>
             </w:r>
@@ -2633,18 +3296,25 @@
         <w:tc>
           <w:tcPr>
             <w:tcW w:type="dxa" w:w="2300"/>
-            <w:shd w:val="clear" w:fill="DCE6F1"/>
+            <w:shd w:val="clear" w:fill="E8EEF6" w:color="auto"/>
           </w:tcPr>
           <w:p>
             <w:pPr>
-              <w:spacing w:after="0"/>
+              <w:spacing w:after="0" w:line="240" w:lineRule="auto"/>
+              <w:ind w:firstLine="0"/>
+              <w:jc w:val="center"/>
             </w:pPr>
-            <w:r/>
-            <w:r>
-              <w:rPr>
-                <w:rFonts w:ascii="微软雅黑" w:hAnsi="微软雅黑" w:eastAsia="微软雅黑"/>
+            <w:r>
+              <w:rPr>
+                <w:rFonts w:ascii="Times New Roman" w:hAnsi="Times New Roman" w:eastAsia="宋体"/>
+                <w:sz w:val="18"/>
+              </w:rPr>
+            </w:r>
+            <w:r>
+              <w:rPr>
+                <w:rFonts w:ascii="Times New Roman" w:hAnsi="Times New Roman" w:eastAsia="宋体"/>
                 <w:b/>
-                <w:sz w:val="17"/>
+                <w:sz w:val="21"/>
               </w:rPr>
               <w:t>标签</w:t>
             </w:r>
@@ -2653,18 +3323,25 @@
         <w:tc>
           <w:tcPr>
             <w:tcW w:type="dxa" w:w="2705"/>
-            <w:shd w:val="clear" w:fill="DCE6F1"/>
+            <w:shd w:val="clear" w:fill="E8EEF6" w:color="auto"/>
           </w:tcPr>
           <w:p>
             <w:pPr>
-              <w:spacing w:after="0"/>
+              <w:spacing w:after="0" w:line="240" w:lineRule="auto"/>
+              <w:ind w:firstLine="0"/>
+              <w:jc w:val="center"/>
             </w:pPr>
-            <w:r/>
-            <w:r>
-              <w:rPr>
-                <w:rFonts w:ascii="微软雅黑" w:hAnsi="微软雅黑" w:eastAsia="微软雅黑"/>
+            <w:r>
+              <w:rPr>
+                <w:rFonts w:ascii="Times New Roman" w:hAnsi="Times New Roman" w:eastAsia="宋体"/>
+                <w:sz w:val="18"/>
+              </w:rPr>
+            </w:r>
+            <w:r>
+              <w:rPr>
+                <w:rFonts w:ascii="Times New Roman" w:hAnsi="Times New Roman" w:eastAsia="宋体"/>
                 <w:b/>
-                <w:sz w:val="17"/>
+                <w:sz w:val="21"/>
               </w:rPr>
               <w:t>用途</w:t>
             </w:r>
@@ -2678,13 +3355,19 @@
           </w:tcPr>
           <w:p>
             <w:pPr>
-              <w:spacing w:after="0" w:line="252" w:lineRule="auto"/>
+              <w:spacing w:after="0" w:line="240" w:lineRule="auto"/>
+              <w:ind w:firstLine="0"/>
             </w:pPr>
-            <w:r/>
-            <w:r>
-              <w:rPr>
-                <w:rFonts w:ascii="微软雅黑" w:hAnsi="微软雅黑" w:eastAsia="微软雅黑"/>
-                <w:sz w:val="17"/>
+            <w:r>
+              <w:rPr>
+                <w:rFonts w:ascii="Times New Roman" w:hAnsi="Times New Roman" w:eastAsia="宋体"/>
+                <w:sz w:val="18"/>
+              </w:rPr>
+            </w:r>
+            <w:r>
+              <w:rPr>
+                <w:rFonts w:ascii="Times New Roman" w:hAnsi="Times New Roman" w:eastAsia="宋体"/>
+                <w:sz w:val="21"/>
               </w:rPr>
               <w:t>teampulse_api_requests_total</w:t>
             </w:r>
@@ -2696,13 +3379,19 @@
           </w:tcPr>
           <w:p>
             <w:pPr>
-              <w:spacing w:after="0" w:line="252" w:lineRule="auto"/>
+              <w:spacing w:after="0" w:line="240" w:lineRule="auto"/>
+              <w:ind w:firstLine="0"/>
             </w:pPr>
-            <w:r/>
-            <w:r>
-              <w:rPr>
-                <w:rFonts w:ascii="微软雅黑" w:hAnsi="微软雅黑" w:eastAsia="微软雅黑"/>
-                <w:sz w:val="17"/>
+            <w:r>
+              <w:rPr>
+                <w:rFonts w:ascii="Times New Roman" w:hAnsi="Times New Roman" w:eastAsia="宋体"/>
+                <w:sz w:val="18"/>
+              </w:rPr>
+            </w:r>
+            <w:r>
+              <w:rPr>
+                <w:rFonts w:ascii="Times New Roman" w:hAnsi="Times New Roman" w:eastAsia="宋体"/>
+                <w:sz w:val="21"/>
               </w:rPr>
               <w:t>counter</w:t>
             </w:r>
@@ -2714,13 +3403,19 @@
           </w:tcPr>
           <w:p>
             <w:pPr>
-              <w:spacing w:after="0" w:line="252" w:lineRule="auto"/>
+              <w:spacing w:after="0" w:line="240" w:lineRule="auto"/>
+              <w:ind w:firstLine="0"/>
             </w:pPr>
-            <w:r/>
-            <w:r>
-              <w:rPr>
-                <w:rFonts w:ascii="微软雅黑" w:hAnsi="微软雅黑" w:eastAsia="微软雅黑"/>
-                <w:sz w:val="17"/>
+            <w:r>
+              <w:rPr>
+                <w:rFonts w:ascii="Times New Roman" w:hAnsi="Times New Roman" w:eastAsia="宋体"/>
+                <w:sz w:val="18"/>
+              </w:rPr>
+            </w:r>
+            <w:r>
+              <w:rPr>
+                <w:rFonts w:ascii="Times New Roman" w:hAnsi="Times New Roman" w:eastAsia="宋体"/>
+                <w:sz w:val="21"/>
               </w:rPr>
               <w:t>method, uri（路由模板）, status</w:t>
             </w:r>
@@ -2732,13 +3427,19 @@
           </w:tcPr>
           <w:p>
             <w:pPr>
-              <w:spacing w:after="0" w:line="252" w:lineRule="auto"/>
+              <w:spacing w:after="0" w:line="240" w:lineRule="auto"/>
+              <w:ind w:firstLine="0"/>
             </w:pPr>
-            <w:r/>
-            <w:r>
-              <w:rPr>
-                <w:rFonts w:ascii="微软雅黑" w:hAnsi="微软雅黑" w:eastAsia="微软雅黑"/>
-                <w:sz w:val="17"/>
+            <w:r>
+              <w:rPr>
+                <w:rFonts w:ascii="Times New Roman" w:hAnsi="Times New Roman" w:eastAsia="宋体"/>
+                <w:sz w:val="18"/>
+              </w:rPr>
+            </w:r>
+            <w:r>
+              <w:rPr>
+                <w:rFonts w:ascii="Times New Roman" w:hAnsi="Times New Roman" w:eastAsia="宋体"/>
+                <w:sz w:val="21"/>
               </w:rPr>
               <w:t>RED 的 Rate</w:t>
             </w:r>
@@ -2752,13 +3453,19 @@
           </w:tcPr>
           <w:p>
             <w:pPr>
-              <w:spacing w:after="0" w:line="252" w:lineRule="auto"/>
+              <w:spacing w:after="0" w:line="240" w:lineRule="auto"/>
+              <w:ind w:firstLine="0"/>
             </w:pPr>
-            <w:r/>
-            <w:r>
-              <w:rPr>
-                <w:rFonts w:ascii="微软雅黑" w:hAnsi="微软雅黑" w:eastAsia="微软雅黑"/>
-                <w:sz w:val="17"/>
+            <w:r>
+              <w:rPr>
+                <w:rFonts w:ascii="Times New Roman" w:hAnsi="Times New Roman" w:eastAsia="宋体"/>
+                <w:sz w:val="18"/>
+              </w:rPr>
+            </w:r>
+            <w:r>
+              <w:rPr>
+                <w:rFonts w:ascii="Times New Roman" w:hAnsi="Times New Roman" w:eastAsia="宋体"/>
+                <w:sz w:val="21"/>
               </w:rPr>
               <w:t>teampulse_api_latency_seconds</w:t>
             </w:r>
@@ -2770,13 +3477,19 @@
           </w:tcPr>
           <w:p>
             <w:pPr>
-              <w:spacing w:after="0" w:line="252" w:lineRule="auto"/>
+              <w:spacing w:after="0" w:line="240" w:lineRule="auto"/>
+              <w:ind w:firstLine="0"/>
             </w:pPr>
-            <w:r/>
-            <w:r>
-              <w:rPr>
-                <w:rFonts w:ascii="微软雅黑" w:hAnsi="微软雅黑" w:eastAsia="微软雅黑"/>
-                <w:sz w:val="17"/>
+            <w:r>
+              <w:rPr>
+                <w:rFonts w:ascii="Times New Roman" w:hAnsi="Times New Roman" w:eastAsia="宋体"/>
+                <w:sz w:val="18"/>
+              </w:rPr>
+            </w:r>
+            <w:r>
+              <w:rPr>
+                <w:rFonts w:ascii="Times New Roman" w:hAnsi="Times New Roman" w:eastAsia="宋体"/>
+                <w:sz w:val="21"/>
               </w:rPr>
               <w:t>timer</w:t>
             </w:r>
@@ -2788,13 +3501,19 @@
           </w:tcPr>
           <w:p>
             <w:pPr>
-              <w:spacing w:after="0" w:line="252" w:lineRule="auto"/>
+              <w:spacing w:after="0" w:line="240" w:lineRule="auto"/>
+              <w:ind w:firstLine="0"/>
             </w:pPr>
-            <w:r/>
-            <w:r>
-              <w:rPr>
-                <w:rFonts w:ascii="微软雅黑" w:hAnsi="微软雅黑" w:eastAsia="微软雅黑"/>
-                <w:sz w:val="17"/>
+            <w:r>
+              <w:rPr>
+                <w:rFonts w:ascii="Times New Roman" w:hAnsi="Times New Roman" w:eastAsia="宋体"/>
+                <w:sz w:val="18"/>
+              </w:rPr>
+            </w:r>
+            <w:r>
+              <w:rPr>
+                <w:rFonts w:ascii="Times New Roman" w:hAnsi="Times New Roman" w:eastAsia="宋体"/>
+                <w:sz w:val="21"/>
               </w:rPr>
               <w:t>uri</w:t>
             </w:r>
@@ -2806,13 +3525,19 @@
           </w:tcPr>
           <w:p>
             <w:pPr>
-              <w:spacing w:after="0" w:line="252" w:lineRule="auto"/>
+              <w:spacing w:after="0" w:line="240" w:lineRule="auto"/>
+              <w:ind w:firstLine="0"/>
             </w:pPr>
-            <w:r/>
-            <w:r>
-              <w:rPr>
-                <w:rFonts w:ascii="微软雅黑" w:hAnsi="微软雅黑" w:eastAsia="微软雅黑"/>
-                <w:sz w:val="17"/>
+            <w:r>
+              <w:rPr>
+                <w:rFonts w:ascii="Times New Roman" w:hAnsi="Times New Roman" w:eastAsia="宋体"/>
+                <w:sz w:val="18"/>
+              </w:rPr>
+            </w:r>
+            <w:r>
+              <w:rPr>
+                <w:rFonts w:ascii="Times New Roman" w:hAnsi="Times New Roman" w:eastAsia="宋体"/>
+                <w:sz w:val="21"/>
               </w:rPr>
               <w:t>RED 的 Duration（P50/P95/P99）</w:t>
             </w:r>
@@ -2826,13 +3551,19 @@
           </w:tcPr>
           <w:p>
             <w:pPr>
-              <w:spacing w:after="0" w:line="252" w:lineRule="auto"/>
+              <w:spacing w:after="0" w:line="240" w:lineRule="auto"/>
+              <w:ind w:firstLine="0"/>
             </w:pPr>
-            <w:r/>
-            <w:r>
-              <w:rPr>
-                <w:rFonts w:ascii="微软雅黑" w:hAnsi="微软雅黑" w:eastAsia="微软雅黑"/>
-                <w:sz w:val="17"/>
+            <w:r>
+              <w:rPr>
+                <w:rFonts w:ascii="Times New Roman" w:hAnsi="Times New Roman" w:eastAsia="宋体"/>
+                <w:sz w:val="18"/>
+              </w:rPr>
+            </w:r>
+            <w:r>
+              <w:rPr>
+                <w:rFonts w:ascii="Times New Roman" w:hAnsi="Times New Roman" w:eastAsia="宋体"/>
+                <w:sz w:val="21"/>
               </w:rPr>
               <w:t>teampulse_api_errors_total</w:t>
             </w:r>
@@ -2844,13 +3575,19 @@
           </w:tcPr>
           <w:p>
             <w:pPr>
-              <w:spacing w:after="0" w:line="252" w:lineRule="auto"/>
+              <w:spacing w:after="0" w:line="240" w:lineRule="auto"/>
+              <w:ind w:firstLine="0"/>
             </w:pPr>
-            <w:r/>
-            <w:r>
-              <w:rPr>
-                <w:rFonts w:ascii="微软雅黑" w:hAnsi="微软雅黑" w:eastAsia="微软雅黑"/>
-                <w:sz w:val="17"/>
+            <w:r>
+              <w:rPr>
+                <w:rFonts w:ascii="Times New Roman" w:hAnsi="Times New Roman" w:eastAsia="宋体"/>
+                <w:sz w:val="18"/>
+              </w:rPr>
+            </w:r>
+            <w:r>
+              <w:rPr>
+                <w:rFonts w:ascii="Times New Roman" w:hAnsi="Times New Roman" w:eastAsia="宋体"/>
+                <w:sz w:val="21"/>
               </w:rPr>
               <w:t>counter</w:t>
             </w:r>
@@ -2862,13 +3599,19 @@
           </w:tcPr>
           <w:p>
             <w:pPr>
-              <w:spacing w:after="0" w:line="252" w:lineRule="auto"/>
+              <w:spacing w:after="0" w:line="240" w:lineRule="auto"/>
+              <w:ind w:firstLine="0"/>
             </w:pPr>
-            <w:r/>
-            <w:r>
-              <w:rPr>
-                <w:rFonts w:ascii="微软雅黑" w:hAnsi="微软雅黑" w:eastAsia="微软雅黑"/>
-                <w:sz w:val="17"/>
+            <w:r>
+              <w:rPr>
+                <w:rFonts w:ascii="Times New Roman" w:hAnsi="Times New Roman" w:eastAsia="宋体"/>
+                <w:sz w:val="18"/>
+              </w:rPr>
+            </w:r>
+            <w:r>
+              <w:rPr>
+                <w:rFonts w:ascii="Times New Roman" w:hAnsi="Times New Roman" w:eastAsia="宋体"/>
+                <w:sz w:val="21"/>
               </w:rPr>
               <w:t>code</w:t>
             </w:r>
@@ -2880,13 +3623,19 @@
           </w:tcPr>
           <w:p>
             <w:pPr>
-              <w:spacing w:after="0" w:line="252" w:lineRule="auto"/>
+              <w:spacing w:after="0" w:line="240" w:lineRule="auto"/>
+              <w:ind w:firstLine="0"/>
             </w:pPr>
-            <w:r/>
-            <w:r>
-              <w:rPr>
-                <w:rFonts w:ascii="微软雅黑" w:hAnsi="微软雅黑" w:eastAsia="微软雅黑"/>
-                <w:sz w:val="17"/>
+            <w:r>
+              <w:rPr>
+                <w:rFonts w:ascii="Times New Roman" w:hAnsi="Times New Roman" w:eastAsia="宋体"/>
+                <w:sz w:val="18"/>
+              </w:rPr>
+            </w:r>
+            <w:r>
+              <w:rPr>
+                <w:rFonts w:ascii="Times New Roman" w:hAnsi="Times New Roman" w:eastAsia="宋体"/>
+                <w:sz w:val="21"/>
               </w:rPr>
               <w:t>业务错误码分布</w:t>
             </w:r>
@@ -2900,13 +3649,19 @@
           </w:tcPr>
           <w:p>
             <w:pPr>
-              <w:spacing w:after="0" w:line="252" w:lineRule="auto"/>
+              <w:spacing w:after="0" w:line="240" w:lineRule="auto"/>
+              <w:ind w:firstLine="0"/>
             </w:pPr>
-            <w:r/>
-            <w:r>
-              <w:rPr>
-                <w:rFonts w:ascii="微软雅黑" w:hAnsi="微软雅黑" w:eastAsia="微软雅黑"/>
-                <w:sz w:val="17"/>
+            <w:r>
+              <w:rPr>
+                <w:rFonts w:ascii="Times New Roman" w:hAnsi="Times New Roman" w:eastAsia="宋体"/>
+                <w:sz w:val="18"/>
+              </w:rPr>
+            </w:r>
+            <w:r>
+              <w:rPr>
+                <w:rFonts w:ascii="Times New Roman" w:hAnsi="Times New Roman" w:eastAsia="宋体"/>
+                <w:sz w:val="21"/>
               </w:rPr>
               <w:t>teampulse_attendance_punch_total</w:t>
             </w:r>
@@ -2918,13 +3673,19 @@
           </w:tcPr>
           <w:p>
             <w:pPr>
-              <w:spacing w:after="0" w:line="252" w:lineRule="auto"/>
+              <w:spacing w:after="0" w:line="240" w:lineRule="auto"/>
+              <w:ind w:firstLine="0"/>
             </w:pPr>
-            <w:r/>
-            <w:r>
-              <w:rPr>
-                <w:rFonts w:ascii="微软雅黑" w:hAnsi="微软雅黑" w:eastAsia="微软雅黑"/>
-                <w:sz w:val="17"/>
+            <w:r>
+              <w:rPr>
+                <w:rFonts w:ascii="Times New Roman" w:hAnsi="Times New Roman" w:eastAsia="宋体"/>
+                <w:sz w:val="18"/>
+              </w:rPr>
+            </w:r>
+            <w:r>
+              <w:rPr>
+                <w:rFonts w:ascii="Times New Roman" w:hAnsi="Times New Roman" w:eastAsia="宋体"/>
+                <w:sz w:val="21"/>
               </w:rPr>
               <w:t>counter</w:t>
             </w:r>
@@ -2936,13 +3697,19 @@
           </w:tcPr>
           <w:p>
             <w:pPr>
-              <w:spacing w:after="0" w:line="252" w:lineRule="auto"/>
+              <w:spacing w:after="0" w:line="240" w:lineRule="auto"/>
+              <w:ind w:firstLine="0"/>
             </w:pPr>
-            <w:r/>
-            <w:r>
-              <w:rPr>
-                <w:rFonts w:ascii="微软雅黑" w:hAnsi="微软雅黑" w:eastAsia="微软雅黑"/>
-                <w:sz w:val="17"/>
+            <w:r>
+              <w:rPr>
+                <w:rFonts w:ascii="Times New Roman" w:hAnsi="Times New Roman" w:eastAsia="宋体"/>
+                <w:sz w:val="18"/>
+              </w:rPr>
+            </w:r>
+            <w:r>
+              <w:rPr>
+                <w:rFonts w:ascii="Times New Roman" w:hAnsi="Times New Roman" w:eastAsia="宋体"/>
+                <w:sz w:val="21"/>
               </w:rPr>
               <w:t>result</w:t>
             </w:r>
@@ -2954,13 +3721,19 @@
           </w:tcPr>
           <w:p>
             <w:pPr>
-              <w:spacing w:after="0" w:line="252" w:lineRule="auto"/>
+              <w:spacing w:after="0" w:line="240" w:lineRule="auto"/>
+              <w:ind w:firstLine="0"/>
             </w:pPr>
-            <w:r/>
-            <w:r>
-              <w:rPr>
-                <w:rFonts w:ascii="微软雅黑" w:hAnsi="微软雅黑" w:eastAsia="微软雅黑"/>
-                <w:sz w:val="17"/>
+            <w:r>
+              <w:rPr>
+                <w:rFonts w:ascii="Times New Roman" w:hAnsi="Times New Roman" w:eastAsia="宋体"/>
+                <w:sz w:val="18"/>
+              </w:rPr>
+            </w:r>
+            <w:r>
+              <w:rPr>
+                <w:rFonts w:ascii="Times New Roman" w:hAnsi="Times New Roman" w:eastAsia="宋体"/>
+                <w:sz w:val="21"/>
               </w:rPr>
               <w:t>打卡成功/失败率</w:t>
             </w:r>
@@ -2974,13 +3747,19 @@
           </w:tcPr>
           <w:p>
             <w:pPr>
-              <w:spacing w:after="0" w:line="252" w:lineRule="auto"/>
+              <w:spacing w:after="0" w:line="240" w:lineRule="auto"/>
+              <w:ind w:firstLine="0"/>
             </w:pPr>
-            <w:r/>
-            <w:r>
-              <w:rPr>
-                <w:rFonts w:ascii="微软雅黑" w:hAnsi="微软雅黑" w:eastAsia="微软雅黑"/>
-                <w:sz w:val="17"/>
+            <w:r>
+              <w:rPr>
+                <w:rFonts w:ascii="Times New Roman" w:hAnsi="Times New Roman" w:eastAsia="宋体"/>
+                <w:sz w:val="18"/>
+              </w:rPr>
+            </w:r>
+            <w:r>
+              <w:rPr>
+                <w:rFonts w:ascii="Times New Roman" w:hAnsi="Times New Roman" w:eastAsia="宋体"/>
+                <w:sz w:val="21"/>
               </w:rPr>
               <w:t>teampulse_attendance_idempotent_total</w:t>
             </w:r>
@@ -2992,13 +3771,19 @@
           </w:tcPr>
           <w:p>
             <w:pPr>
-              <w:spacing w:after="0" w:line="252" w:lineRule="auto"/>
+              <w:spacing w:after="0" w:line="240" w:lineRule="auto"/>
+              <w:ind w:firstLine="0"/>
             </w:pPr>
-            <w:r/>
-            <w:r>
-              <w:rPr>
-                <w:rFonts w:ascii="微软雅黑" w:hAnsi="微软雅黑" w:eastAsia="微软雅黑"/>
-                <w:sz w:val="17"/>
+            <w:r>
+              <w:rPr>
+                <w:rFonts w:ascii="Times New Roman" w:hAnsi="Times New Roman" w:eastAsia="宋体"/>
+                <w:sz w:val="18"/>
+              </w:rPr>
+            </w:r>
+            <w:r>
+              <w:rPr>
+                <w:rFonts w:ascii="Times New Roman" w:hAnsi="Times New Roman" w:eastAsia="宋体"/>
+                <w:sz w:val="21"/>
               </w:rPr>
               <w:t>counter</w:t>
             </w:r>
@@ -3010,13 +3795,19 @@
           </w:tcPr>
           <w:p>
             <w:pPr>
-              <w:spacing w:after="0" w:line="252" w:lineRule="auto"/>
+              <w:spacing w:after="0" w:line="240" w:lineRule="auto"/>
+              <w:ind w:firstLine="0"/>
             </w:pPr>
-            <w:r/>
-            <w:r>
-              <w:rPr>
-                <w:rFonts w:ascii="微软雅黑" w:hAnsi="微软雅黑" w:eastAsia="微软雅黑"/>
-                <w:sz w:val="17"/>
+            <w:r>
+              <w:rPr>
+                <w:rFonts w:ascii="Times New Roman" w:hAnsi="Times New Roman" w:eastAsia="宋体"/>
+                <w:sz w:val="18"/>
+              </w:rPr>
+            </w:r>
+            <w:r>
+              <w:rPr>
+                <w:rFonts w:ascii="Times New Roman" w:hAnsi="Times New Roman" w:eastAsia="宋体"/>
+                <w:sz w:val="21"/>
               </w:rPr>
               <w:t>layer</w:t>
             </w:r>
@@ -3028,13 +3819,19 @@
           </w:tcPr>
           <w:p>
             <w:pPr>
-              <w:spacing w:after="0" w:line="252" w:lineRule="auto"/>
+              <w:spacing w:after="0" w:line="240" w:lineRule="auto"/>
+              <w:ind w:firstLine="0"/>
             </w:pPr>
-            <w:r/>
-            <w:r>
-              <w:rPr>
-                <w:rFonts w:ascii="微软雅黑" w:hAnsi="微软雅黑" w:eastAsia="微软雅黑"/>
-                <w:sz w:val="17"/>
+            <w:r>
+              <w:rPr>
+                <w:rFonts w:ascii="Times New Roman" w:hAnsi="Times New Roman" w:eastAsia="宋体"/>
+                <w:sz w:val="18"/>
+              </w:rPr>
+            </w:r>
+            <w:r>
+              <w:rPr>
+                <w:rFonts w:ascii="Times New Roman" w:hAnsi="Times New Roman" w:eastAsia="宋体"/>
+                <w:sz w:val="21"/>
               </w:rPr>
               <w:t>幂等命中（排查重复上报）</w:t>
             </w:r>
@@ -3046,8 +3843,14 @@
     <w:p>
       <w:pPr>
         <w:pStyle w:val="Heading1"/>
+        <w:ind w:firstLine="0"/>
       </w:pPr>
       <w:r>
+        <w:rPr>
+          <w:rFonts w:ascii="Times New Roman" w:hAnsi="Times New Roman" w:eastAsia="黑体"/>
+          <w:b/>
+          <w:sz w:val="32"/>
+        </w:rPr>
         <w:t>7　定时结算</w:t>
       </w:r>
     </w:p>
@@ -3069,12 +3872,18 @@
           <w:p>
             <w:pPr>
               <w:spacing w:after="0" w:line="240" w:lineRule="auto"/>
+              <w:ind w:firstLine="0"/>
             </w:pPr>
-            <w:r/>
-            <w:r>
-              <w:rPr>
-                <w:rFonts w:ascii="Consolas" w:hAnsi="Consolas" w:eastAsia="Consolas"/>
-                <w:sz w:val="16"/>
+            <w:r>
+              <w:rPr>
+                <w:rFonts w:ascii="Times New Roman" w:hAnsi="Times New Roman" w:eastAsia="Consolas"/>
+                <w:sz w:val="17"/>
+              </w:rPr>
+            </w:r>
+            <w:r>
+              <w:rPr>
+                <w:rFonts w:ascii="Consolas" w:hAnsi="Consolas" w:eastAsia="宋体"/>
+                <w:sz w:val="18"/>
               </w:rPr>
               <w:t>@Scheduled(cron = "0 5 0 * * ?")   # 每天 00:05，结算前一天</w:t>
             </w:r>
@@ -3082,11 +3891,12 @@
           <w:p>
             <w:pPr>
               <w:spacing w:after="0" w:line="240" w:lineRule="auto"/>
+              <w:ind w:firstLine="0"/>
             </w:pPr>
             <w:r>
               <w:rPr>
-                <w:rFonts w:ascii="Consolas" w:hAnsi="Consolas" w:eastAsia="Consolas"/>
-                <w:sz w:val="16"/>
+                <w:rFonts w:ascii="Consolas" w:hAnsi="Consolas" w:eastAsia="宋体"/>
+                <w:sz w:val="18"/>
               </w:rPr>
               <w:t>settleDaily(yesterday):</w:t>
             </w:r>
@@ -3094,11 +3904,12 @@
           <w:p>
             <w:pPr>
               <w:spacing w:after="0" w:line="240" w:lineRule="auto"/>
+              <w:ind w:firstLine="0"/>
             </w:pPr>
             <w:r>
               <w:rPr>
-                <w:rFonts w:ascii="Consolas" w:hAnsi="Consolas" w:eastAsia="Consolas"/>
-                <w:sz w:val="16"/>
+                <w:rFonts w:ascii="Consolas" w:hAnsi="Consolas" w:eastAsia="宋体"/>
+                <w:sz w:val="18"/>
               </w:rPr>
               <w:t xml:space="preserve">  for each 在职用户:</w:t>
             </w:r>
@@ -3106,11 +3917,12 @@
           <w:p>
             <w:pPr>
               <w:spacing w:after="0" w:line="240" w:lineRule="auto"/>
+              <w:ind w:firstLine="0"/>
             </w:pPr>
             <w:r>
               <w:rPr>
-                <w:rFonts w:ascii="Consolas" w:hAnsi="Consolas" w:eastAsia="Consolas"/>
-                <w:sz w:val="16"/>
+                <w:rFonts w:ascii="Consolas" w:hAnsi="Consolas" w:eastAsia="宋体"/>
+                <w:sz w:val="18"/>
               </w:rPr>
               <w:t xml:space="preserve">       agg = 聚合 attendance_record（当日最早/最晚打卡）</w:t>
             </w:r>
@@ -3118,11 +3930,12 @@
           <w:p>
             <w:pPr>
               <w:spacing w:after="0" w:line="240" w:lineRule="auto"/>
+              <w:ind w:firstLine="0"/>
             </w:pPr>
             <w:r>
               <w:rPr>
-                <w:rFonts w:ascii="Consolas" w:hAnsi="Consolas" w:eastAsia="Consolas"/>
-                <w:sz w:val="16"/>
+                <w:rFonts w:ascii="Consolas" w:hAnsi="Consolas" w:eastAsia="宋体"/>
+                <w:sz w:val="18"/>
               </w:rPr>
               <w:t xml:space="preserve">       status = 判定（缺任一侧 → ABSENT / 半天）</w:t>
             </w:r>
@@ -3130,11 +3943,12 @@
           <w:p>
             <w:pPr>
               <w:spacing w:after="0" w:line="240" w:lineRule="auto"/>
+              <w:ind w:firstLine="0"/>
             </w:pPr>
             <w:r>
               <w:rPr>
-                <w:rFonts w:ascii="Consolas" w:hAnsi="Consolas" w:eastAsia="Consolas"/>
-                <w:sz w:val="16"/>
+                <w:rFonts w:ascii="Consolas" w:hAnsi="Consolas" w:eastAsia="宋体"/>
+                <w:sz w:val="18"/>
               </w:rPr>
               <w:t xml:space="preserve">       upsert attendance_daily(user_id, work_date)   # 唯一索引保证不重复</w:t>
             </w:r>
@@ -3142,11 +3956,12 @@
           <w:p>
             <w:pPr>
               <w:spacing w:after="0" w:line="240" w:lineRule="auto"/>
+              <w:ind w:firstLine="0"/>
             </w:pPr>
             <w:r>
               <w:rPr>
-                <w:rFonts w:ascii="Consolas" w:hAnsi="Consolas" w:eastAsia="Consolas"/>
-                <w:sz w:val="16"/>
+                <w:rFonts w:ascii="Consolas" w:hAnsi="Consolas" w:eastAsia="宋体"/>
+                <w:sz w:val="18"/>
               </w:rPr>
               <w:t>说明：写入路径已增量更新过，本任务是「兜底重算」，因此可安全重复执行。</w:t>
             </w:r>
@@ -3158,18 +3973,25 @@
     <w:p>
       <w:pPr>
         <w:pStyle w:val="Heading1"/>
+        <w:ind w:firstLine="0"/>
       </w:pPr>
       <w:r>
+        <w:rPr>
+          <w:rFonts w:ascii="Times New Roman" w:hAnsi="Times New Roman" w:eastAsia="黑体"/>
+          <w:b/>
+          <w:sz w:val="32"/>
+        </w:rPr>
         <w:t>8　架构决策记录（ADR）</w:t>
       </w:r>
     </w:p>
     <w:p>
       <w:pPr>
-        <w:spacing w:after="120"/>
+        <w:spacing w:after="120" w:line="360" w:lineRule="auto"/>
+        <w:ind w:firstLine="420"/>
       </w:pPr>
       <w:r>
         <w:rPr>
-          <w:rFonts w:ascii="微软雅黑" w:hAnsi="微软雅黑" w:eastAsia="微软雅黑"/>
+          <w:rFonts w:ascii="Times New Roman" w:hAnsi="Times New Roman" w:eastAsia="宋体"/>
           <w:b w:val="0"/>
           <w:sz w:val="21"/>
         </w:rPr>
@@ -3179,8 +4001,14 @@
     <w:p>
       <w:pPr>
         <w:pStyle w:val="Heading2"/>
+        <w:ind w:firstLine="0"/>
       </w:pPr>
       <w:r>
+        <w:rPr>
+          <w:rFonts w:ascii="Times New Roman" w:hAnsi="Times New Roman" w:eastAsia="黑体"/>
+          <w:b/>
+          <w:sz w:val="28"/>
+        </w:rPr>
         <w:t>ADR-01　采用单体架构而非微服务</w:t>
       </w:r>
     </w:p>
@@ -3197,21 +4025,31 @@
         <w:gridCol w:w="7920"/>
       </w:tblGrid>
       <w:tr>
+        <w:trPr>
+          <w:tblHeader/>
+        </w:trPr>
         <w:tc>
           <w:tcPr>
             <w:tcW w:type="dxa" w:w="1008"/>
-            <w:shd w:val="clear" w:fill="DCE6F1"/>
+            <w:shd w:val="clear" w:fill="E8EEF6" w:color="auto"/>
           </w:tcPr>
           <w:p>
             <w:pPr>
-              <w:spacing w:after="0"/>
+              <w:spacing w:after="0" w:line="240" w:lineRule="auto"/>
+              <w:ind w:firstLine="0"/>
+              <w:jc w:val="center"/>
             </w:pPr>
-            <w:r/>
-            <w:r>
-              <w:rPr>
-                <w:rFonts w:ascii="微软雅黑" w:hAnsi="微软雅黑" w:eastAsia="微软雅黑"/>
+            <w:r>
+              <w:rPr>
+                <w:rFonts w:ascii="Times New Roman" w:hAnsi="Times New Roman" w:eastAsia="宋体"/>
+                <w:sz w:val="18"/>
+              </w:rPr>
+            </w:r>
+            <w:r>
+              <w:rPr>
+                <w:rFonts w:ascii="Times New Roman" w:hAnsi="Times New Roman" w:eastAsia="宋体"/>
                 <w:b/>
-                <w:sz w:val="18"/>
+                <w:sz w:val="21"/>
               </w:rPr>
               <w:t>项</w:t>
             </w:r>
@@ -3220,18 +4058,25 @@
         <w:tc>
           <w:tcPr>
             <w:tcW w:type="dxa" w:w="7920"/>
-            <w:shd w:val="clear" w:fill="DCE6F1"/>
+            <w:shd w:val="clear" w:fill="E8EEF6" w:color="auto"/>
           </w:tcPr>
           <w:p>
             <w:pPr>
-              <w:spacing w:after="0"/>
+              <w:spacing w:after="0" w:line="240" w:lineRule="auto"/>
+              <w:ind w:firstLine="0"/>
+              <w:jc w:val="center"/>
             </w:pPr>
-            <w:r/>
-            <w:r>
-              <w:rPr>
-                <w:rFonts w:ascii="微软雅黑" w:hAnsi="微软雅黑" w:eastAsia="微软雅黑"/>
+            <w:r>
+              <w:rPr>
+                <w:rFonts w:ascii="Times New Roman" w:hAnsi="Times New Roman" w:eastAsia="宋体"/>
+                <w:sz w:val="18"/>
+              </w:rPr>
+            </w:r>
+            <w:r>
+              <w:rPr>
+                <w:rFonts w:ascii="Times New Roman" w:hAnsi="Times New Roman" w:eastAsia="宋体"/>
                 <w:b/>
-                <w:sz w:val="18"/>
+                <w:sz w:val="21"/>
               </w:rPr>
               <w:t>内容</w:t>
             </w:r>
@@ -3245,13 +4090,19 @@
           </w:tcPr>
           <w:p>
             <w:pPr>
-              <w:spacing w:after="0" w:line="252" w:lineRule="auto"/>
+              <w:spacing w:after="0" w:line="240" w:lineRule="auto"/>
+              <w:ind w:firstLine="0"/>
             </w:pPr>
-            <w:r/>
-            <w:r>
-              <w:rPr>
-                <w:rFonts w:ascii="微软雅黑" w:hAnsi="微软雅黑" w:eastAsia="微软雅黑"/>
+            <w:r>
+              <w:rPr>
+                <w:rFonts w:ascii="Times New Roman" w:hAnsi="Times New Roman" w:eastAsia="宋体"/>
                 <w:sz w:val="18"/>
+              </w:rPr>
+            </w:r>
+            <w:r>
+              <w:rPr>
+                <w:rFonts w:ascii="Times New Roman" w:hAnsi="Times New Roman" w:eastAsia="宋体"/>
+                <w:sz w:val="21"/>
               </w:rPr>
               <w:t>背景</w:t>
             </w:r>
@@ -3263,13 +4114,19 @@
           </w:tcPr>
           <w:p>
             <w:pPr>
-              <w:spacing w:after="0" w:line="252" w:lineRule="auto"/>
+              <w:spacing w:after="0" w:line="240" w:lineRule="auto"/>
+              <w:ind w:firstLine="0"/>
             </w:pPr>
-            <w:r/>
-            <w:r>
-              <w:rPr>
-                <w:rFonts w:ascii="微软雅黑" w:hAnsi="微软雅黑" w:eastAsia="微软雅黑"/>
+            <w:r>
+              <w:rPr>
+                <w:rFonts w:ascii="Times New Roman" w:hAnsi="Times New Roman" w:eastAsia="宋体"/>
                 <w:sz w:val="18"/>
+              </w:rPr>
+            </w:r>
+            <w:r>
+              <w:rPr>
+                <w:rFonts w:ascii="Times New Roman" w:hAnsi="Times New Roman" w:eastAsia="宋体"/>
+                <w:sz w:val="21"/>
               </w:rPr>
               <w:t>团队规模 1 人、部署目标 1 台 4C4G 服务器；模块间调用是进程内方法调用，拆成微服务后需要服务发现、链路追踪、分布式事务，运维成本远超收益。</w:t>
             </w:r>
@@ -3283,13 +4140,19 @@
           </w:tcPr>
           <w:p>
             <w:pPr>
-              <w:spacing w:after="0" w:line="252" w:lineRule="auto"/>
+              <w:spacing w:after="0" w:line="240" w:lineRule="auto"/>
+              <w:ind w:firstLine="0"/>
             </w:pPr>
-            <w:r/>
-            <w:r>
-              <w:rPr>
-                <w:rFonts w:ascii="微软雅黑" w:hAnsi="微软雅黑" w:eastAsia="微软雅黑"/>
+            <w:r>
+              <w:rPr>
+                <w:rFonts w:ascii="Times New Roman" w:hAnsi="Times New Roman" w:eastAsia="宋体"/>
                 <w:sz w:val="18"/>
+              </w:rPr>
+            </w:r>
+            <w:r>
+              <w:rPr>
+                <w:rFonts w:ascii="Times New Roman" w:hAnsi="Times New Roman" w:eastAsia="宋体"/>
+                <w:sz w:val="21"/>
               </w:rPr>
               <w:t>收益</w:t>
             </w:r>
@@ -3301,13 +4164,19 @@
           </w:tcPr>
           <w:p>
             <w:pPr>
-              <w:spacing w:after="0" w:line="252" w:lineRule="auto"/>
+              <w:spacing w:after="0" w:line="240" w:lineRule="auto"/>
+              <w:ind w:firstLine="0"/>
             </w:pPr>
-            <w:r/>
-            <w:r>
-              <w:rPr>
-                <w:rFonts w:ascii="微软雅黑" w:hAnsi="微软雅黑" w:eastAsia="微软雅黑"/>
+            <w:r>
+              <w:rPr>
+                <w:rFonts w:ascii="Times New Roman" w:hAnsi="Times New Roman" w:eastAsia="宋体"/>
                 <w:sz w:val="18"/>
+              </w:rPr>
+            </w:r>
+            <w:r>
+              <w:rPr>
+                <w:rFonts w:ascii="Times New Roman" w:hAnsi="Times New Roman" w:eastAsia="宋体"/>
+                <w:sz w:val="21"/>
               </w:rPr>
               <w:t>启动快、排错简单、部署只有一条 compose 命令。</w:t>
             </w:r>
@@ -3321,13 +4190,19 @@
           </w:tcPr>
           <w:p>
             <w:pPr>
-              <w:spacing w:after="0" w:line="252" w:lineRule="auto"/>
+              <w:spacing w:after="0" w:line="240" w:lineRule="auto"/>
+              <w:ind w:firstLine="0"/>
             </w:pPr>
-            <w:r/>
-            <w:r>
-              <w:rPr>
-                <w:rFonts w:ascii="微软雅黑" w:hAnsi="微软雅黑" w:eastAsia="微软雅黑"/>
+            <w:r>
+              <w:rPr>
+                <w:rFonts w:ascii="Times New Roman" w:hAnsi="Times New Roman" w:eastAsia="宋体"/>
                 <w:sz w:val="18"/>
+              </w:rPr>
+            </w:r>
+            <w:r>
+              <w:rPr>
+                <w:rFonts w:ascii="Times New Roman" w:hAnsi="Times New Roman" w:eastAsia="宋体"/>
+                <w:sz w:val="21"/>
               </w:rPr>
               <w:t>代价</w:t>
             </w:r>
@@ -3339,13 +4214,19 @@
           </w:tcPr>
           <w:p>
             <w:pPr>
-              <w:spacing w:after="0" w:line="252" w:lineRule="auto"/>
+              <w:spacing w:after="0" w:line="240" w:lineRule="auto"/>
+              <w:ind w:firstLine="0"/>
             </w:pPr>
-            <w:r/>
-            <w:r>
-              <w:rPr>
-                <w:rFonts w:ascii="微软雅黑" w:hAnsi="微软雅黑" w:eastAsia="微软雅黑"/>
+            <w:r>
+              <w:rPr>
+                <w:rFonts w:ascii="Times New Roman" w:hAnsi="Times New Roman" w:eastAsia="宋体"/>
                 <w:sz w:val="18"/>
+              </w:rPr>
+            </w:r>
+            <w:r>
+              <w:rPr>
+                <w:rFonts w:ascii="Times New Roman" w:hAnsi="Times New Roman" w:eastAsia="宋体"/>
+                <w:sz w:val="21"/>
               </w:rPr>
               <w:t>无法按模块独立扩容；单点故障影响全站。</w:t>
             </w:r>
@@ -3359,13 +4240,19 @@
           </w:tcPr>
           <w:p>
             <w:pPr>
-              <w:spacing w:after="0" w:line="252" w:lineRule="auto"/>
+              <w:spacing w:after="0" w:line="240" w:lineRule="auto"/>
+              <w:ind w:firstLine="0"/>
             </w:pPr>
-            <w:r/>
-            <w:r>
-              <w:rPr>
-                <w:rFonts w:ascii="微软雅黑" w:hAnsi="微软雅黑" w:eastAsia="微软雅黑"/>
+            <w:r>
+              <w:rPr>
+                <w:rFonts w:ascii="Times New Roman" w:hAnsi="Times New Roman" w:eastAsia="宋体"/>
                 <w:sz w:val="18"/>
+              </w:rPr>
+            </w:r>
+            <w:r>
+              <w:rPr>
+                <w:rFonts w:ascii="Times New Roman" w:hAnsi="Times New Roman" w:eastAsia="宋体"/>
+                <w:sz w:val="21"/>
               </w:rPr>
               <w:t>缓解</w:t>
             </w:r>
@@ -3377,13 +4264,19 @@
           </w:tcPr>
           <w:p>
             <w:pPr>
-              <w:spacing w:after="0" w:line="252" w:lineRule="auto"/>
+              <w:spacing w:after="0" w:line="240" w:lineRule="auto"/>
+              <w:ind w:firstLine="0"/>
             </w:pPr>
-            <w:r/>
-            <w:r>
-              <w:rPr>
-                <w:rFonts w:ascii="微软雅黑" w:hAnsi="微软雅黑" w:eastAsia="微软雅黑"/>
+            <w:r>
+              <w:rPr>
+                <w:rFonts w:ascii="Times New Roman" w:hAnsi="Times New Roman" w:eastAsia="宋体"/>
                 <w:sz w:val="18"/>
+              </w:rPr>
+            </w:r>
+            <w:r>
+              <w:rPr>
+                <w:rFonts w:ascii="Times New Roman" w:hAnsi="Times New Roman" w:eastAsia="宋体"/>
+                <w:sz w:val="21"/>
               </w:rPr>
               <w:t>模块已按业务域分包（attendance/rbac/kanban…），未来要拆时边界清晰。</w:t>
             </w:r>
@@ -3395,8 +4288,14 @@
     <w:p>
       <w:pPr>
         <w:pStyle w:val="Heading2"/>
+        <w:ind w:firstLine="0"/>
       </w:pPr>
       <w:r>
+        <w:rPr>
+          <w:rFonts w:ascii="Times New Roman" w:hAnsi="Times New Roman" w:eastAsia="黑体"/>
+          <w:b/>
+          <w:sz w:val="28"/>
+        </w:rPr>
         <w:t>ADR-02　不建物理外键</w:t>
       </w:r>
     </w:p>
@@ -3413,21 +4312,31 @@
         <w:gridCol w:w="7920"/>
       </w:tblGrid>
       <w:tr>
+        <w:trPr>
+          <w:tblHeader/>
+        </w:trPr>
         <w:tc>
           <w:tcPr>
             <w:tcW w:type="dxa" w:w="1008"/>
-            <w:shd w:val="clear" w:fill="DCE6F1"/>
+            <w:shd w:val="clear" w:fill="E8EEF6" w:color="auto"/>
           </w:tcPr>
           <w:p>
             <w:pPr>
-              <w:spacing w:after="0"/>
+              <w:spacing w:after="0" w:line="240" w:lineRule="auto"/>
+              <w:ind w:firstLine="0"/>
+              <w:jc w:val="center"/>
             </w:pPr>
-            <w:r/>
-            <w:r>
-              <w:rPr>
-                <w:rFonts w:ascii="微软雅黑" w:hAnsi="微软雅黑" w:eastAsia="微软雅黑"/>
+            <w:r>
+              <w:rPr>
+                <w:rFonts w:ascii="Times New Roman" w:hAnsi="Times New Roman" w:eastAsia="宋体"/>
+                <w:sz w:val="18"/>
+              </w:rPr>
+            </w:r>
+            <w:r>
+              <w:rPr>
+                <w:rFonts w:ascii="Times New Roman" w:hAnsi="Times New Roman" w:eastAsia="宋体"/>
                 <w:b/>
-                <w:sz w:val="18"/>
+                <w:sz w:val="21"/>
               </w:rPr>
               <w:t>项</w:t>
             </w:r>
@@ -3436,18 +4345,25 @@
         <w:tc>
           <w:tcPr>
             <w:tcW w:type="dxa" w:w="7920"/>
-            <w:shd w:val="clear" w:fill="DCE6F1"/>
+            <w:shd w:val="clear" w:fill="E8EEF6" w:color="auto"/>
           </w:tcPr>
           <w:p>
             <w:pPr>
-              <w:spacing w:after="0"/>
+              <w:spacing w:after="0" w:line="240" w:lineRule="auto"/>
+              <w:ind w:firstLine="0"/>
+              <w:jc w:val="center"/>
             </w:pPr>
-            <w:r/>
-            <w:r>
-              <w:rPr>
-                <w:rFonts w:ascii="微软雅黑" w:hAnsi="微软雅黑" w:eastAsia="微软雅黑"/>
+            <w:r>
+              <w:rPr>
+                <w:rFonts w:ascii="Times New Roman" w:hAnsi="Times New Roman" w:eastAsia="宋体"/>
+                <w:sz w:val="18"/>
+              </w:rPr>
+            </w:r>
+            <w:r>
+              <w:rPr>
+                <w:rFonts w:ascii="Times New Roman" w:hAnsi="Times New Roman" w:eastAsia="宋体"/>
                 <w:b/>
-                <w:sz w:val="18"/>
+                <w:sz w:val="21"/>
               </w:rPr>
               <w:t>内容</w:t>
             </w:r>
@@ -3461,13 +4377,19 @@
           </w:tcPr>
           <w:p>
             <w:pPr>
-              <w:spacing w:after="0" w:line="252" w:lineRule="auto"/>
+              <w:spacing w:after="0" w:line="240" w:lineRule="auto"/>
+              <w:ind w:firstLine="0"/>
             </w:pPr>
-            <w:r/>
-            <w:r>
-              <w:rPr>
-                <w:rFonts w:ascii="微软雅黑" w:hAnsi="微软雅黑" w:eastAsia="微软雅黑"/>
+            <w:r>
+              <w:rPr>
+                <w:rFonts w:ascii="Times New Roman" w:hAnsi="Times New Roman" w:eastAsia="宋体"/>
                 <w:sz w:val="18"/>
+              </w:rPr>
+            </w:r>
+            <w:r>
+              <w:rPr>
+                <w:rFonts w:ascii="Times New Roman" w:hAnsi="Times New Roman" w:eastAsia="宋体"/>
+                <w:sz w:val="21"/>
               </w:rPr>
               <w:t>背景</w:t>
             </w:r>
@@ -3479,13 +4401,19 @@
           </w:tcPr>
           <w:p>
             <w:pPr>
-              <w:spacing w:after="0" w:line="252" w:lineRule="auto"/>
+              <w:spacing w:after="0" w:line="240" w:lineRule="auto"/>
+              <w:ind w:firstLine="0"/>
             </w:pPr>
-            <w:r/>
-            <w:r>
-              <w:rPr>
-                <w:rFonts w:ascii="微软雅黑" w:hAnsi="微软雅黑" w:eastAsia="微软雅黑"/>
+            <w:r>
+              <w:rPr>
+                <w:rFonts w:ascii="Times New Roman" w:hAnsi="Times New Roman" w:eastAsia="宋体"/>
                 <w:sz w:val="18"/>
+              </w:rPr>
+            </w:r>
+            <w:r>
+              <w:rPr>
+                <w:rFonts w:ascii="Times New Roman" w:hAnsi="Times New Roman" w:eastAsia="宋体"/>
+                <w:sz w:val="21"/>
               </w:rPr>
               <w:t>审计日志不能因删用户而级联失败；设备上报是高频写路径，外键检查会增加锁竞争；单机场景加外键需锁表，风险高于收益。</w:t>
             </w:r>
@@ -3499,13 +4427,19 @@
           </w:tcPr>
           <w:p>
             <w:pPr>
-              <w:spacing w:after="0" w:line="252" w:lineRule="auto"/>
+              <w:spacing w:after="0" w:line="240" w:lineRule="auto"/>
+              <w:ind w:firstLine="0"/>
             </w:pPr>
-            <w:r/>
-            <w:r>
-              <w:rPr>
-                <w:rFonts w:ascii="微软雅黑" w:hAnsi="微软雅黑" w:eastAsia="微软雅黑"/>
+            <w:r>
+              <w:rPr>
+                <w:rFonts w:ascii="Times New Roman" w:hAnsi="Times New Roman" w:eastAsia="宋体"/>
                 <w:sz w:val="18"/>
+              </w:rPr>
+            </w:r>
+            <w:r>
+              <w:rPr>
+                <w:rFonts w:ascii="Times New Roman" w:hAnsi="Times New Roman" w:eastAsia="宋体"/>
+                <w:sz w:val="21"/>
               </w:rPr>
               <w:t>收益</w:t>
             </w:r>
@@ -3517,13 +4451,19 @@
           </w:tcPr>
           <w:p>
             <w:pPr>
-              <w:spacing w:after="0" w:line="252" w:lineRule="auto"/>
+              <w:spacing w:after="0" w:line="240" w:lineRule="auto"/>
+              <w:ind w:firstLine="0"/>
             </w:pPr>
-            <w:r/>
-            <w:r>
-              <w:rPr>
-                <w:rFonts w:ascii="微软雅黑" w:hAnsi="微软雅黑" w:eastAsia="微软雅黑"/>
+            <w:r>
+              <w:rPr>
+                <w:rFonts w:ascii="Times New Roman" w:hAnsi="Times New Roman" w:eastAsia="宋体"/>
                 <w:sz w:val="18"/>
+              </w:rPr>
+            </w:r>
+            <w:r>
+              <w:rPr>
+                <w:rFonts w:ascii="Times New Roman" w:hAnsi="Times New Roman" w:eastAsia="宋体"/>
+                <w:sz w:val="21"/>
               </w:rPr>
               <w:t>写入更快、迁移更自由、审计可长期保留。</w:t>
             </w:r>
@@ -3537,13 +4477,19 @@
           </w:tcPr>
           <w:p>
             <w:pPr>
-              <w:spacing w:after="0" w:line="252" w:lineRule="auto"/>
+              <w:spacing w:after="0" w:line="240" w:lineRule="auto"/>
+              <w:ind w:firstLine="0"/>
             </w:pPr>
-            <w:r/>
-            <w:r>
-              <w:rPr>
-                <w:rFonts w:ascii="微软雅黑" w:hAnsi="微软雅黑" w:eastAsia="微软雅黑"/>
+            <w:r>
+              <w:rPr>
+                <w:rFonts w:ascii="Times New Roman" w:hAnsi="Times New Roman" w:eastAsia="宋体"/>
                 <w:sz w:val="18"/>
+              </w:rPr>
+            </w:r>
+            <w:r>
+              <w:rPr>
+                <w:rFonts w:ascii="Times New Roman" w:hAnsi="Times New Roman" w:eastAsia="宋体"/>
+                <w:sz w:val="21"/>
               </w:rPr>
               <w:t>代价</w:t>
             </w:r>
@@ -3555,13 +4501,19 @@
           </w:tcPr>
           <w:p>
             <w:pPr>
-              <w:spacing w:after="0" w:line="252" w:lineRule="auto"/>
+              <w:spacing w:after="0" w:line="240" w:lineRule="auto"/>
+              <w:ind w:firstLine="0"/>
             </w:pPr>
-            <w:r/>
-            <w:r>
-              <w:rPr>
-                <w:rFonts w:ascii="微软雅黑" w:hAnsi="微软雅黑" w:eastAsia="微软雅黑"/>
+            <w:r>
+              <w:rPr>
+                <w:rFonts w:ascii="Times New Roman" w:hAnsi="Times New Roman" w:eastAsia="宋体"/>
                 <w:sz w:val="18"/>
+              </w:rPr>
+            </w:r>
+            <w:r>
+              <w:rPr>
+                <w:rFonts w:ascii="Times New Roman" w:hAnsi="Times New Roman" w:eastAsia="宋体"/>
+                <w:sz w:val="21"/>
               </w:rPr>
               <w:t>一致性靠应用层保证，直接改库可能产生孤儿数据。</w:t>
             </w:r>
@@ -3575,13 +4527,19 @@
           </w:tcPr>
           <w:p>
             <w:pPr>
-              <w:spacing w:after="0" w:line="252" w:lineRule="auto"/>
+              <w:spacing w:after="0" w:line="240" w:lineRule="auto"/>
+              <w:ind w:firstLine="0"/>
             </w:pPr>
-            <w:r/>
-            <w:r>
-              <w:rPr>
-                <w:rFonts w:ascii="微软雅黑" w:hAnsi="微软雅黑" w:eastAsia="微软雅黑"/>
+            <w:r>
+              <w:rPr>
+                <w:rFonts w:ascii="Times New Roman" w:hAnsi="Times New Roman" w:eastAsia="宋体"/>
                 <w:sz w:val="18"/>
+              </w:rPr>
+            </w:r>
+            <w:r>
+              <w:rPr>
+                <w:rFonts w:ascii="Times New Roman" w:hAnsi="Times New Roman" w:eastAsia="宋体"/>
+                <w:sz w:val="21"/>
               </w:rPr>
               <w:t>缓解</w:t>
             </w:r>
@@ -3593,13 +4551,19 @@
           </w:tcPr>
           <w:p>
             <w:pPr>
-              <w:spacing w:after="0" w:line="252" w:lineRule="auto"/>
+              <w:spacing w:after="0" w:line="240" w:lineRule="auto"/>
+              <w:ind w:firstLine="0"/>
             </w:pPr>
-            <w:r/>
-            <w:r>
-              <w:rPr>
-                <w:rFonts w:ascii="微软雅黑" w:hAnsi="微软雅黑" w:eastAsia="微软雅黑"/>
+            <w:r>
+              <w:rPr>
+                <w:rFonts w:ascii="Times New Roman" w:hAnsi="Times New Roman" w:eastAsia="宋体"/>
                 <w:sz w:val="18"/>
+              </w:rPr>
+            </w:r>
+            <w:r>
+              <w:rPr>
+                <w:rFonts w:ascii="Times New Roman" w:hAnsi="Times New Roman" w:eastAsia="宋体"/>
+                <w:sz w:val="21"/>
               </w:rPr>
               <w:t>删除一律逻辑删除（deleted 标记），从根本上避免父记录消失；关键关系用唯一索引兜底。</w:t>
             </w:r>
@@ -3611,8 +4575,14 @@
     <w:p>
       <w:pPr>
         <w:pStyle w:val="Heading2"/>
+        <w:ind w:firstLine="0"/>
       </w:pPr>
       <w:r>
+        <w:rPr>
+          <w:rFonts w:ascii="Times New Roman" w:hAnsi="Times New Roman" w:eastAsia="黑体"/>
+          <w:b/>
+          <w:sz w:val="28"/>
+        </w:rPr>
         <w:t>ADR-03　打卡采用「原始记录 + 日汇总」双表</w:t>
       </w:r>
     </w:p>
@@ -3629,21 +4599,31 @@
         <w:gridCol w:w="7920"/>
       </w:tblGrid>
       <w:tr>
+        <w:trPr>
+          <w:tblHeader/>
+        </w:trPr>
         <w:tc>
           <w:tcPr>
             <w:tcW w:type="dxa" w:w="1008"/>
-            <w:shd w:val="clear" w:fill="DCE6F1"/>
+            <w:shd w:val="clear" w:fill="E8EEF6" w:color="auto"/>
           </w:tcPr>
           <w:p>
             <w:pPr>
-              <w:spacing w:after="0"/>
+              <w:spacing w:after="0" w:line="240" w:lineRule="auto"/>
+              <w:ind w:firstLine="0"/>
+              <w:jc w:val="center"/>
             </w:pPr>
-            <w:r/>
-            <w:r>
-              <w:rPr>
-                <w:rFonts w:ascii="微软雅黑" w:hAnsi="微软雅黑" w:eastAsia="微软雅黑"/>
+            <w:r>
+              <w:rPr>
+                <w:rFonts w:ascii="Times New Roman" w:hAnsi="Times New Roman" w:eastAsia="宋体"/>
+                <w:sz w:val="18"/>
+              </w:rPr>
+            </w:r>
+            <w:r>
+              <w:rPr>
+                <w:rFonts w:ascii="Times New Roman" w:hAnsi="Times New Roman" w:eastAsia="宋体"/>
                 <w:b/>
-                <w:sz w:val="18"/>
+                <w:sz w:val="21"/>
               </w:rPr>
               <w:t>项</w:t>
             </w:r>
@@ -3652,18 +4632,25 @@
         <w:tc>
           <w:tcPr>
             <w:tcW w:type="dxa" w:w="7920"/>
-            <w:shd w:val="clear" w:fill="DCE6F1"/>
+            <w:shd w:val="clear" w:fill="E8EEF6" w:color="auto"/>
           </w:tcPr>
           <w:p>
             <w:pPr>
-              <w:spacing w:after="0"/>
+              <w:spacing w:after="0" w:line="240" w:lineRule="auto"/>
+              <w:ind w:firstLine="0"/>
+              <w:jc w:val="center"/>
             </w:pPr>
-            <w:r/>
-            <w:r>
-              <w:rPr>
-                <w:rFonts w:ascii="微软雅黑" w:hAnsi="微软雅黑" w:eastAsia="微软雅黑"/>
+            <w:r>
+              <w:rPr>
+                <w:rFonts w:ascii="Times New Roman" w:hAnsi="Times New Roman" w:eastAsia="宋体"/>
+                <w:sz w:val="18"/>
+              </w:rPr>
+            </w:r>
+            <w:r>
+              <w:rPr>
+                <w:rFonts w:ascii="Times New Roman" w:hAnsi="Times New Roman" w:eastAsia="宋体"/>
                 <w:b/>
-                <w:sz w:val="18"/>
+                <w:sz w:val="21"/>
               </w:rPr>
               <w:t>内容</w:t>
             </w:r>
@@ -3677,13 +4664,19 @@
           </w:tcPr>
           <w:p>
             <w:pPr>
-              <w:spacing w:after="0" w:line="252" w:lineRule="auto"/>
+              <w:spacing w:after="0" w:line="240" w:lineRule="auto"/>
+              <w:ind w:firstLine="0"/>
             </w:pPr>
-            <w:r/>
-            <w:r>
-              <w:rPr>
-                <w:rFonts w:ascii="微软雅黑" w:hAnsi="微软雅黑" w:eastAsia="微软雅黑"/>
+            <w:r>
+              <w:rPr>
+                <w:rFonts w:ascii="Times New Roman" w:hAnsi="Times New Roman" w:eastAsia="宋体"/>
                 <w:sz w:val="18"/>
+              </w:rPr>
+            </w:r>
+            <w:r>
+              <w:rPr>
+                <w:rFonts w:ascii="Times New Roman" w:hAnsi="Times New Roman" w:eastAsia="宋体"/>
+                <w:sz w:val="21"/>
               </w:rPr>
               <w:t>背景</w:t>
             </w:r>
@@ -3695,13 +4688,19 @@
           </w:tcPr>
           <w:p>
             <w:pPr>
-              <w:spacing w:after="0" w:line="252" w:lineRule="auto"/>
+              <w:spacing w:after="0" w:line="240" w:lineRule="auto"/>
+              <w:ind w:firstLine="0"/>
             </w:pPr>
-            <w:r/>
-            <w:r>
-              <w:rPr>
-                <w:rFonts w:ascii="微软雅黑" w:hAnsi="微软雅黑" w:eastAsia="微软雅黑"/>
+            <w:r>
+              <w:rPr>
+                <w:rFonts w:ascii="Times New Roman" w:hAnsi="Times New Roman" w:eastAsia="宋体"/>
                 <w:sz w:val="18"/>
+              </w:rPr>
+            </w:r>
+            <w:r>
+              <w:rPr>
+                <w:rFonts w:ascii="Times New Roman" w:hAnsi="Times New Roman" w:eastAsia="宋体"/>
+                <w:sz w:val="21"/>
               </w:rPr>
               <w:t>日历、报表、公司概览都要按天聚合；若每次实时聚合 5 万行记录，接口会明显变慢。</w:t>
             </w:r>
@@ -3715,13 +4714,19 @@
           </w:tcPr>
           <w:p>
             <w:pPr>
-              <w:spacing w:after="0" w:line="252" w:lineRule="auto"/>
+              <w:spacing w:after="0" w:line="240" w:lineRule="auto"/>
+              <w:ind w:firstLine="0"/>
             </w:pPr>
-            <w:r/>
-            <w:r>
-              <w:rPr>
-                <w:rFonts w:ascii="微软雅黑" w:hAnsi="微软雅黑" w:eastAsia="微软雅黑"/>
+            <w:r>
+              <w:rPr>
+                <w:rFonts w:ascii="Times New Roman" w:hAnsi="Times New Roman" w:eastAsia="宋体"/>
                 <w:sz w:val="18"/>
+              </w:rPr>
+            </w:r>
+            <w:r>
+              <w:rPr>
+                <w:rFonts w:ascii="Times New Roman" w:hAnsi="Times New Roman" w:eastAsia="宋体"/>
+                <w:sz w:val="21"/>
               </w:rPr>
               <w:t>收益</w:t>
             </w:r>
@@ -3733,13 +4738,19 @@
           </w:tcPr>
           <w:p>
             <w:pPr>
-              <w:spacing w:after="0" w:line="252" w:lineRule="auto"/>
+              <w:spacing w:after="0" w:line="240" w:lineRule="auto"/>
+              <w:ind w:firstLine="0"/>
             </w:pPr>
-            <w:r/>
-            <w:r>
-              <w:rPr>
-                <w:rFonts w:ascii="微软雅黑" w:hAnsi="微软雅黑" w:eastAsia="微软雅黑"/>
+            <w:r>
+              <w:rPr>
+                <w:rFonts w:ascii="Times New Roman" w:hAnsi="Times New Roman" w:eastAsia="宋体"/>
                 <w:sz w:val="18"/>
+              </w:rPr>
+            </w:r>
+            <w:r>
+              <w:rPr>
+                <w:rFonts w:ascii="Times New Roman" w:hAnsi="Times New Roman" w:eastAsia="宋体"/>
+                <w:sz w:val="21"/>
               </w:rPr>
               <w:t>查询走日汇总表，单日查询从 O(记录数) 降到 O(1)；原始记录仍完整保留可追溯。</w:t>
             </w:r>
@@ -3753,13 +4764,19 @@
           </w:tcPr>
           <w:p>
             <w:pPr>
-              <w:spacing w:after="0" w:line="252" w:lineRule="auto"/>
+              <w:spacing w:after="0" w:line="240" w:lineRule="auto"/>
+              <w:ind w:firstLine="0"/>
             </w:pPr>
-            <w:r/>
-            <w:r>
-              <w:rPr>
-                <w:rFonts w:ascii="微软雅黑" w:hAnsi="微软雅黑" w:eastAsia="微软雅黑"/>
+            <w:r>
+              <w:rPr>
+                <w:rFonts w:ascii="Times New Roman" w:hAnsi="Times New Roman" w:eastAsia="宋体"/>
                 <w:sz w:val="18"/>
+              </w:rPr>
+            </w:r>
+            <w:r>
+              <w:rPr>
+                <w:rFonts w:ascii="Times New Roman" w:hAnsi="Times New Roman" w:eastAsia="宋体"/>
+                <w:sz w:val="21"/>
               </w:rPr>
               <w:t>代价</w:t>
             </w:r>
@@ -3771,13 +4788,19 @@
           </w:tcPr>
           <w:p>
             <w:pPr>
-              <w:spacing w:after="0" w:line="252" w:lineRule="auto"/>
+              <w:spacing w:after="0" w:line="240" w:lineRule="auto"/>
+              <w:ind w:firstLine="0"/>
             </w:pPr>
-            <w:r/>
-            <w:r>
-              <w:rPr>
-                <w:rFonts w:ascii="微软雅黑" w:hAnsi="微软雅黑" w:eastAsia="微软雅黑"/>
+            <w:r>
+              <w:rPr>
+                <w:rFonts w:ascii="Times New Roman" w:hAnsi="Times New Roman" w:eastAsia="宋体"/>
                 <w:sz w:val="18"/>
+              </w:rPr>
+            </w:r>
+            <w:r>
+              <w:rPr>
+                <w:rFonts w:ascii="Times New Roman" w:hAnsi="Times New Roman" w:eastAsia="宋体"/>
+                <w:sz w:val="21"/>
               </w:rPr>
               <w:t>存在两份数据，需保证同步。</w:t>
             </w:r>
@@ -3791,13 +4814,19 @@
           </w:tcPr>
           <w:p>
             <w:pPr>
-              <w:spacing w:after="0" w:line="252" w:lineRule="auto"/>
+              <w:spacing w:after="0" w:line="240" w:lineRule="auto"/>
+              <w:ind w:firstLine="0"/>
             </w:pPr>
-            <w:r/>
-            <w:r>
-              <w:rPr>
-                <w:rFonts w:ascii="微软雅黑" w:hAnsi="微软雅黑" w:eastAsia="微软雅黑"/>
+            <w:r>
+              <w:rPr>
+                <w:rFonts w:ascii="Times New Roman" w:hAnsi="Times New Roman" w:eastAsia="宋体"/>
                 <w:sz w:val="18"/>
+              </w:rPr>
+            </w:r>
+            <w:r>
+              <w:rPr>
+                <w:rFonts w:ascii="Times New Roman" w:hAnsi="Times New Roman" w:eastAsia="宋体"/>
+                <w:sz w:val="21"/>
               </w:rPr>
               <w:t>缓解</w:t>
             </w:r>
@@ -3809,13 +4838,19 @@
           </w:tcPr>
           <w:p>
             <w:pPr>
-              <w:spacing w:after="0" w:line="252" w:lineRule="auto"/>
+              <w:spacing w:after="0" w:line="240" w:lineRule="auto"/>
+              <w:ind w:firstLine="0"/>
             </w:pPr>
-            <w:r/>
-            <w:r>
-              <w:rPr>
-                <w:rFonts w:ascii="微软雅黑" w:hAnsi="微软雅黑" w:eastAsia="微软雅黑"/>
+            <w:r>
+              <w:rPr>
+                <w:rFonts w:ascii="Times New Roman" w:hAnsi="Times New Roman" w:eastAsia="宋体"/>
                 <w:sz w:val="18"/>
+              </w:rPr>
+            </w:r>
+            <w:r>
+              <w:rPr>
+                <w:rFonts w:ascii="Times New Roman" w:hAnsi="Times New Roman" w:eastAsia="宋体"/>
+                <w:sz w:val="21"/>
               </w:rPr>
               <w:t>写入时增量更新 + cron 每日 00:05 全量重算兜底；日汇总可从原始记录重建。</w:t>
             </w:r>
@@ -3827,8 +4862,14 @@
     <w:p>
       <w:pPr>
         <w:pStyle w:val="Heading2"/>
+        <w:ind w:firstLine="0"/>
       </w:pPr>
       <w:r>
+        <w:rPr>
+          <w:rFonts w:ascii="Times New Roman" w:hAnsi="Times New Roman" w:eastAsia="黑体"/>
+          <w:b/>
+          <w:sz w:val="28"/>
+        </w:rPr>
         <w:t>ADR-04　权限用「表驱动」而不是代码常量</w:t>
       </w:r>
     </w:p>
@@ -3845,21 +4886,31 @@
         <w:gridCol w:w="7920"/>
       </w:tblGrid>
       <w:tr>
+        <w:trPr>
+          <w:tblHeader/>
+        </w:trPr>
         <w:tc>
           <w:tcPr>
             <w:tcW w:type="dxa" w:w="1008"/>
-            <w:shd w:val="clear" w:fill="DCE6F1"/>
+            <w:shd w:val="clear" w:fill="E8EEF6" w:color="auto"/>
           </w:tcPr>
           <w:p>
             <w:pPr>
-              <w:spacing w:after="0"/>
+              <w:spacing w:after="0" w:line="240" w:lineRule="auto"/>
+              <w:ind w:firstLine="0"/>
+              <w:jc w:val="center"/>
             </w:pPr>
-            <w:r/>
-            <w:r>
-              <w:rPr>
-                <w:rFonts w:ascii="微软雅黑" w:hAnsi="微软雅黑" w:eastAsia="微软雅黑"/>
+            <w:r>
+              <w:rPr>
+                <w:rFonts w:ascii="Times New Roman" w:hAnsi="Times New Roman" w:eastAsia="宋体"/>
+                <w:sz w:val="18"/>
+              </w:rPr>
+            </w:r>
+            <w:r>
+              <w:rPr>
+                <w:rFonts w:ascii="Times New Roman" w:hAnsi="Times New Roman" w:eastAsia="宋体"/>
                 <w:b/>
-                <w:sz w:val="18"/>
+                <w:sz w:val="21"/>
               </w:rPr>
               <w:t>项</w:t>
             </w:r>
@@ -3868,18 +4919,25 @@
         <w:tc>
           <w:tcPr>
             <w:tcW w:type="dxa" w:w="7920"/>
-            <w:shd w:val="clear" w:fill="DCE6F1"/>
+            <w:shd w:val="clear" w:fill="E8EEF6" w:color="auto"/>
           </w:tcPr>
           <w:p>
             <w:pPr>
-              <w:spacing w:after="0"/>
+              <w:spacing w:after="0" w:line="240" w:lineRule="auto"/>
+              <w:ind w:firstLine="0"/>
+              <w:jc w:val="center"/>
             </w:pPr>
-            <w:r/>
-            <w:r>
-              <w:rPr>
-                <w:rFonts w:ascii="微软雅黑" w:hAnsi="微软雅黑" w:eastAsia="微软雅黑"/>
+            <w:r>
+              <w:rPr>
+                <w:rFonts w:ascii="Times New Roman" w:hAnsi="Times New Roman" w:eastAsia="宋体"/>
+                <w:sz w:val="18"/>
+              </w:rPr>
+            </w:r>
+            <w:r>
+              <w:rPr>
+                <w:rFonts w:ascii="Times New Roman" w:hAnsi="Times New Roman" w:eastAsia="宋体"/>
                 <w:b/>
-                <w:sz w:val="18"/>
+                <w:sz w:val="21"/>
               </w:rPr>
               <w:t>内容</w:t>
             </w:r>
@@ -3893,13 +4951,19 @@
           </w:tcPr>
           <w:p>
             <w:pPr>
-              <w:spacing w:after="0" w:line="252" w:lineRule="auto"/>
+              <w:spacing w:after="0" w:line="240" w:lineRule="auto"/>
+              <w:ind w:firstLine="0"/>
             </w:pPr>
-            <w:r/>
-            <w:r>
-              <w:rPr>
-                <w:rFonts w:ascii="微软雅黑" w:hAnsi="微软雅黑" w:eastAsia="微软雅黑"/>
+            <w:r>
+              <w:rPr>
+                <w:rFonts w:ascii="Times New Roman" w:hAnsi="Times New Roman" w:eastAsia="宋体"/>
                 <w:sz w:val="18"/>
+              </w:rPr>
+            </w:r>
+            <w:r>
+              <w:rPr>
+                <w:rFonts w:ascii="Times New Roman" w:hAnsi="Times New Roman" w:eastAsia="宋体"/>
+                <w:sz w:val="21"/>
               </w:rPr>
               <w:t>背景</w:t>
             </w:r>
@@ -3911,13 +4975,19 @@
           </w:tcPr>
           <w:p>
             <w:pPr>
-              <w:spacing w:after="0" w:line="252" w:lineRule="auto"/>
+              <w:spacing w:after="0" w:line="240" w:lineRule="auto"/>
+              <w:ind w:firstLine="0"/>
             </w:pPr>
-            <w:r/>
-            <w:r>
-              <w:rPr>
-                <w:rFonts w:ascii="微软雅黑" w:hAnsi="微软雅黑" w:eastAsia="微软雅黑"/>
+            <w:r>
+              <w:rPr>
+                <w:rFonts w:ascii="Times New Roman" w:hAnsi="Times New Roman" w:eastAsia="宋体"/>
                 <w:sz w:val="18"/>
+              </w:rPr>
+            </w:r>
+            <w:r>
+              <w:rPr>
+                <w:rFonts w:ascii="Times New Roman" w:hAnsi="Times New Roman" w:eastAsia="宋体"/>
+                <w:sz w:val="21"/>
               </w:rPr>
               <w:t>22 个权限点 × 6 个角色的组合如果写死在代码里，每次调整都要发版。</w:t>
             </w:r>
@@ -3931,13 +5001,19 @@
           </w:tcPr>
           <w:p>
             <w:pPr>
-              <w:spacing w:after="0" w:line="252" w:lineRule="auto"/>
+              <w:spacing w:after="0" w:line="240" w:lineRule="auto"/>
+              <w:ind w:firstLine="0"/>
             </w:pPr>
-            <w:r/>
-            <w:r>
-              <w:rPr>
-                <w:rFonts w:ascii="微软雅黑" w:hAnsi="微软雅黑" w:eastAsia="微软雅黑"/>
+            <w:r>
+              <w:rPr>
+                <w:rFonts w:ascii="Times New Roman" w:hAnsi="Times New Roman" w:eastAsia="宋体"/>
                 <w:sz w:val="18"/>
+              </w:rPr>
+            </w:r>
+            <w:r>
+              <w:rPr>
+                <w:rFonts w:ascii="Times New Roman" w:hAnsi="Times New Roman" w:eastAsia="宋体"/>
+                <w:sz w:val="21"/>
               </w:rPr>
               <w:t>收益</w:t>
             </w:r>
@@ -3949,13 +5025,19 @@
           </w:tcPr>
           <w:p>
             <w:pPr>
-              <w:spacing w:after="0" w:line="252" w:lineRule="auto"/>
+              <w:spacing w:after="0" w:line="240" w:lineRule="auto"/>
+              <w:ind w:firstLine="0"/>
             </w:pPr>
-            <w:r/>
-            <w:r>
-              <w:rPr>
-                <w:rFonts w:ascii="微软雅黑" w:hAnsi="微软雅黑" w:eastAsia="微软雅黑"/>
+            <w:r>
+              <w:rPr>
+                <w:rFonts w:ascii="Times New Roman" w:hAnsi="Times New Roman" w:eastAsia="宋体"/>
                 <w:sz w:val="18"/>
+              </w:rPr>
+            </w:r>
+            <w:r>
+              <w:rPr>
+                <w:rFonts w:ascii="Times New Roman" w:hAnsi="Times New Roman" w:eastAsia="宋体"/>
+                <w:sz w:val="21"/>
               </w:rPr>
               <w:t>改 role_permission 表即可生效，RbacService 有缓存不会拖慢请求。</w:t>
             </w:r>
@@ -3969,13 +5051,19 @@
           </w:tcPr>
           <w:p>
             <w:pPr>
-              <w:spacing w:after="0" w:line="252" w:lineRule="auto"/>
+              <w:spacing w:after="0" w:line="240" w:lineRule="auto"/>
+              <w:ind w:firstLine="0"/>
             </w:pPr>
-            <w:r/>
-            <w:r>
-              <w:rPr>
-                <w:rFonts w:ascii="微软雅黑" w:hAnsi="微软雅黑" w:eastAsia="微软雅黑"/>
+            <w:r>
+              <w:rPr>
+                <w:rFonts w:ascii="Times New Roman" w:hAnsi="Times New Roman" w:eastAsia="宋体"/>
                 <w:sz w:val="18"/>
+              </w:rPr>
+            </w:r>
+            <w:r>
+              <w:rPr>
+                <w:rFonts w:ascii="Times New Roman" w:hAnsi="Times New Roman" w:eastAsia="宋体"/>
+                <w:sz w:val="21"/>
               </w:rPr>
               <w:t>代价</w:t>
             </w:r>
@@ -3987,13 +5075,19 @@
           </w:tcPr>
           <w:p>
             <w:pPr>
-              <w:spacing w:after="0" w:line="252" w:lineRule="auto"/>
+              <w:spacing w:after="0" w:line="240" w:lineRule="auto"/>
+              <w:ind w:firstLine="0"/>
             </w:pPr>
-            <w:r/>
-            <w:r>
-              <w:rPr>
-                <w:rFonts w:ascii="微软雅黑" w:hAnsi="微软雅黑" w:eastAsia="微软雅黑"/>
+            <w:r>
+              <w:rPr>
+                <w:rFonts w:ascii="Times New Roman" w:hAnsi="Times New Roman" w:eastAsia="宋体"/>
                 <w:sz w:val="18"/>
+              </w:rPr>
+            </w:r>
+            <w:r>
+              <w:rPr>
+                <w:rFonts w:ascii="Times New Roman" w:hAnsi="Times New Roman" w:eastAsia="宋体"/>
+                <w:sz w:val="21"/>
               </w:rPr>
               <w:t>权限变更缺少界面，目前需写 SQL。</w:t>
             </w:r>
@@ -4007,13 +5101,19 @@
           </w:tcPr>
           <w:p>
             <w:pPr>
-              <w:spacing w:after="0" w:line="252" w:lineRule="auto"/>
+              <w:spacing w:after="0" w:line="240" w:lineRule="auto"/>
+              <w:ind w:firstLine="0"/>
             </w:pPr>
-            <w:r/>
-            <w:r>
-              <w:rPr>
-                <w:rFonts w:ascii="微软雅黑" w:hAnsi="微软雅黑" w:eastAsia="微软雅黑"/>
+            <w:r>
+              <w:rPr>
+                <w:rFonts w:ascii="Times New Roman" w:hAnsi="Times New Roman" w:eastAsia="宋体"/>
                 <w:sz w:val="18"/>
+              </w:rPr>
+            </w:r>
+            <w:r>
+              <w:rPr>
+                <w:rFonts w:ascii="Times New Roman" w:hAnsi="Times New Roman" w:eastAsia="宋体"/>
+                <w:sz w:val="21"/>
               </w:rPr>
               <w:t>缓解</w:t>
             </w:r>
@@ -4025,13 +5125,19 @@
           </w:tcPr>
           <w:p>
             <w:pPr>
-              <w:spacing w:after="0" w:line="252" w:lineRule="auto"/>
+              <w:spacing w:after="0" w:line="240" w:lineRule="auto"/>
+              <w:ind w:firstLine="0"/>
             </w:pPr>
-            <w:r/>
-            <w:r>
-              <w:rPr>
-                <w:rFonts w:ascii="微软雅黑" w:hAnsi="微软雅黑" w:eastAsia="微软雅黑"/>
+            <w:r>
+              <w:rPr>
+                <w:rFonts w:ascii="Times New Roman" w:hAnsi="Times New Roman" w:eastAsia="宋体"/>
                 <w:sz w:val="18"/>
+              </w:rPr>
+            </w:r>
+            <w:r>
+              <w:rPr>
+                <w:rFonts w:ascii="Times New Roman" w:hAnsi="Times New Roman" w:eastAsia="宋体"/>
+                <w:sz w:val="21"/>
               </w:rPr>
               <w:t>已在 SRS 列为下一步：权限配置界面 + 变更审计。</w:t>
             </w:r>
@@ -4043,8 +5149,14 @@
     <w:p>
       <w:pPr>
         <w:pStyle w:val="Heading2"/>
+        <w:ind w:firstLine="0"/>
       </w:pPr>
       <w:r>
+        <w:rPr>
+          <w:rFonts w:ascii="Times New Roman" w:hAnsi="Times New Roman" w:eastAsia="黑体"/>
+          <w:b/>
+          <w:sz w:val="28"/>
+        </w:rPr>
         <w:t>ADR-05　data_scope 挂在角色上而不是用户上</w:t>
       </w:r>
     </w:p>
@@ -4061,21 +5173,31 @@
         <w:gridCol w:w="7920"/>
       </w:tblGrid>
       <w:tr>
+        <w:trPr>
+          <w:tblHeader/>
+        </w:trPr>
         <w:tc>
           <w:tcPr>
             <w:tcW w:type="dxa" w:w="1008"/>
-            <w:shd w:val="clear" w:fill="DCE6F1"/>
+            <w:shd w:val="clear" w:fill="E8EEF6" w:color="auto"/>
           </w:tcPr>
           <w:p>
             <w:pPr>
-              <w:spacing w:after="0"/>
+              <w:spacing w:after="0" w:line="240" w:lineRule="auto"/>
+              <w:ind w:firstLine="0"/>
+              <w:jc w:val="center"/>
             </w:pPr>
-            <w:r/>
-            <w:r>
-              <w:rPr>
-                <w:rFonts w:ascii="微软雅黑" w:hAnsi="微软雅黑" w:eastAsia="微软雅黑"/>
+            <w:r>
+              <w:rPr>
+                <w:rFonts w:ascii="Times New Roman" w:hAnsi="Times New Roman" w:eastAsia="宋体"/>
+                <w:sz w:val="18"/>
+              </w:rPr>
+            </w:r>
+            <w:r>
+              <w:rPr>
+                <w:rFonts w:ascii="Times New Roman" w:hAnsi="Times New Roman" w:eastAsia="宋体"/>
                 <w:b/>
-                <w:sz w:val="18"/>
+                <w:sz w:val="21"/>
               </w:rPr>
               <w:t>项</w:t>
             </w:r>
@@ -4084,18 +5206,25 @@
         <w:tc>
           <w:tcPr>
             <w:tcW w:type="dxa" w:w="7920"/>
-            <w:shd w:val="clear" w:fill="DCE6F1"/>
+            <w:shd w:val="clear" w:fill="E8EEF6" w:color="auto"/>
           </w:tcPr>
           <w:p>
             <w:pPr>
-              <w:spacing w:after="0"/>
+              <w:spacing w:after="0" w:line="240" w:lineRule="auto"/>
+              <w:ind w:firstLine="0"/>
+              <w:jc w:val="center"/>
             </w:pPr>
-            <w:r/>
-            <w:r>
-              <w:rPr>
-                <w:rFonts w:ascii="微软雅黑" w:hAnsi="微软雅黑" w:eastAsia="微软雅黑"/>
+            <w:r>
+              <w:rPr>
+                <w:rFonts w:ascii="Times New Roman" w:hAnsi="Times New Roman" w:eastAsia="宋体"/>
+                <w:sz w:val="18"/>
+              </w:rPr>
+            </w:r>
+            <w:r>
+              <w:rPr>
+                <w:rFonts w:ascii="Times New Roman" w:hAnsi="Times New Roman" w:eastAsia="宋体"/>
                 <w:b/>
-                <w:sz w:val="18"/>
+                <w:sz w:val="21"/>
               </w:rPr>
               <w:t>内容</w:t>
             </w:r>
@@ -4109,13 +5238,19 @@
           </w:tcPr>
           <w:p>
             <w:pPr>
-              <w:spacing w:after="0" w:line="252" w:lineRule="auto"/>
+              <w:spacing w:after="0" w:line="240" w:lineRule="auto"/>
+              <w:ind w:firstLine="0"/>
             </w:pPr>
-            <w:r/>
-            <w:r>
-              <w:rPr>
-                <w:rFonts w:ascii="微软雅黑" w:hAnsi="微软雅黑" w:eastAsia="微软雅黑"/>
+            <w:r>
+              <w:rPr>
+                <w:rFonts w:ascii="Times New Roman" w:hAnsi="Times New Roman" w:eastAsia="宋体"/>
                 <w:sz w:val="18"/>
+              </w:rPr>
+            </w:r>
+            <w:r>
+              <w:rPr>
+                <w:rFonts w:ascii="Times New Roman" w:hAnsi="Times New Roman" w:eastAsia="宋体"/>
+                <w:sz w:val="21"/>
               </w:rPr>
               <w:t>背景</w:t>
             </w:r>
@@ -4127,13 +5262,19 @@
           </w:tcPr>
           <w:p>
             <w:pPr>
-              <w:spacing w:after="0" w:line="252" w:lineRule="auto"/>
+              <w:spacing w:after="0" w:line="240" w:lineRule="auto"/>
+              <w:ind w:firstLine="0"/>
             </w:pPr>
-            <w:r/>
-            <w:r>
-              <w:rPr>
-                <w:rFonts w:ascii="微软雅黑" w:hAnsi="微软雅黑" w:eastAsia="微软雅黑"/>
+            <w:r>
+              <w:rPr>
+                <w:rFonts w:ascii="Times New Roman" w:hAnsi="Times New Roman" w:eastAsia="宋体"/>
                 <w:sz w:val="18"/>
+              </w:rPr>
+            </w:r>
+            <w:r>
+              <w:rPr>
+                <w:rFonts w:ascii="Times New Roman" w:hAnsi="Times New Roman" w:eastAsia="宋体"/>
+                <w:sz w:val="21"/>
               </w:rPr>
               <w:t>数据范围是「岗位属性」（HR 看全公司、员工只看自己），不是个人特例；挂角色可以避免为每个人单独配规则。</w:t>
             </w:r>
@@ -4147,13 +5288,19 @@
           </w:tcPr>
           <w:p>
             <w:pPr>
-              <w:spacing w:after="0" w:line="252" w:lineRule="auto"/>
+              <w:spacing w:after="0" w:line="240" w:lineRule="auto"/>
+              <w:ind w:firstLine="0"/>
             </w:pPr>
-            <w:r/>
-            <w:r>
-              <w:rPr>
-                <w:rFonts w:ascii="微软雅黑" w:hAnsi="微软雅黑" w:eastAsia="微软雅黑"/>
+            <w:r>
+              <w:rPr>
+                <w:rFonts w:ascii="Times New Roman" w:hAnsi="Times New Roman" w:eastAsia="宋体"/>
                 <w:sz w:val="18"/>
+              </w:rPr>
+            </w:r>
+            <w:r>
+              <w:rPr>
+                <w:rFonts w:ascii="Times New Roman" w:hAnsi="Times New Roman" w:eastAsia="宋体"/>
+                <w:sz w:val="21"/>
               </w:rPr>
               <w:t>收益</w:t>
             </w:r>
@@ -4165,13 +5312,19 @@
           </w:tcPr>
           <w:p>
             <w:pPr>
-              <w:spacing w:after="0" w:line="252" w:lineRule="auto"/>
+              <w:spacing w:after="0" w:line="240" w:lineRule="auto"/>
+              <w:ind w:firstLine="0"/>
             </w:pPr>
-            <w:r/>
-            <w:r>
-              <w:rPr>
-                <w:rFonts w:ascii="微软雅黑" w:hAnsi="微软雅黑" w:eastAsia="微软雅黑"/>
+            <w:r>
+              <w:rPr>
+                <w:rFonts w:ascii="Times New Roman" w:hAnsi="Times New Roman" w:eastAsia="宋体"/>
                 <w:sz w:val="18"/>
+              </w:rPr>
+            </w:r>
+            <w:r>
+              <w:rPr>
+                <w:rFonts w:ascii="Times New Roman" w:hAnsi="Times New Roman" w:eastAsia="宋体"/>
+                <w:sz w:val="21"/>
               </w:rPr>
               <w:t>6 个角色只需 3 种范围（ALL/DEPT/SELF），配置量最小。</w:t>
             </w:r>
@@ -4185,13 +5338,19 @@
           </w:tcPr>
           <w:p>
             <w:pPr>
-              <w:spacing w:after="0" w:line="252" w:lineRule="auto"/>
+              <w:spacing w:after="0" w:line="240" w:lineRule="auto"/>
+              <w:ind w:firstLine="0"/>
             </w:pPr>
-            <w:r/>
-            <w:r>
-              <w:rPr>
-                <w:rFonts w:ascii="微软雅黑" w:hAnsi="微软雅黑" w:eastAsia="微软雅黑"/>
+            <w:r>
+              <w:rPr>
+                <w:rFonts w:ascii="Times New Roman" w:hAnsi="Times New Roman" w:eastAsia="宋体"/>
                 <w:sz w:val="18"/>
+              </w:rPr>
+            </w:r>
+            <w:r>
+              <w:rPr>
+                <w:rFonts w:ascii="Times New Roman" w:hAnsi="Times New Roman" w:eastAsia="宋体"/>
+                <w:sz w:val="21"/>
               </w:rPr>
               <w:t>代价</w:t>
             </w:r>
@@ -4203,13 +5362,19 @@
           </w:tcPr>
           <w:p>
             <w:pPr>
-              <w:spacing w:after="0" w:line="252" w:lineRule="auto"/>
+              <w:spacing w:after="0" w:line="240" w:lineRule="auto"/>
+              <w:ind w:firstLine="0"/>
             </w:pPr>
-            <w:r/>
-            <w:r>
-              <w:rPr>
-                <w:rFonts w:ascii="微软雅黑" w:hAnsi="微软雅黑" w:eastAsia="微软雅黑"/>
+            <w:r>
+              <w:rPr>
+                <w:rFonts w:ascii="Times New Roman" w:hAnsi="Times New Roman" w:eastAsia="宋体"/>
                 <w:sz w:val="18"/>
+              </w:rPr>
+            </w:r>
+            <w:r>
+              <w:rPr>
+                <w:rFonts w:ascii="Times New Roman" w:hAnsi="Times New Roman" w:eastAsia="宋体"/>
+                <w:sz w:val="21"/>
               </w:rPr>
               <w:t>同一人兼任多岗时无法细粒度组合（当前 user.role 是单值）。</w:t>
             </w:r>
@@ -4223,13 +5388,19 @@
           </w:tcPr>
           <w:p>
             <w:pPr>
-              <w:spacing w:after="0" w:line="252" w:lineRule="auto"/>
+              <w:spacing w:after="0" w:line="240" w:lineRule="auto"/>
+              <w:ind w:firstLine="0"/>
             </w:pPr>
-            <w:r/>
-            <w:r>
-              <w:rPr>
-                <w:rFonts w:ascii="微软雅黑" w:hAnsi="微软雅黑" w:eastAsia="微软雅黑"/>
+            <w:r>
+              <w:rPr>
+                <w:rFonts w:ascii="Times New Roman" w:hAnsi="Times New Roman" w:eastAsia="宋体"/>
                 <w:sz w:val="18"/>
+              </w:rPr>
+            </w:r>
+            <w:r>
+              <w:rPr>
+                <w:rFonts w:ascii="Times New Roman" w:hAnsi="Times New Roman" w:eastAsia="宋体"/>
+                <w:sz w:val="21"/>
               </w:rPr>
               <w:t>缓解</w:t>
             </w:r>
@@ -4241,13 +5412,19 @@
           </w:tcPr>
           <w:p>
             <w:pPr>
-              <w:spacing w:after="0" w:line="252" w:lineRule="auto"/>
+              <w:spacing w:after="0" w:line="240" w:lineRule="auto"/>
+              <w:ind w:firstLine="0"/>
             </w:pPr>
-            <w:r/>
-            <w:r>
-              <w:rPr>
-                <w:rFonts w:ascii="微软雅黑" w:hAnsi="微软雅黑" w:eastAsia="微软雅黑"/>
+            <w:r>
+              <w:rPr>
+                <w:rFonts w:ascii="Times New Roman" w:hAnsi="Times New Roman" w:eastAsia="宋体"/>
                 <w:sz w:val="18"/>
+              </w:rPr>
+            </w:r>
+            <w:r>
+              <w:rPr>
+                <w:rFonts w:ascii="Times New Roman" w:hAnsi="Times New Roman" w:eastAsia="宋体"/>
+                <w:sz w:val="21"/>
               </w:rPr>
               <w:t>若引入一人多岗，改为 user_role 后取并集。</w:t>
             </w:r>
@@ -4259,8 +5436,14 @@
     <w:p>
       <w:pPr>
         <w:pStyle w:val="Heading2"/>
+        <w:ind w:firstLine="0"/>
       </w:pPr>
       <w:r>
+        <w:rPr>
+          <w:rFonts w:ascii="Times New Roman" w:hAnsi="Times New Roman" w:eastAsia="黑体"/>
+          <w:b/>
+          <w:sz w:val="28"/>
+        </w:rPr>
         <w:t>ADR-06　审计用 AOP 注解而不是在每个方法里手写</w:t>
       </w:r>
     </w:p>
@@ -4277,21 +5460,31 @@
         <w:gridCol w:w="7920"/>
       </w:tblGrid>
       <w:tr>
+        <w:trPr>
+          <w:tblHeader/>
+        </w:trPr>
         <w:tc>
           <w:tcPr>
             <w:tcW w:type="dxa" w:w="1008"/>
-            <w:shd w:val="clear" w:fill="DCE6F1"/>
+            <w:shd w:val="clear" w:fill="E8EEF6" w:color="auto"/>
           </w:tcPr>
           <w:p>
             <w:pPr>
-              <w:spacing w:after="0"/>
+              <w:spacing w:after="0" w:line="240" w:lineRule="auto"/>
+              <w:ind w:firstLine="0"/>
+              <w:jc w:val="center"/>
             </w:pPr>
-            <w:r/>
-            <w:r>
-              <w:rPr>
-                <w:rFonts w:ascii="微软雅黑" w:hAnsi="微软雅黑" w:eastAsia="微软雅黑"/>
+            <w:r>
+              <w:rPr>
+                <w:rFonts w:ascii="Times New Roman" w:hAnsi="Times New Roman" w:eastAsia="宋体"/>
+                <w:sz w:val="18"/>
+              </w:rPr>
+            </w:r>
+            <w:r>
+              <w:rPr>
+                <w:rFonts w:ascii="Times New Roman" w:hAnsi="Times New Roman" w:eastAsia="宋体"/>
                 <w:b/>
-                <w:sz w:val="18"/>
+                <w:sz w:val="21"/>
               </w:rPr>
               <w:t>项</w:t>
             </w:r>
@@ -4300,18 +5493,25 @@
         <w:tc>
           <w:tcPr>
             <w:tcW w:type="dxa" w:w="7920"/>
-            <w:shd w:val="clear" w:fill="DCE6F1"/>
+            <w:shd w:val="clear" w:fill="E8EEF6" w:color="auto"/>
           </w:tcPr>
           <w:p>
             <w:pPr>
-              <w:spacing w:after="0"/>
+              <w:spacing w:after="0" w:line="240" w:lineRule="auto"/>
+              <w:ind w:firstLine="0"/>
+              <w:jc w:val="center"/>
             </w:pPr>
-            <w:r/>
-            <w:r>
-              <w:rPr>
-                <w:rFonts w:ascii="微软雅黑" w:hAnsi="微软雅黑" w:eastAsia="微软雅黑"/>
+            <w:r>
+              <w:rPr>
+                <w:rFonts w:ascii="Times New Roman" w:hAnsi="Times New Roman" w:eastAsia="宋体"/>
+                <w:sz w:val="18"/>
+              </w:rPr>
+            </w:r>
+            <w:r>
+              <w:rPr>
+                <w:rFonts w:ascii="Times New Roman" w:hAnsi="Times New Roman" w:eastAsia="宋体"/>
                 <w:b/>
-                <w:sz w:val="18"/>
+                <w:sz w:val="21"/>
               </w:rPr>
               <w:t>内容</w:t>
             </w:r>
@@ -4325,13 +5525,19 @@
           </w:tcPr>
           <w:p>
             <w:pPr>
-              <w:spacing w:after="0" w:line="252" w:lineRule="auto"/>
+              <w:spacing w:after="0" w:line="240" w:lineRule="auto"/>
+              <w:ind w:firstLine="0"/>
             </w:pPr>
-            <w:r/>
-            <w:r>
-              <w:rPr>
-                <w:rFonts w:ascii="微软雅黑" w:hAnsi="微软雅黑" w:eastAsia="微软雅黑"/>
+            <w:r>
+              <w:rPr>
+                <w:rFonts w:ascii="Times New Roman" w:hAnsi="Times New Roman" w:eastAsia="宋体"/>
                 <w:sz w:val="18"/>
+              </w:rPr>
+            </w:r>
+            <w:r>
+              <w:rPr>
+                <w:rFonts w:ascii="Times New Roman" w:hAnsi="Times New Roman" w:eastAsia="宋体"/>
+                <w:sz w:val="21"/>
               </w:rPr>
               <w:t>背景</w:t>
             </w:r>
@@ -4343,13 +5549,19 @@
           </w:tcPr>
           <w:p>
             <w:pPr>
-              <w:spacing w:after="0" w:line="252" w:lineRule="auto"/>
+              <w:spacing w:after="0" w:line="240" w:lineRule="auto"/>
+              <w:ind w:firstLine="0"/>
             </w:pPr>
-            <w:r/>
-            <w:r>
-              <w:rPr>
-                <w:rFonts w:ascii="微软雅黑" w:hAnsi="微软雅黑" w:eastAsia="微软雅黑"/>
+            <w:r>
+              <w:rPr>
+                <w:rFonts w:ascii="Times New Roman" w:hAnsi="Times New Roman" w:eastAsia="宋体"/>
                 <w:sz w:val="18"/>
+              </w:rPr>
+            </w:r>
+            <w:r>
+              <w:rPr>
+                <w:rFonts w:ascii="Times New Roman" w:hAnsi="Times New Roman" w:eastAsia="宋体"/>
+                <w:sz w:val="21"/>
               </w:rPr>
               <w:t>20 个写操作都要留痕，手写容易漏、且改动业务代码。</w:t>
             </w:r>
@@ -4363,13 +5575,19 @@
           </w:tcPr>
           <w:p>
             <w:pPr>
-              <w:spacing w:after="0" w:line="252" w:lineRule="auto"/>
+              <w:spacing w:after="0" w:line="240" w:lineRule="auto"/>
+              <w:ind w:firstLine="0"/>
             </w:pPr>
-            <w:r/>
-            <w:r>
-              <w:rPr>
-                <w:rFonts w:ascii="微软雅黑" w:hAnsi="微软雅黑" w:eastAsia="微软雅黑"/>
+            <w:r>
+              <w:rPr>
+                <w:rFonts w:ascii="Times New Roman" w:hAnsi="Times New Roman" w:eastAsia="宋体"/>
                 <w:sz w:val="18"/>
+              </w:rPr>
+            </w:r>
+            <w:r>
+              <w:rPr>
+                <w:rFonts w:ascii="Times New Roman" w:hAnsi="Times New Roman" w:eastAsia="宋体"/>
+                <w:sz w:val="21"/>
               </w:rPr>
               <w:t>收益</w:t>
             </w:r>
@@ -4381,13 +5599,19 @@
           </w:tcPr>
           <w:p>
             <w:pPr>
-              <w:spacing w:after="0" w:line="252" w:lineRule="auto"/>
+              <w:spacing w:after="0" w:line="240" w:lineRule="auto"/>
+              <w:ind w:firstLine="0"/>
             </w:pPr>
-            <w:r/>
-            <w:r>
-              <w:rPr>
-                <w:rFonts w:ascii="微软雅黑" w:hAnsi="微软雅黑" w:eastAsia="微软雅黑"/>
+            <w:r>
+              <w:rPr>
+                <w:rFonts w:ascii="Times New Roman" w:hAnsi="Times New Roman" w:eastAsia="宋体"/>
                 <w:sz w:val="18"/>
+              </w:rPr>
+            </w:r>
+            <w:r>
+              <w:rPr>
+                <w:rFonts w:ascii="Times New Roman" w:hAnsi="Times New Roman" w:eastAsia="宋体"/>
+                <w:sz w:val="21"/>
               </w:rPr>
               <w:t>加一行 @Audited 即可，切面统一处理成功/失败/耗时/traceId。</w:t>
             </w:r>
@@ -4401,13 +5625,19 @@
           </w:tcPr>
           <w:p>
             <w:pPr>
-              <w:spacing w:after="0" w:line="252" w:lineRule="auto"/>
+              <w:spacing w:after="0" w:line="240" w:lineRule="auto"/>
+              <w:ind w:firstLine="0"/>
             </w:pPr>
-            <w:r/>
-            <w:r>
-              <w:rPr>
-                <w:rFonts w:ascii="微软雅黑" w:hAnsi="微软雅黑" w:eastAsia="微软雅黑"/>
+            <w:r>
+              <w:rPr>
+                <w:rFonts w:ascii="Times New Roman" w:hAnsi="Times New Roman" w:eastAsia="宋体"/>
                 <w:sz w:val="18"/>
+              </w:rPr>
+            </w:r>
+            <w:r>
+              <w:rPr>
+                <w:rFonts w:ascii="Times New Roman" w:hAnsi="Times New Roman" w:eastAsia="宋体"/>
+                <w:sz w:val="21"/>
               </w:rPr>
               <w:t>代价</w:t>
             </w:r>
@@ -4419,13 +5649,19 @@
           </w:tcPr>
           <w:p>
             <w:pPr>
-              <w:spacing w:after="0" w:line="252" w:lineRule="auto"/>
+              <w:spacing w:after="0" w:line="240" w:lineRule="auto"/>
+              <w:ind w:firstLine="0"/>
             </w:pPr>
-            <w:r/>
-            <w:r>
-              <w:rPr>
-                <w:rFonts w:ascii="微软雅黑" w:hAnsi="微软雅黑" w:eastAsia="微软雅黑"/>
+            <w:r>
+              <w:rPr>
+                <w:rFonts w:ascii="Times New Roman" w:hAnsi="Times New Roman" w:eastAsia="宋体"/>
                 <w:sz w:val="18"/>
+              </w:rPr>
+            </w:r>
+            <w:r>
+              <w:rPr>
+                <w:rFonts w:ascii="Times New Roman" w:hAnsi="Times New Roman" w:eastAsia="宋体"/>
+                <w:sz w:val="21"/>
               </w:rPr>
               <w:t>切面异常会影响主流程（已用 try-catch 隔离，审计失败只记日志）。</w:t>
             </w:r>
@@ -4439,13 +5675,19 @@
           </w:tcPr>
           <w:p>
             <w:pPr>
-              <w:spacing w:after="0" w:line="252" w:lineRule="auto"/>
+              <w:spacing w:after="0" w:line="240" w:lineRule="auto"/>
+              <w:ind w:firstLine="0"/>
             </w:pPr>
-            <w:r/>
-            <w:r>
-              <w:rPr>
-                <w:rFonts w:ascii="微软雅黑" w:hAnsi="微软雅黑" w:eastAsia="微软雅黑"/>
+            <w:r>
+              <w:rPr>
+                <w:rFonts w:ascii="Times New Roman" w:hAnsi="Times New Roman" w:eastAsia="宋体"/>
                 <w:sz w:val="18"/>
+              </w:rPr>
+            </w:r>
+            <w:r>
+              <w:rPr>
+                <w:rFonts w:ascii="Times New Roman" w:hAnsi="Times New Roman" w:eastAsia="宋体"/>
+                <w:sz w:val="21"/>
               </w:rPr>
               <w:t>缓解</w:t>
             </w:r>
@@ -4457,13 +5699,19 @@
           </w:tcPr>
           <w:p>
             <w:pPr>
-              <w:spacing w:after="0" w:line="252" w:lineRule="auto"/>
+              <w:spacing w:after="0" w:line="240" w:lineRule="auto"/>
+              <w:ind w:firstLine="0"/>
             </w:pPr>
-            <w:r/>
-            <w:r>
-              <w:rPr>
-                <w:rFonts w:ascii="微软雅黑" w:hAnsi="微软雅黑" w:eastAsia="微软雅黑"/>
+            <w:r>
+              <w:rPr>
+                <w:rFonts w:ascii="Times New Roman" w:hAnsi="Times New Roman" w:eastAsia="宋体"/>
                 <w:sz w:val="18"/>
+              </w:rPr>
+            </w:r>
+            <w:r>
+              <w:rPr>
+                <w:rFonts w:ascii="Times New Roman" w:hAnsi="Times New Roman" w:eastAsia="宋体"/>
+                <w:sz w:val="21"/>
               </w:rPr>
               <w:t>审计表只增不改，应用层无删除接口。</w:t>
             </w:r>
@@ -4475,8 +5723,14 @@
     <w:p>
       <w:pPr>
         <w:pStyle w:val="Heading2"/>
+        <w:ind w:firstLine="0"/>
       </w:pPr>
       <w:r>
+        <w:rPr>
+          <w:rFonts w:ascii="Times New Roman" w:hAnsi="Times New Roman" w:eastAsia="黑体"/>
+          <w:b/>
+          <w:sz w:val="28"/>
+        </w:rPr>
         <w:t>ADR-07　Redis 只做「可降级」的用途</w:t>
       </w:r>
     </w:p>
@@ -4493,21 +5747,31 @@
         <w:gridCol w:w="7920"/>
       </w:tblGrid>
       <w:tr>
+        <w:trPr>
+          <w:tblHeader/>
+        </w:trPr>
         <w:tc>
           <w:tcPr>
             <w:tcW w:type="dxa" w:w="1008"/>
-            <w:shd w:val="clear" w:fill="DCE6F1"/>
+            <w:shd w:val="clear" w:fill="E8EEF6" w:color="auto"/>
           </w:tcPr>
           <w:p>
             <w:pPr>
-              <w:spacing w:after="0"/>
+              <w:spacing w:after="0" w:line="240" w:lineRule="auto"/>
+              <w:ind w:firstLine="0"/>
+              <w:jc w:val="center"/>
             </w:pPr>
-            <w:r/>
-            <w:r>
-              <w:rPr>
-                <w:rFonts w:ascii="微软雅黑" w:hAnsi="微软雅黑" w:eastAsia="微软雅黑"/>
+            <w:r>
+              <w:rPr>
+                <w:rFonts w:ascii="Times New Roman" w:hAnsi="Times New Roman" w:eastAsia="宋体"/>
+                <w:sz w:val="18"/>
+              </w:rPr>
+            </w:r>
+            <w:r>
+              <w:rPr>
+                <w:rFonts w:ascii="Times New Roman" w:hAnsi="Times New Roman" w:eastAsia="宋体"/>
                 <w:b/>
-                <w:sz w:val="18"/>
+                <w:sz w:val="21"/>
               </w:rPr>
               <w:t>项</w:t>
             </w:r>
@@ -4516,18 +5780,25 @@
         <w:tc>
           <w:tcPr>
             <w:tcW w:type="dxa" w:w="7920"/>
-            <w:shd w:val="clear" w:fill="DCE6F1"/>
+            <w:shd w:val="clear" w:fill="E8EEF6" w:color="auto"/>
           </w:tcPr>
           <w:p>
             <w:pPr>
-              <w:spacing w:after="0"/>
+              <w:spacing w:after="0" w:line="240" w:lineRule="auto"/>
+              <w:ind w:firstLine="0"/>
+              <w:jc w:val="center"/>
             </w:pPr>
-            <w:r/>
-            <w:r>
-              <w:rPr>
-                <w:rFonts w:ascii="微软雅黑" w:hAnsi="微软雅黑" w:eastAsia="微软雅黑"/>
+            <w:r>
+              <w:rPr>
+                <w:rFonts w:ascii="Times New Roman" w:hAnsi="Times New Roman" w:eastAsia="宋体"/>
+                <w:sz w:val="18"/>
+              </w:rPr>
+            </w:r>
+            <w:r>
+              <w:rPr>
+                <w:rFonts w:ascii="Times New Roman" w:hAnsi="Times New Roman" w:eastAsia="宋体"/>
                 <w:b/>
-                <w:sz w:val="18"/>
+                <w:sz w:val="21"/>
               </w:rPr>
               <w:t>内容</w:t>
             </w:r>
@@ -4541,13 +5812,19 @@
           </w:tcPr>
           <w:p>
             <w:pPr>
-              <w:spacing w:after="0" w:line="252" w:lineRule="auto"/>
+              <w:spacing w:after="0" w:line="240" w:lineRule="auto"/>
+              <w:ind w:firstLine="0"/>
             </w:pPr>
-            <w:r/>
-            <w:r>
-              <w:rPr>
-                <w:rFonts w:ascii="微软雅黑" w:hAnsi="微软雅黑" w:eastAsia="微软雅黑"/>
+            <w:r>
+              <w:rPr>
+                <w:rFonts w:ascii="Times New Roman" w:hAnsi="Times New Roman" w:eastAsia="宋体"/>
                 <w:sz w:val="18"/>
+              </w:rPr>
+            </w:r>
+            <w:r>
+              <w:rPr>
+                <w:rFonts w:ascii="Times New Roman" w:hAnsi="Times New Roman" w:eastAsia="宋体"/>
+                <w:sz w:val="21"/>
               </w:rPr>
               <w:t>背景</w:t>
             </w:r>
@@ -4559,13 +5836,19 @@
           </w:tcPr>
           <w:p>
             <w:pPr>
-              <w:spacing w:after="0" w:line="252" w:lineRule="auto"/>
+              <w:spacing w:after="0" w:line="240" w:lineRule="auto"/>
+              <w:ind w:firstLine="0"/>
             </w:pPr>
-            <w:r/>
-            <w:r>
-              <w:rPr>
-                <w:rFonts w:ascii="微软雅黑" w:hAnsi="微软雅黑" w:eastAsia="微软雅黑"/>
+            <w:r>
+              <w:rPr>
+                <w:rFonts w:ascii="Times New Roman" w:hAnsi="Times New Roman" w:eastAsia="宋体"/>
                 <w:sz w:val="18"/>
+              </w:rPr>
+            </w:r>
+            <w:r>
+              <w:rPr>
+                <w:rFonts w:ascii="Times New Roman" w:hAnsi="Times New Roman" w:eastAsia="宋体"/>
+                <w:sz w:val="21"/>
               </w:rPr>
               <w:t>nonce 防重放需要 TTL 语义；但 Redis 挂了不能导致打卡失败。</w:t>
             </w:r>
@@ -4579,13 +5862,19 @@
           </w:tcPr>
           <w:p>
             <w:pPr>
-              <w:spacing w:after="0" w:line="252" w:lineRule="auto"/>
+              <w:spacing w:after="0" w:line="240" w:lineRule="auto"/>
+              <w:ind w:firstLine="0"/>
             </w:pPr>
-            <w:r/>
-            <w:r>
-              <w:rPr>
-                <w:rFonts w:ascii="微软雅黑" w:hAnsi="微软雅黑" w:eastAsia="微软雅黑"/>
+            <w:r>
+              <w:rPr>
+                <w:rFonts w:ascii="Times New Roman" w:hAnsi="Times New Roman" w:eastAsia="宋体"/>
                 <w:sz w:val="18"/>
+              </w:rPr>
+            </w:r>
+            <w:r>
+              <w:rPr>
+                <w:rFonts w:ascii="Times New Roman" w:hAnsi="Times New Roman" w:eastAsia="宋体"/>
+                <w:sz w:val="21"/>
               </w:rPr>
               <w:t>收益</w:t>
             </w:r>
@@ -4597,13 +5886,19 @@
           </w:tcPr>
           <w:p>
             <w:pPr>
-              <w:spacing w:after="0" w:line="252" w:lineRule="auto"/>
+              <w:spacing w:after="0" w:line="240" w:lineRule="auto"/>
+              <w:ind w:firstLine="0"/>
             </w:pPr>
-            <w:r/>
-            <w:r>
-              <w:rPr>
-                <w:rFonts w:ascii="微软雅黑" w:hAnsi="微软雅黑" w:eastAsia="微软雅黑"/>
+            <w:r>
+              <w:rPr>
+                <w:rFonts w:ascii="Times New Roman" w:hAnsi="Times New Roman" w:eastAsia="宋体"/>
                 <w:sz w:val="18"/>
+              </w:rPr>
+            </w:r>
+            <w:r>
+              <w:rPr>
+                <w:rFonts w:ascii="Times New Roman" w:hAnsi="Times New Roman" w:eastAsia="宋体"/>
+                <w:sz w:val="21"/>
               </w:rPr>
               <w:t>Redis 不可用时降级为进程内 TTL 缓存，功能可用（单实例下语义等价）。</w:t>
             </w:r>
@@ -4617,13 +5912,19 @@
           </w:tcPr>
           <w:p>
             <w:pPr>
-              <w:spacing w:after="0" w:line="252" w:lineRule="auto"/>
+              <w:spacing w:after="0" w:line="240" w:lineRule="auto"/>
+              <w:ind w:firstLine="0"/>
             </w:pPr>
-            <w:r/>
-            <w:r>
-              <w:rPr>
-                <w:rFonts w:ascii="微软雅黑" w:hAnsi="微软雅黑" w:eastAsia="微软雅黑"/>
+            <w:r>
+              <w:rPr>
+                <w:rFonts w:ascii="Times New Roman" w:hAnsi="Times New Roman" w:eastAsia="宋体"/>
                 <w:sz w:val="18"/>
+              </w:rPr>
+            </w:r>
+            <w:r>
+              <w:rPr>
+                <w:rFonts w:ascii="Times New Roman" w:hAnsi="Times New Roman" w:eastAsia="宋体"/>
+                <w:sz w:val="21"/>
               </w:rPr>
               <w:t>代价</w:t>
             </w:r>
@@ -4635,13 +5936,19 @@
           </w:tcPr>
           <w:p>
             <w:pPr>
-              <w:spacing w:after="0" w:line="252" w:lineRule="auto"/>
+              <w:spacing w:after="0" w:line="240" w:lineRule="auto"/>
+              <w:ind w:firstLine="0"/>
             </w:pPr>
-            <w:r/>
-            <w:r>
-              <w:rPr>
-                <w:rFonts w:ascii="微软雅黑" w:hAnsi="微软雅黑" w:eastAsia="微软雅黑"/>
+            <w:r>
+              <w:rPr>
+                <w:rFonts w:ascii="Times New Roman" w:hAnsi="Times New Roman" w:eastAsia="宋体"/>
                 <w:sz w:val="18"/>
+              </w:rPr>
+            </w:r>
+            <w:r>
+              <w:rPr>
+                <w:rFonts w:ascii="Times New Roman" w:hAnsi="Times New Roman" w:eastAsia="宋体"/>
+                <w:sz w:val="21"/>
               </w:rPr>
               <w:t>多实例部署时降级会导致防重放失效。</w:t>
             </w:r>
@@ -4655,13 +5962,19 @@
           </w:tcPr>
           <w:p>
             <w:pPr>
-              <w:spacing w:after="0" w:line="252" w:lineRule="auto"/>
+              <w:spacing w:after="0" w:line="240" w:lineRule="auto"/>
+              <w:ind w:firstLine="0"/>
             </w:pPr>
-            <w:r/>
-            <w:r>
-              <w:rPr>
-                <w:rFonts w:ascii="微软雅黑" w:hAnsi="微软雅黑" w:eastAsia="微软雅黑"/>
+            <w:r>
+              <w:rPr>
+                <w:rFonts w:ascii="Times New Roman" w:hAnsi="Times New Roman" w:eastAsia="宋体"/>
                 <w:sz w:val="18"/>
+              </w:rPr>
+            </w:r>
+            <w:r>
+              <w:rPr>
+                <w:rFonts w:ascii="Times New Roman" w:hAnsi="Times New Roman" w:eastAsia="宋体"/>
+                <w:sz w:val="21"/>
               </w:rPr>
               <w:t>缓解</w:t>
             </w:r>
@@ -4673,13 +5986,19 @@
           </w:tcPr>
           <w:p>
             <w:pPr>
-              <w:spacing w:after="0" w:line="252" w:lineRule="auto"/>
+              <w:spacing w:after="0" w:line="240" w:lineRule="auto"/>
+              <w:ind w:firstLine="0"/>
             </w:pPr>
-            <w:r/>
-            <w:r>
-              <w:rPr>
-                <w:rFonts w:ascii="微软雅黑" w:hAnsi="微软雅黑" w:eastAsia="微软雅黑"/>
+            <w:r>
+              <w:rPr>
+                <w:rFonts w:ascii="Times New Roman" w:hAnsi="Times New Roman" w:eastAsia="宋体"/>
                 <w:sz w:val="18"/>
+              </w:rPr>
+            </w:r>
+            <w:r>
+              <w:rPr>
+                <w:rFonts w:ascii="Times New Roman" w:hAnsi="Times New Roman" w:eastAsia="宋体"/>
+                <w:sz w:val="21"/>
               </w:rPr>
               <w:t>多实例前必须保证 Redis 高可用；已在已知限制中标注。</w:t>
             </w:r>
@@ -4691,8 +6010,14 @@
     <w:p>
       <w:pPr>
         <w:pStyle w:val="Heading2"/>
+        <w:ind w:firstLine="0"/>
       </w:pPr>
       <w:r>
+        <w:rPr>
+          <w:rFonts w:ascii="Times New Roman" w:hAnsi="Times New Roman" w:eastAsia="黑体"/>
+          <w:b/>
+          <w:sz w:val="28"/>
+        </w:rPr>
         <w:t>ADR-08　统一响应体 + 分段错误码</w:t>
       </w:r>
     </w:p>
@@ -4709,21 +6034,31 @@
         <w:gridCol w:w="7920"/>
       </w:tblGrid>
       <w:tr>
+        <w:trPr>
+          <w:tblHeader/>
+        </w:trPr>
         <w:tc>
           <w:tcPr>
             <w:tcW w:type="dxa" w:w="1008"/>
-            <w:shd w:val="clear" w:fill="DCE6F1"/>
+            <w:shd w:val="clear" w:fill="E8EEF6" w:color="auto"/>
           </w:tcPr>
           <w:p>
             <w:pPr>
-              <w:spacing w:after="0"/>
+              <w:spacing w:after="0" w:line="240" w:lineRule="auto"/>
+              <w:ind w:firstLine="0"/>
+              <w:jc w:val="center"/>
             </w:pPr>
-            <w:r/>
-            <w:r>
-              <w:rPr>
-                <w:rFonts w:ascii="微软雅黑" w:hAnsi="微软雅黑" w:eastAsia="微软雅黑"/>
+            <w:r>
+              <w:rPr>
+                <w:rFonts w:ascii="Times New Roman" w:hAnsi="Times New Roman" w:eastAsia="宋体"/>
+                <w:sz w:val="18"/>
+              </w:rPr>
+            </w:r>
+            <w:r>
+              <w:rPr>
+                <w:rFonts w:ascii="Times New Roman" w:hAnsi="Times New Roman" w:eastAsia="宋体"/>
                 <w:b/>
-                <w:sz w:val="18"/>
+                <w:sz w:val="21"/>
               </w:rPr>
               <w:t>项</w:t>
             </w:r>
@@ -4732,18 +6067,25 @@
         <w:tc>
           <w:tcPr>
             <w:tcW w:type="dxa" w:w="7920"/>
-            <w:shd w:val="clear" w:fill="DCE6F1"/>
+            <w:shd w:val="clear" w:fill="E8EEF6" w:color="auto"/>
           </w:tcPr>
           <w:p>
             <w:pPr>
-              <w:spacing w:after="0"/>
+              <w:spacing w:after="0" w:line="240" w:lineRule="auto"/>
+              <w:ind w:firstLine="0"/>
+              <w:jc w:val="center"/>
             </w:pPr>
-            <w:r/>
-            <w:r>
-              <w:rPr>
-                <w:rFonts w:ascii="微软雅黑" w:hAnsi="微软雅黑" w:eastAsia="微软雅黑"/>
+            <w:r>
+              <w:rPr>
+                <w:rFonts w:ascii="Times New Roman" w:hAnsi="Times New Roman" w:eastAsia="宋体"/>
+                <w:sz w:val="18"/>
+              </w:rPr>
+            </w:r>
+            <w:r>
+              <w:rPr>
+                <w:rFonts w:ascii="Times New Roman" w:hAnsi="Times New Roman" w:eastAsia="宋体"/>
                 <w:b/>
-                <w:sz w:val="18"/>
+                <w:sz w:val="21"/>
               </w:rPr>
               <w:t>内容</w:t>
             </w:r>
@@ -4757,13 +6099,19 @@
           </w:tcPr>
           <w:p>
             <w:pPr>
-              <w:spacing w:after="0" w:line="252" w:lineRule="auto"/>
+              <w:spacing w:after="0" w:line="240" w:lineRule="auto"/>
+              <w:ind w:firstLine="0"/>
             </w:pPr>
-            <w:r/>
-            <w:r>
-              <w:rPr>
-                <w:rFonts w:ascii="微软雅黑" w:hAnsi="微软雅黑" w:eastAsia="微软雅黑"/>
+            <w:r>
+              <w:rPr>
+                <w:rFonts w:ascii="Times New Roman" w:hAnsi="Times New Roman" w:eastAsia="宋体"/>
                 <w:sz w:val="18"/>
+              </w:rPr>
+            </w:r>
+            <w:r>
+              <w:rPr>
+                <w:rFonts w:ascii="Times New Roman" w:hAnsi="Times New Roman" w:eastAsia="宋体"/>
+                <w:sz w:val="21"/>
               </w:rPr>
               <w:t>背景</w:t>
             </w:r>
@@ -4775,13 +6123,19 @@
           </w:tcPr>
           <w:p>
             <w:pPr>
-              <w:spacing w:after="0" w:line="252" w:lineRule="auto"/>
+              <w:spacing w:after="0" w:line="240" w:lineRule="auto"/>
+              <w:ind w:firstLine="0"/>
             </w:pPr>
-            <w:r/>
-            <w:r>
-              <w:rPr>
-                <w:rFonts w:ascii="微软雅黑" w:hAnsi="微软雅黑" w:eastAsia="微软雅黑"/>
+            <w:r>
+              <w:rPr>
+                <w:rFonts w:ascii="Times New Roman" w:hAnsi="Times New Roman" w:eastAsia="宋体"/>
                 <w:sz w:val="18"/>
+              </w:rPr>
+            </w:r>
+            <w:r>
+              <w:rPr>
+                <w:rFonts w:ascii="Times New Roman" w:hAnsi="Times New Roman" w:eastAsia="宋体"/>
+                <w:sz w:val="21"/>
               </w:rPr>
               <w:t>前端需要按错误类型决定行为（跳登录 / 提示无权限 / 显示 traceId）。</w:t>
             </w:r>
@@ -4795,13 +6149,19 @@
           </w:tcPr>
           <w:p>
             <w:pPr>
-              <w:spacing w:after="0" w:line="252" w:lineRule="auto"/>
+              <w:spacing w:after="0" w:line="240" w:lineRule="auto"/>
+              <w:ind w:firstLine="0"/>
             </w:pPr>
-            <w:r/>
-            <w:r>
-              <w:rPr>
-                <w:rFonts w:ascii="微软雅黑" w:hAnsi="微软雅黑" w:eastAsia="微软雅黑"/>
+            <w:r>
+              <w:rPr>
+                <w:rFonts w:ascii="Times New Roman" w:hAnsi="Times New Roman" w:eastAsia="宋体"/>
                 <w:sz w:val="18"/>
+              </w:rPr>
+            </w:r>
+            <w:r>
+              <w:rPr>
+                <w:rFonts w:ascii="Times New Roman" w:hAnsi="Times New Roman" w:eastAsia="宋体"/>
+                <w:sz w:val="21"/>
               </w:rPr>
               <w:t>收益</w:t>
             </w:r>
@@ -4813,13 +6173,19 @@
           </w:tcPr>
           <w:p>
             <w:pPr>
-              <w:spacing w:after="0" w:line="252" w:lineRule="auto"/>
+              <w:spacing w:after="0" w:line="240" w:lineRule="auto"/>
+              <w:ind w:firstLine="0"/>
             </w:pPr>
-            <w:r/>
-            <w:r>
-              <w:rPr>
-                <w:rFonts w:ascii="微软雅黑" w:hAnsi="微软雅黑" w:eastAsia="微软雅黑"/>
+            <w:r>
+              <w:rPr>
+                <w:rFonts w:ascii="Times New Roman" w:hAnsi="Times New Roman" w:eastAsia="宋体"/>
                 <w:sz w:val="18"/>
+              </w:rPr>
+            </w:r>
+            <w:r>
+              <w:rPr>
+                <w:rFonts w:ascii="Times New Roman" w:hAnsi="Times New Roman" w:eastAsia="宋体"/>
+                <w:sz w:val="21"/>
               </w:rPr>
               <w:t>code=0 成功，4xxxx 客户端，5xxxx 服务端，6xxxx 设备业务；前端映射规则集中。</w:t>
             </w:r>
@@ -4833,13 +6199,19 @@
           </w:tcPr>
           <w:p>
             <w:pPr>
-              <w:spacing w:after="0" w:line="252" w:lineRule="auto"/>
+              <w:spacing w:after="0" w:line="240" w:lineRule="auto"/>
+              <w:ind w:firstLine="0"/>
             </w:pPr>
-            <w:r/>
-            <w:r>
-              <w:rPr>
-                <w:rFonts w:ascii="微软雅黑" w:hAnsi="微软雅黑" w:eastAsia="微软雅黑"/>
+            <w:r>
+              <w:rPr>
+                <w:rFonts w:ascii="Times New Roman" w:hAnsi="Times New Roman" w:eastAsia="宋体"/>
                 <w:sz w:val="18"/>
+              </w:rPr>
+            </w:r>
+            <w:r>
+              <w:rPr>
+                <w:rFonts w:ascii="Times New Roman" w:hAnsi="Times New Roman" w:eastAsia="宋体"/>
+                <w:sz w:val="21"/>
               </w:rPr>
               <w:t>代价</w:t>
             </w:r>
@@ -4851,13 +6223,19 @@
           </w:tcPr>
           <w:p>
             <w:pPr>
-              <w:spacing w:after="0" w:line="252" w:lineRule="auto"/>
+              <w:spacing w:after="0" w:line="240" w:lineRule="auto"/>
+              <w:ind w:firstLine="0"/>
             </w:pPr>
-            <w:r/>
-            <w:r>
-              <w:rPr>
-                <w:rFonts w:ascii="微软雅黑" w:hAnsi="微软雅黑" w:eastAsia="微软雅黑"/>
+            <w:r>
+              <w:rPr>
+                <w:rFonts w:ascii="Times New Roman" w:hAnsi="Times New Roman" w:eastAsia="宋体"/>
                 <w:sz w:val="18"/>
+              </w:rPr>
+            </w:r>
+            <w:r>
+              <w:rPr>
+                <w:rFonts w:ascii="Times New Roman" w:hAnsi="Times New Roman" w:eastAsia="宋体"/>
+                <w:sz w:val="21"/>
               </w:rPr>
               <w:t>错误码是自造约定，非 HTTP 标准。</w:t>
             </w:r>
@@ -4871,13 +6249,19 @@
           </w:tcPr>
           <w:p>
             <w:pPr>
-              <w:spacing w:after="0" w:line="252" w:lineRule="auto"/>
+              <w:spacing w:after="0" w:line="240" w:lineRule="auto"/>
+              <w:ind w:firstLine="0"/>
             </w:pPr>
-            <w:r/>
-            <w:r>
-              <w:rPr>
-                <w:rFonts w:ascii="微软雅黑" w:hAnsi="微软雅黑" w:eastAsia="微软雅黑"/>
+            <w:r>
+              <w:rPr>
+                <w:rFonts w:ascii="Times New Roman" w:hAnsi="Times New Roman" w:eastAsia="宋体"/>
                 <w:sz w:val="18"/>
+              </w:rPr>
+            </w:r>
+            <w:r>
+              <w:rPr>
+                <w:rFonts w:ascii="Times New Roman" w:hAnsi="Times New Roman" w:eastAsia="宋体"/>
+                <w:sz w:val="21"/>
               </w:rPr>
               <w:t>缓解</w:t>
             </w:r>
@@ -4889,13 +6273,19 @@
           </w:tcPr>
           <w:p>
             <w:pPr>
-              <w:spacing w:after="0" w:line="252" w:lineRule="auto"/>
+              <w:spacing w:after="0" w:line="240" w:lineRule="auto"/>
+              <w:ind w:firstLine="0"/>
             </w:pPr>
-            <w:r/>
-            <w:r>
-              <w:rPr>
-                <w:rFonts w:ascii="微软雅黑" w:hAnsi="微软雅黑" w:eastAsia="微软雅黑"/>
+            <w:r>
+              <w:rPr>
+                <w:rFonts w:ascii="Times New Roman" w:hAnsi="Times New Roman" w:eastAsia="宋体"/>
                 <w:sz w:val="18"/>
+              </w:rPr>
+            </w:r>
+            <w:r>
+              <w:rPr>
+                <w:rFonts w:ascii="Times New Roman" w:hAnsi="Times New Roman" w:eastAsia="宋体"/>
+                <w:sz w:val="21"/>
               </w:rPr>
               <w:t>HTTP 状态码同时保持语义（401/403/404/409），便于网关与日志观察。</w:t>
             </w:r>
@@ -4907,8 +6297,14 @@
     <w:p>
       <w:pPr>
         <w:pStyle w:val="Heading2"/>
+        <w:ind w:firstLine="0"/>
       </w:pPr>
       <w:r>
+        <w:rPr>
+          <w:rFonts w:ascii="Times New Roman" w:hAnsi="Times New Roman" w:eastAsia="黑体"/>
+          <w:b/>
+          <w:sz w:val="28"/>
+        </w:rPr>
         <w:t>ADR-09　授权判断不复用数据范围判断（isAdmin 语义漂移的教训）</w:t>
       </w:r>
     </w:p>
@@ -4925,21 +6321,31 @@
         <w:gridCol w:w="7920"/>
       </w:tblGrid>
       <w:tr>
+        <w:trPr>
+          <w:tblHeader/>
+        </w:trPr>
         <w:tc>
           <w:tcPr>
             <w:tcW w:type="dxa" w:w="1008"/>
-            <w:shd w:val="clear" w:fill="DCE6F1"/>
+            <w:shd w:val="clear" w:fill="E8EEF6" w:color="auto"/>
           </w:tcPr>
           <w:p>
             <w:pPr>
-              <w:spacing w:after="0"/>
+              <w:spacing w:after="0" w:line="240" w:lineRule="auto"/>
+              <w:ind w:firstLine="0"/>
+              <w:jc w:val="center"/>
             </w:pPr>
-            <w:r/>
-            <w:r>
-              <w:rPr>
-                <w:rFonts w:ascii="微软雅黑" w:hAnsi="微软雅黑" w:eastAsia="微软雅黑"/>
+            <w:r>
+              <w:rPr>
+                <w:rFonts w:ascii="Times New Roman" w:hAnsi="Times New Roman" w:eastAsia="宋体"/>
+                <w:sz w:val="18"/>
+              </w:rPr>
+            </w:r>
+            <w:r>
+              <w:rPr>
+                <w:rFonts w:ascii="Times New Roman" w:hAnsi="Times New Roman" w:eastAsia="宋体"/>
                 <w:b/>
-                <w:sz w:val="18"/>
+                <w:sz w:val="21"/>
               </w:rPr>
               <w:t>项</w:t>
             </w:r>
@@ -4948,18 +6354,25 @@
         <w:tc>
           <w:tcPr>
             <w:tcW w:type="dxa" w:w="7920"/>
-            <w:shd w:val="clear" w:fill="DCE6F1"/>
+            <w:shd w:val="clear" w:fill="E8EEF6" w:color="auto"/>
           </w:tcPr>
           <w:p>
             <w:pPr>
-              <w:spacing w:after="0"/>
+              <w:spacing w:after="0" w:line="240" w:lineRule="auto"/>
+              <w:ind w:firstLine="0"/>
+              <w:jc w:val="center"/>
             </w:pPr>
-            <w:r/>
-            <w:r>
-              <w:rPr>
-                <w:rFonts w:ascii="微软雅黑" w:hAnsi="微软雅黑" w:eastAsia="微软雅黑"/>
+            <w:r>
+              <w:rPr>
+                <w:rFonts w:ascii="Times New Roman" w:hAnsi="Times New Roman" w:eastAsia="宋体"/>
+                <w:sz w:val="18"/>
+              </w:rPr>
+            </w:r>
+            <w:r>
+              <w:rPr>
+                <w:rFonts w:ascii="Times New Roman" w:hAnsi="Times New Roman" w:eastAsia="宋体"/>
                 <w:b/>
-                <w:sz w:val="18"/>
+                <w:sz w:val="21"/>
               </w:rPr>
               <w:t>内容</w:t>
             </w:r>
@@ -4973,13 +6386,19 @@
           </w:tcPr>
           <w:p>
             <w:pPr>
-              <w:spacing w:after="0" w:line="252" w:lineRule="auto"/>
+              <w:spacing w:after="0" w:line="240" w:lineRule="auto"/>
+              <w:ind w:firstLine="0"/>
             </w:pPr>
-            <w:r/>
-            <w:r>
-              <w:rPr>
-                <w:rFonts w:ascii="微软雅黑" w:hAnsi="微软雅黑" w:eastAsia="微软雅黑"/>
+            <w:r>
+              <w:rPr>
+                <w:rFonts w:ascii="Times New Roman" w:hAnsi="Times New Roman" w:eastAsia="宋体"/>
                 <w:sz w:val="18"/>
+              </w:rPr>
+            </w:r>
+            <w:r>
+              <w:rPr>
+                <w:rFonts w:ascii="Times New Roman" w:hAnsi="Times New Roman" w:eastAsia="宋体"/>
+                <w:sz w:val="21"/>
               </w:rPr>
               <w:t>背景</w:t>
             </w:r>
@@ -4991,13 +6410,19 @@
           </w:tcPr>
           <w:p>
             <w:pPr>
-              <w:spacing w:after="0" w:line="252" w:lineRule="auto"/>
+              <w:spacing w:after="0" w:line="240" w:lineRule="auto"/>
+              <w:ind w:firstLine="0"/>
             </w:pPr>
-            <w:r/>
-            <w:r>
-              <w:rPr>
-                <w:rFonts w:ascii="微软雅黑" w:hAnsi="微软雅黑" w:eastAsia="微软雅黑"/>
+            <w:r>
+              <w:rPr>
+                <w:rFonts w:ascii="Times New Roman" w:hAnsi="Times New Roman" w:eastAsia="宋体"/>
                 <w:sz w:val="18"/>
+              </w:rPr>
+            </w:r>
+            <w:r>
+              <w:rPr>
+                <w:rFonts w:ascii="Times New Roman" w:hAnsi="Times New Roman" w:eastAsia="宋体"/>
+                <w:sz w:val="21"/>
               </w:rPr>
               <w:t>SecurityUtils.isAdmin() 曾被重新定义为「data_scope=ALL」，于是 hr 与 auditor 也满足该条件；而 6 处授权代码把它当「管理员」用，结果人事和只读审计员可以删除他人的评论、日程、看板、团队、工作日志。</w:t>
             </w:r>
@@ -5011,13 +6436,19 @@
           </w:tcPr>
           <w:p>
             <w:pPr>
-              <w:spacing w:after="0" w:line="252" w:lineRule="auto"/>
+              <w:spacing w:after="0" w:line="240" w:lineRule="auto"/>
+              <w:ind w:firstLine="0"/>
             </w:pPr>
-            <w:r/>
-            <w:r>
-              <w:rPr>
-                <w:rFonts w:ascii="微软雅黑" w:hAnsi="微软雅黑" w:eastAsia="微软雅黑"/>
+            <w:r>
+              <w:rPr>
+                <w:rFonts w:ascii="Times New Roman" w:hAnsi="Times New Roman" w:eastAsia="宋体"/>
                 <w:sz w:val="18"/>
+              </w:rPr>
+            </w:r>
+            <w:r>
+              <w:rPr>
+                <w:rFonts w:ascii="Times New Roman" w:hAnsi="Times New Roman" w:eastAsia="宋体"/>
+                <w:sz w:val="21"/>
               </w:rPr>
               <w:t>收益</w:t>
             </w:r>
@@ -5029,13 +6460,19 @@
           </w:tcPr>
           <w:p>
             <w:pPr>
-              <w:spacing w:after="0" w:line="252" w:lineRule="auto"/>
+              <w:spacing w:after="0" w:line="240" w:lineRule="auto"/>
+              <w:ind w:firstLine="0"/>
             </w:pPr>
-            <w:r/>
-            <w:r>
-              <w:rPr>
-                <w:rFonts w:ascii="微软雅黑" w:hAnsi="微软雅黑" w:eastAsia="微软雅黑"/>
+            <w:r>
+              <w:rPr>
+                <w:rFonts w:ascii="Times New Roman" w:hAnsi="Times New Roman" w:eastAsia="宋体"/>
                 <w:sz w:val="18"/>
+              </w:rPr>
+            </w:r>
+            <w:r>
+              <w:rPr>
+                <w:rFonts w:ascii="Times New Roman" w:hAnsi="Times New Roman" w:eastAsia="宋体"/>
+                <w:sz w:val="21"/>
               </w:rPr>
               <w:t>现在改为按各域已有的 *:manage 权限点判断（comment/manage、kanban/manage、schedule/manage、team/manage、worklog/manage），权限调整只需改 role_permission 表。</w:t>
             </w:r>
@@ -5049,13 +6486,19 @@
           </w:tcPr>
           <w:p>
             <w:pPr>
-              <w:spacing w:after="0" w:line="252" w:lineRule="auto"/>
+              <w:spacing w:after="0" w:line="240" w:lineRule="auto"/>
+              <w:ind w:firstLine="0"/>
             </w:pPr>
-            <w:r/>
-            <w:r>
-              <w:rPr>
-                <w:rFonts w:ascii="微软雅黑" w:hAnsi="微软雅黑" w:eastAsia="微软雅黑"/>
+            <w:r>
+              <w:rPr>
+                <w:rFonts w:ascii="Times New Roman" w:hAnsi="Times New Roman" w:eastAsia="宋体"/>
                 <w:sz w:val="18"/>
+              </w:rPr>
+            </w:r>
+            <w:r>
+              <w:rPr>
+                <w:rFonts w:ascii="Times New Roman" w:hAnsi="Times New Roman" w:eastAsia="宋体"/>
+                <w:sz w:val="21"/>
               </w:rPr>
               <w:t>代价</w:t>
             </w:r>
@@ -5067,13 +6510,19 @@
           </w:tcPr>
           <w:p>
             <w:pPr>
-              <w:spacing w:after="0" w:line="252" w:lineRule="auto"/>
+              <w:spacing w:after="0" w:line="240" w:lineRule="auto"/>
+              <w:ind w:firstLine="0"/>
             </w:pPr>
-            <w:r/>
-            <w:r>
-              <w:rPr>
-                <w:rFonts w:ascii="微软雅黑" w:hAnsi="微软雅黑" w:eastAsia="微软雅黑"/>
+            <w:r>
+              <w:rPr>
+                <w:rFonts w:ascii="Times New Roman" w:hAnsi="Times New Roman" w:eastAsia="宋体"/>
                 <w:sz w:val="18"/>
+              </w:rPr>
+            </w:r>
+            <w:r>
+              <w:rPr>
+                <w:rFonts w:ascii="Times New Roman" w:hAnsi="Times New Roman" w:eastAsia="宋体"/>
+                <w:sz w:val="21"/>
               </w:rPr>
               <w:t>方法名 isAdmin() 容易误导，读代码时容易再次用错。</w:t>
             </w:r>
@@ -5087,13 +6536,19 @@
           </w:tcPr>
           <w:p>
             <w:pPr>
-              <w:spacing w:after="0" w:line="252" w:lineRule="auto"/>
+              <w:spacing w:after="0" w:line="240" w:lineRule="auto"/>
+              <w:ind w:firstLine="0"/>
             </w:pPr>
-            <w:r/>
-            <w:r>
-              <w:rPr>
-                <w:rFonts w:ascii="微软雅黑" w:hAnsi="微软雅黑" w:eastAsia="微软雅黑"/>
+            <w:r>
+              <w:rPr>
+                <w:rFonts w:ascii="Times New Roman" w:hAnsi="Times New Roman" w:eastAsia="宋体"/>
                 <w:sz w:val="18"/>
+              </w:rPr>
+            </w:r>
+            <w:r>
+              <w:rPr>
+                <w:rFonts w:ascii="Times New Roman" w:hAnsi="Times New Roman" w:eastAsia="宋体"/>
+                <w:sz w:val="21"/>
               </w:rPr>
               <w:t>缓解</w:t>
             </w:r>
@@ -5105,13 +6560,19 @@
           </w:tcPr>
           <w:p>
             <w:pPr>
-              <w:spacing w:after="0" w:line="252" w:lineRule="auto"/>
+              <w:spacing w:after="0" w:line="240" w:lineRule="auto"/>
+              <w:ind w:firstLine="0"/>
             </w:pPr>
-            <w:r/>
-            <w:r>
-              <w:rPr>
-                <w:rFonts w:ascii="微软雅黑" w:hAnsi="微软雅黑" w:eastAsia="微软雅黑"/>
+            <w:r>
+              <w:rPr>
+                <w:rFonts w:ascii="Times New Roman" w:hAnsi="Times New Roman" w:eastAsia="宋体"/>
                 <w:sz w:val="18"/>
+              </w:rPr>
+            </w:r>
+            <w:r>
+              <w:rPr>
+                <w:rFonts w:ascii="Times New Roman" w:hAnsi="Times New Roman" w:eastAsia="宋体"/>
+                <w:sz w:val="21"/>
               </w:rPr>
               <w:t>isAdmin() 保留但补了注释说明其语义；授权一律用 hasPermission(Perms.X)；接口断言新增 5b 组做回归（人事删他人评论必须 403）。</w:t>
             </w:r>
@@ -5123,8 +6584,14 @@
     <w:p>
       <w:pPr>
         <w:pStyle w:val="Heading2"/>
+        <w:ind w:firstLine="0"/>
       </w:pPr>
       <w:r>
+        <w:rPr>
+          <w:rFonts w:ascii="Times New Roman" w:hAnsi="Times New Roman" w:eastAsia="黑体"/>
+          <w:b/>
+          <w:sz w:val="28"/>
+        </w:rPr>
         <w:t>ADR-10　读接口的权限粒度：哪些必须有注解，哪些刻意开放</w:t>
       </w:r>
     </w:p>
@@ -5141,21 +6608,31 @@
         <w:gridCol w:w="7920"/>
       </w:tblGrid>
       <w:tr>
+        <w:trPr>
+          <w:tblHeader/>
+        </w:trPr>
         <w:tc>
           <w:tcPr>
             <w:tcW w:type="dxa" w:w="1008"/>
-            <w:shd w:val="clear" w:fill="DCE6F1"/>
+            <w:shd w:val="clear" w:fill="E8EEF6" w:color="auto"/>
           </w:tcPr>
           <w:p>
             <w:pPr>
-              <w:spacing w:after="0"/>
+              <w:spacing w:after="0" w:line="240" w:lineRule="auto"/>
+              <w:ind w:firstLine="0"/>
+              <w:jc w:val="center"/>
             </w:pPr>
-            <w:r/>
-            <w:r>
-              <w:rPr>
-                <w:rFonts w:ascii="微软雅黑" w:hAnsi="微软雅黑" w:eastAsia="微软雅黑"/>
+            <w:r>
+              <w:rPr>
+                <w:rFonts w:ascii="Times New Roman" w:hAnsi="Times New Roman" w:eastAsia="宋体"/>
+                <w:sz w:val="18"/>
+              </w:rPr>
+            </w:r>
+            <w:r>
+              <w:rPr>
+                <w:rFonts w:ascii="Times New Roman" w:hAnsi="Times New Roman" w:eastAsia="宋体"/>
                 <w:b/>
-                <w:sz w:val="18"/>
+                <w:sz w:val="21"/>
               </w:rPr>
               <w:t>项</w:t>
             </w:r>
@@ -5164,18 +6641,25 @@
         <w:tc>
           <w:tcPr>
             <w:tcW w:type="dxa" w:w="7920"/>
-            <w:shd w:val="clear" w:fill="DCE6F1"/>
+            <w:shd w:val="clear" w:fill="E8EEF6" w:color="auto"/>
           </w:tcPr>
           <w:p>
             <w:pPr>
-              <w:spacing w:after="0"/>
+              <w:spacing w:after="0" w:line="240" w:lineRule="auto"/>
+              <w:ind w:firstLine="0"/>
+              <w:jc w:val="center"/>
             </w:pPr>
-            <w:r/>
-            <w:r>
-              <w:rPr>
-                <w:rFonts w:ascii="微软雅黑" w:hAnsi="微软雅黑" w:eastAsia="微软雅黑"/>
+            <w:r>
+              <w:rPr>
+                <w:rFonts w:ascii="Times New Roman" w:hAnsi="Times New Roman" w:eastAsia="宋体"/>
+                <w:sz w:val="18"/>
+              </w:rPr>
+            </w:r>
+            <w:r>
+              <w:rPr>
+                <w:rFonts w:ascii="Times New Roman" w:hAnsi="Times New Roman" w:eastAsia="宋体"/>
                 <w:b/>
-                <w:sz w:val="18"/>
+                <w:sz w:val="21"/>
               </w:rPr>
               <w:t>内容</w:t>
             </w:r>
@@ -5189,13 +6673,19 @@
           </w:tcPr>
           <w:p>
             <w:pPr>
-              <w:spacing w:after="0" w:line="252" w:lineRule="auto"/>
+              <w:spacing w:after="0" w:line="240" w:lineRule="auto"/>
+              <w:ind w:firstLine="0"/>
             </w:pPr>
-            <w:r/>
-            <w:r>
-              <w:rPr>
-                <w:rFonts w:ascii="微软雅黑" w:hAnsi="微软雅黑" w:eastAsia="微软雅黑"/>
+            <w:r>
+              <w:rPr>
+                <w:rFonts w:ascii="Times New Roman" w:hAnsi="Times New Roman" w:eastAsia="宋体"/>
                 <w:sz w:val="18"/>
+              </w:rPr>
+            </w:r>
+            <w:r>
+              <w:rPr>
+                <w:rFonts w:ascii="Times New Roman" w:hAnsi="Times New Roman" w:eastAsia="宋体"/>
+                <w:sz w:val="21"/>
               </w:rPr>
               <w:t>背景</w:t>
             </w:r>
@@ -5207,13 +6697,19 @@
           </w:tcPr>
           <w:p>
             <w:pPr>
-              <w:spacing w:after="0" w:line="252" w:lineRule="auto"/>
+              <w:spacing w:after="0" w:line="240" w:lineRule="auto"/>
+              <w:ind w:firstLine="0"/>
             </w:pPr>
-            <w:r/>
-            <w:r>
-              <w:rPr>
-                <w:rFonts w:ascii="微软雅黑" w:hAnsi="微软雅黑" w:eastAsia="微软雅黑"/>
+            <w:r>
+              <w:rPr>
+                <w:rFonts w:ascii="Times New Roman" w:hAnsi="Times New Roman" w:eastAsia="宋体"/>
                 <w:sz w:val="18"/>
+              </w:rPr>
+            </w:r>
+            <w:r>
+              <w:rPr>
+                <w:rFonts w:ascii="Times New Roman" w:hAnsi="Times New Roman" w:eastAsia="宋体"/>
+                <w:sz w:val="21"/>
               </w:rPr>
               <w:t>盘点时发现部分读接口（GET /schedule、/worklog、/kanban 等）没有 @PreAuthorize，任何登录用户都能调用；而 UI 层已经按权限隐藏入口。</w:t>
             </w:r>
@@ -5227,13 +6723,19 @@
           </w:tcPr>
           <w:p>
             <w:pPr>
-              <w:spacing w:after="0" w:line="252" w:lineRule="auto"/>
+              <w:spacing w:after="0" w:line="240" w:lineRule="auto"/>
+              <w:ind w:firstLine="0"/>
             </w:pPr>
-            <w:r/>
-            <w:r>
-              <w:rPr>
-                <w:rFonts w:ascii="微软雅黑" w:hAnsi="微软雅黑" w:eastAsia="微软雅黑"/>
+            <w:r>
+              <w:rPr>
+                <w:rFonts w:ascii="Times New Roman" w:hAnsi="Times New Roman" w:eastAsia="宋体"/>
                 <w:sz w:val="18"/>
+              </w:rPr>
+            </w:r>
+            <w:r>
+              <w:rPr>
+                <w:rFonts w:ascii="Times New Roman" w:hAnsi="Times New Roman" w:eastAsia="宋体"/>
+                <w:sz w:val="21"/>
               </w:rPr>
               <w:t>收益</w:t>
             </w:r>
@@ -5245,13 +6747,19 @@
           </w:tcPr>
           <w:p>
             <w:pPr>
-              <w:spacing w:after="0" w:line="252" w:lineRule="auto"/>
+              <w:spacing w:after="0" w:line="240" w:lineRule="auto"/>
+              <w:ind w:firstLine="0"/>
             </w:pPr>
-            <w:r/>
-            <w:r>
-              <w:rPr>
-                <w:rFonts w:ascii="微软雅黑" w:hAnsi="微软雅黑" w:eastAsia="微软雅黑"/>
+            <w:r>
+              <w:rPr>
+                <w:rFonts w:ascii="Times New Roman" w:hAnsi="Times New Roman" w:eastAsia="宋体"/>
                 <w:sz w:val="18"/>
+              </w:rPr>
+            </w:r>
+            <w:r>
+              <w:rPr>
+                <w:rFonts w:ascii="Times New Roman" w:hAnsi="Times New Roman" w:eastAsia="宋体"/>
+                <w:sz w:val="21"/>
               </w:rPr>
               <w:t>已给「不会打挂任何角色」的读接口补注解：GET /attendance/rule → attendance:rule、GET /kanban 与 /kanban/{id}/detail → kanban:view、GET /worklog、/{id}、/statistics → worklog:view；PUT /devices/{id} 由 device:view 提升为 device:manage（读权限不该能改数据）。</w:t>
             </w:r>
@@ -5265,13 +6773,19 @@
           </w:tcPr>
           <w:p>
             <w:pPr>
-              <w:spacing w:after="0" w:line="252" w:lineRule="auto"/>
+              <w:spacing w:after="0" w:line="240" w:lineRule="auto"/>
+              <w:ind w:firstLine="0"/>
             </w:pPr>
-            <w:r/>
-            <w:r>
-              <w:rPr>
-                <w:rFonts w:ascii="微软雅黑" w:hAnsi="微软雅黑" w:eastAsia="微软雅黑"/>
+            <w:r>
+              <w:rPr>
+                <w:rFonts w:ascii="Times New Roman" w:hAnsi="Times New Roman" w:eastAsia="宋体"/>
                 <w:sz w:val="18"/>
+              </w:rPr>
+            </w:r>
+            <w:r>
+              <w:rPr>
+                <w:rFonts w:ascii="Times New Roman" w:hAnsi="Times New Roman" w:eastAsia="宋体"/>
+                <w:sz w:val="21"/>
               </w:rPr>
               <w:t>代价</w:t>
             </w:r>
@@ -5283,13 +6797,19 @@
           </w:tcPr>
           <w:p>
             <w:pPr>
-              <w:spacing w:after="0" w:line="252" w:lineRule="auto"/>
+              <w:spacing w:after="0" w:line="240" w:lineRule="auto"/>
+              <w:ind w:firstLine="0"/>
             </w:pPr>
-            <w:r/>
-            <w:r>
-              <w:rPr>
-                <w:rFonts w:ascii="微软雅黑" w:hAnsi="微软雅黑" w:eastAsia="微软雅黑"/>
+            <w:r>
+              <w:rPr>
+                <w:rFonts w:ascii="Times New Roman" w:hAnsi="Times New Roman" w:eastAsia="宋体"/>
                 <w:sz w:val="18"/>
+              </w:rPr>
+            </w:r>
+            <w:r>
+              <w:rPr>
+                <w:rFonts w:ascii="Times New Roman" w:hAnsi="Times New Roman" w:eastAsia="宋体"/>
+                <w:sz w:val="21"/>
               </w:rPr>
               <w:t>GET /schedule 刻意保持开放：人事没有 schedule:view，但用户工作台的「我的日程」用的就是它，加注解会把人事自己的页面打挂。</w:t>
             </w:r>
@@ -5303,13 +6823,19 @@
           </w:tcPr>
           <w:p>
             <w:pPr>
-              <w:spacing w:after="0" w:line="252" w:lineRule="auto"/>
+              <w:spacing w:after="0" w:line="240" w:lineRule="auto"/>
+              <w:ind w:firstLine="0"/>
             </w:pPr>
-            <w:r/>
-            <w:r>
-              <w:rPr>
-                <w:rFonts w:ascii="微软雅黑" w:hAnsi="微软雅黑" w:eastAsia="微软雅黑"/>
+            <w:r>
+              <w:rPr>
+                <w:rFonts w:ascii="Times New Roman" w:hAnsi="Times New Roman" w:eastAsia="宋体"/>
                 <w:sz w:val="18"/>
+              </w:rPr>
+            </w:r>
+            <w:r>
+              <w:rPr>
+                <w:rFonts w:ascii="Times New Roman" w:hAnsi="Times New Roman" w:eastAsia="宋体"/>
+                <w:sz w:val="21"/>
               </w:rPr>
               <w:t>缓解</w:t>
             </w:r>
@@ -5321,13 +6847,19 @@
           </w:tcPr>
           <w:p>
             <w:pPr>
-              <w:spacing w:after="0" w:line="252" w:lineRule="auto"/>
+              <w:spacing w:after="0" w:line="240" w:lineRule="auto"/>
+              <w:ind w:firstLine="0"/>
             </w:pPr>
-            <w:r/>
-            <w:r>
-              <w:rPr>
-                <w:rFonts w:ascii="微软雅黑" w:hAnsi="微软雅黑" w:eastAsia="微软雅黑"/>
+            <w:r>
+              <w:rPr>
+                <w:rFonts w:ascii="Times New Roman" w:hAnsi="Times New Roman" w:eastAsia="宋体"/>
                 <w:sz w:val="18"/>
+              </w:rPr>
+            </w:r>
+            <w:r>
+              <w:rPr>
+                <w:rFonts w:ascii="Times New Roman" w:hAnsi="Times New Roman" w:eastAsia="宋体"/>
+                <w:sz w:val="21"/>
               </w:rPr>
               <w:t>残留风险：人事（data_scope=ALL）理论上能通过 API 读到全公司日程。若要彻底收敛，应把数据范围从「角色级」改为「权限级」，属下一阶段工作；scripts/audit/role-matrix.mjs 会把这类情况列为 ⓘ 提示。</w:t>
             </w:r>
@@ -5339,8 +6871,14 @@
     <w:p>
       <w:pPr>
         <w:pStyle w:val="Heading1"/>
+        <w:ind w:firstLine="0"/>
       </w:pPr>
       <w:r>
+        <w:rPr>
+          <w:rFonts w:ascii="Times New Roman" w:hAnsi="Times New Roman" w:eastAsia="黑体"/>
+          <w:b/>
+          <w:sz w:val="32"/>
+        </w:rPr>
         <w:t>9　编码约定</w:t>
       </w:r>
     </w:p>
@@ -5357,21 +6895,31 @@
         <w:gridCol w:w="7200"/>
       </w:tblGrid>
       <w:tr>
+        <w:trPr>
+          <w:tblHeader/>
+        </w:trPr>
         <w:tc>
           <w:tcPr>
             <w:tcW w:type="dxa" w:w="1728"/>
-            <w:shd w:val="clear" w:fill="DCE6F1"/>
+            <w:shd w:val="clear" w:fill="E8EEF6" w:color="auto"/>
           </w:tcPr>
           <w:p>
             <w:pPr>
-              <w:spacing w:after="0"/>
+              <w:spacing w:after="0" w:line="240" w:lineRule="auto"/>
+              <w:ind w:firstLine="0"/>
+              <w:jc w:val="center"/>
             </w:pPr>
-            <w:r/>
-            <w:r>
-              <w:rPr>
-                <w:rFonts w:ascii="微软雅黑" w:hAnsi="微软雅黑" w:eastAsia="微软雅黑"/>
+            <w:r>
+              <w:rPr>
+                <w:rFonts w:ascii="Times New Roman" w:hAnsi="Times New Roman" w:eastAsia="宋体"/>
+                <w:sz w:val="18"/>
+              </w:rPr>
+            </w:r>
+            <w:r>
+              <w:rPr>
+                <w:rFonts w:ascii="Times New Roman" w:hAnsi="Times New Roman" w:eastAsia="宋体"/>
                 <w:b/>
-                <w:sz w:val="17"/>
+                <w:sz w:val="21"/>
               </w:rPr>
               <w:t>约定</w:t>
             </w:r>
@@ -5380,18 +6928,25 @@
         <w:tc>
           <w:tcPr>
             <w:tcW w:type="dxa" w:w="7200"/>
-            <w:shd w:val="clear" w:fill="DCE6F1"/>
+            <w:shd w:val="clear" w:fill="E8EEF6" w:color="auto"/>
           </w:tcPr>
           <w:p>
             <w:pPr>
-              <w:spacing w:after="0"/>
+              <w:spacing w:after="0" w:line="240" w:lineRule="auto"/>
+              <w:ind w:firstLine="0"/>
+              <w:jc w:val="center"/>
             </w:pPr>
-            <w:r/>
-            <w:r>
-              <w:rPr>
-                <w:rFonts w:ascii="微软雅黑" w:hAnsi="微软雅黑" w:eastAsia="微软雅黑"/>
+            <w:r>
+              <w:rPr>
+                <w:rFonts w:ascii="Times New Roman" w:hAnsi="Times New Roman" w:eastAsia="宋体"/>
+                <w:sz w:val="18"/>
+              </w:rPr>
+            </w:r>
+            <w:r>
+              <w:rPr>
+                <w:rFonts w:ascii="Times New Roman" w:hAnsi="Times New Roman" w:eastAsia="宋体"/>
                 <w:b/>
-                <w:sz w:val="17"/>
+                <w:sz w:val="21"/>
               </w:rPr>
               <w:t>做法</w:t>
             </w:r>
@@ -5405,13 +6960,19 @@
           </w:tcPr>
           <w:p>
             <w:pPr>
-              <w:spacing w:after="0" w:line="252" w:lineRule="auto"/>
+              <w:spacing w:after="0" w:line="240" w:lineRule="auto"/>
+              <w:ind w:firstLine="0"/>
             </w:pPr>
-            <w:r/>
-            <w:r>
-              <w:rPr>
-                <w:rFonts w:ascii="微软雅黑" w:hAnsi="微软雅黑" w:eastAsia="微软雅黑"/>
-                <w:sz w:val="17"/>
+            <w:r>
+              <w:rPr>
+                <w:rFonts w:ascii="Times New Roman" w:hAnsi="Times New Roman" w:eastAsia="宋体"/>
+                <w:sz w:val="18"/>
+              </w:rPr>
+            </w:r>
+            <w:r>
+              <w:rPr>
+                <w:rFonts w:ascii="Times New Roman" w:hAnsi="Times New Roman" w:eastAsia="宋体"/>
+                <w:sz w:val="21"/>
               </w:rPr>
               <w:t>响应体</w:t>
             </w:r>
@@ -5423,13 +6984,19 @@
           </w:tcPr>
           <w:p>
             <w:pPr>
-              <w:spacing w:after="0" w:line="252" w:lineRule="auto"/>
+              <w:spacing w:after="0" w:line="240" w:lineRule="auto"/>
+              <w:ind w:firstLine="0"/>
             </w:pPr>
-            <w:r/>
-            <w:r>
-              <w:rPr>
-                <w:rFonts w:ascii="微软雅黑" w:hAnsi="微软雅黑" w:eastAsia="微软雅黑"/>
-                <w:sz w:val="17"/>
+            <w:r>
+              <w:rPr>
+                <w:rFonts w:ascii="Times New Roman" w:hAnsi="Times New Roman" w:eastAsia="宋体"/>
+                <w:sz w:val="18"/>
+              </w:rPr>
+            </w:r>
+            <w:r>
+              <w:rPr>
+                <w:rFonts w:ascii="Times New Roman" w:hAnsi="Times New Roman" w:eastAsia="宋体"/>
+                <w:sz w:val="21"/>
               </w:rPr>
               <w:t>控制器只返回 ApiResponse&lt;T&gt;，不直接返回实体</w:t>
             </w:r>
@@ -5443,13 +7010,19 @@
           </w:tcPr>
           <w:p>
             <w:pPr>
-              <w:spacing w:after="0" w:line="252" w:lineRule="auto"/>
+              <w:spacing w:after="0" w:line="240" w:lineRule="auto"/>
+              <w:ind w:firstLine="0"/>
             </w:pPr>
-            <w:r/>
-            <w:r>
-              <w:rPr>
-                <w:rFonts w:ascii="微软雅黑" w:hAnsi="微软雅黑" w:eastAsia="微软雅黑"/>
-                <w:sz w:val="17"/>
+            <w:r>
+              <w:rPr>
+                <w:rFonts w:ascii="Times New Roman" w:hAnsi="Times New Roman" w:eastAsia="宋体"/>
+                <w:sz w:val="18"/>
+              </w:rPr>
+            </w:r>
+            <w:r>
+              <w:rPr>
+                <w:rFonts w:ascii="Times New Roman" w:hAnsi="Times New Roman" w:eastAsia="宋体"/>
+                <w:sz w:val="21"/>
               </w:rPr>
               <w:t>异常</w:t>
             </w:r>
@@ -5461,13 +7034,19 @@
           </w:tcPr>
           <w:p>
             <w:pPr>
-              <w:spacing w:after="0" w:line="252" w:lineRule="auto"/>
+              <w:spacing w:after="0" w:line="240" w:lineRule="auto"/>
+              <w:ind w:firstLine="0"/>
             </w:pPr>
-            <w:r/>
-            <w:r>
-              <w:rPr>
-                <w:rFonts w:ascii="微软雅黑" w:hAnsi="微软雅黑" w:eastAsia="微软雅黑"/>
-                <w:sz w:val="17"/>
+            <w:r>
+              <w:rPr>
+                <w:rFonts w:ascii="Times New Roman" w:hAnsi="Times New Roman" w:eastAsia="宋体"/>
+                <w:sz w:val="18"/>
+              </w:rPr>
+            </w:r>
+            <w:r>
+              <w:rPr>
+                <w:rFonts w:ascii="Times New Roman" w:hAnsi="Times New Roman" w:eastAsia="宋体"/>
+                <w:sz w:val="21"/>
               </w:rPr>
               <w:t>业务失败抛 BizException.of(ErrorCode.X)；不吞异常、不回 null</w:t>
             </w:r>
@@ -5481,13 +7060,19 @@
           </w:tcPr>
           <w:p>
             <w:pPr>
-              <w:spacing w:after="0" w:line="252" w:lineRule="auto"/>
+              <w:spacing w:after="0" w:line="240" w:lineRule="auto"/>
+              <w:ind w:firstLine="0"/>
             </w:pPr>
-            <w:r/>
-            <w:r>
-              <w:rPr>
-                <w:rFonts w:ascii="微软雅黑" w:hAnsi="微软雅黑" w:eastAsia="微软雅黑"/>
-                <w:sz w:val="17"/>
+            <w:r>
+              <w:rPr>
+                <w:rFonts w:ascii="Times New Roman" w:hAnsi="Times New Roman" w:eastAsia="宋体"/>
+                <w:sz w:val="18"/>
+              </w:rPr>
+            </w:r>
+            <w:r>
+              <w:rPr>
+                <w:rFonts w:ascii="Times New Roman" w:hAnsi="Times New Roman" w:eastAsia="宋体"/>
+                <w:sz w:val="21"/>
               </w:rPr>
               <w:t>权限</w:t>
             </w:r>
@@ -5499,13 +7084,19 @@
           </w:tcPr>
           <w:p>
             <w:pPr>
-              <w:spacing w:after="0" w:line="252" w:lineRule="auto"/>
+              <w:spacing w:after="0" w:line="240" w:lineRule="auto"/>
+              <w:ind w:firstLine="0"/>
             </w:pPr>
-            <w:r/>
-            <w:r>
-              <w:rPr>
-                <w:rFonts w:ascii="微软雅黑" w:hAnsi="微软雅黑" w:eastAsia="微软雅黑"/>
-                <w:sz w:val="17"/>
+            <w:r>
+              <w:rPr>
+                <w:rFonts w:ascii="Times New Roman" w:hAnsi="Times New Roman" w:eastAsia="宋体"/>
+                <w:sz w:val="18"/>
+              </w:rPr>
+            </w:r>
+            <w:r>
+              <w:rPr>
+                <w:rFonts w:ascii="Times New Roman" w:hAnsi="Times New Roman" w:eastAsia="宋体"/>
+                <w:sz w:val="21"/>
               </w:rPr>
               <w:t>写操作必须有 @PreAuthorize；数据范围在 Service 层统一处理</w:t>
             </w:r>
@@ -5519,13 +7110,19 @@
           </w:tcPr>
           <w:p>
             <w:pPr>
-              <w:spacing w:after="0" w:line="252" w:lineRule="auto"/>
+              <w:spacing w:after="0" w:line="240" w:lineRule="auto"/>
+              <w:ind w:firstLine="0"/>
             </w:pPr>
-            <w:r/>
-            <w:r>
-              <w:rPr>
-                <w:rFonts w:ascii="微软雅黑" w:hAnsi="微软雅黑" w:eastAsia="微软雅黑"/>
-                <w:sz w:val="17"/>
+            <w:r>
+              <w:rPr>
+                <w:rFonts w:ascii="Times New Roman" w:hAnsi="Times New Roman" w:eastAsia="宋体"/>
+                <w:sz w:val="18"/>
+              </w:rPr>
+            </w:r>
+            <w:r>
+              <w:rPr>
+                <w:rFonts w:ascii="Times New Roman" w:hAnsi="Times New Roman" w:eastAsia="宋体"/>
+                <w:sz w:val="21"/>
               </w:rPr>
               <w:t>事务</w:t>
             </w:r>
@@ -5537,13 +7134,19 @@
           </w:tcPr>
           <w:p>
             <w:pPr>
-              <w:spacing w:after="0" w:line="252" w:lineRule="auto"/>
+              <w:spacing w:after="0" w:line="240" w:lineRule="auto"/>
+              <w:ind w:firstLine="0"/>
             </w:pPr>
-            <w:r/>
-            <w:r>
-              <w:rPr>
-                <w:rFonts w:ascii="微软雅黑" w:hAnsi="微软雅黑" w:eastAsia="微软雅黑"/>
-                <w:sz w:val="17"/>
+            <w:r>
+              <w:rPr>
+                <w:rFonts w:ascii="Times New Roman" w:hAnsi="Times New Roman" w:eastAsia="宋体"/>
+                <w:sz w:val="18"/>
+              </w:rPr>
+            </w:r>
+            <w:r>
+              <w:rPr>
+                <w:rFonts w:ascii="Times New Roman" w:hAnsi="Times New Roman" w:eastAsia="宋体"/>
+                <w:sz w:val="21"/>
               </w:rPr>
               <w:t>@Transactional 只标注在 Service 的写方法上</w:t>
             </w:r>
@@ -5557,13 +7160,19 @@
           </w:tcPr>
           <w:p>
             <w:pPr>
-              <w:spacing w:after="0" w:line="252" w:lineRule="auto"/>
+              <w:spacing w:after="0" w:line="240" w:lineRule="auto"/>
+              <w:ind w:firstLine="0"/>
             </w:pPr>
-            <w:r/>
-            <w:r>
-              <w:rPr>
-                <w:rFonts w:ascii="微软雅黑" w:hAnsi="微软雅黑" w:eastAsia="微软雅黑"/>
-                <w:sz w:val="17"/>
+            <w:r>
+              <w:rPr>
+                <w:rFonts w:ascii="Times New Roman" w:hAnsi="Times New Roman" w:eastAsia="宋体"/>
+                <w:sz w:val="18"/>
+              </w:rPr>
+            </w:r>
+            <w:r>
+              <w:rPr>
+                <w:rFonts w:ascii="Times New Roman" w:hAnsi="Times New Roman" w:eastAsia="宋体"/>
+                <w:sz w:val="21"/>
               </w:rPr>
               <w:t>命名</w:t>
             </w:r>
@@ -5575,13 +7184,19 @@
           </w:tcPr>
           <w:p>
             <w:pPr>
-              <w:spacing w:after="0" w:line="252" w:lineRule="auto"/>
+              <w:spacing w:after="0" w:line="240" w:lineRule="auto"/>
+              <w:ind w:firstLine="0"/>
             </w:pPr>
-            <w:r/>
-            <w:r>
-              <w:rPr>
-                <w:rFonts w:ascii="微软雅黑" w:hAnsi="微软雅黑" w:eastAsia="微软雅黑"/>
-                <w:sz w:val="17"/>
+            <w:r>
+              <w:rPr>
+                <w:rFonts w:ascii="Times New Roman" w:hAnsi="Times New Roman" w:eastAsia="宋体"/>
+                <w:sz w:val="18"/>
+              </w:rPr>
+            </w:r>
+            <w:r>
+              <w:rPr>
+                <w:rFonts w:ascii="Times New Roman" w:hAnsi="Times New Roman" w:eastAsia="宋体"/>
+                <w:sz w:val="21"/>
               </w:rPr>
               <w:t>Controller/Service/Mapper/entity/DTO 后缀固定；DTO 用内部类分域</w:t>
             </w:r>
@@ -5595,13 +7210,19 @@
           </w:tcPr>
           <w:p>
             <w:pPr>
-              <w:spacing w:after="0" w:line="252" w:lineRule="auto"/>
+              <w:spacing w:after="0" w:line="240" w:lineRule="auto"/>
+              <w:ind w:firstLine="0"/>
             </w:pPr>
-            <w:r/>
-            <w:r>
-              <w:rPr>
-                <w:rFonts w:ascii="微软雅黑" w:hAnsi="微软雅黑" w:eastAsia="微软雅黑"/>
-                <w:sz w:val="17"/>
+            <w:r>
+              <w:rPr>
+                <w:rFonts w:ascii="Times New Roman" w:hAnsi="Times New Roman" w:eastAsia="宋体"/>
+                <w:sz w:val="18"/>
+              </w:rPr>
+            </w:r>
+            <w:r>
+              <w:rPr>
+                <w:rFonts w:ascii="Times New Roman" w:hAnsi="Times New Roman" w:eastAsia="宋体"/>
+                <w:sz w:val="21"/>
               </w:rPr>
               <w:t>日志</w:t>
             </w:r>
@@ -5613,13 +7234,19 @@
           </w:tcPr>
           <w:p>
             <w:pPr>
-              <w:spacing w:after="0" w:line="252" w:lineRule="auto"/>
+              <w:spacing w:after="0" w:line="240" w:lineRule="auto"/>
+              <w:ind w:firstLine="0"/>
             </w:pPr>
-            <w:r/>
-            <w:r>
-              <w:rPr>
-                <w:rFonts w:ascii="微软雅黑" w:hAnsi="微软雅黑" w:eastAsia="微软雅黑"/>
-                <w:sz w:val="17"/>
+            <w:r>
+              <w:rPr>
+                <w:rFonts w:ascii="Times New Roman" w:hAnsi="Times New Roman" w:eastAsia="宋体"/>
+                <w:sz w:val="18"/>
+              </w:rPr>
+            </w:r>
+            <w:r>
+              <w:rPr>
+                <w:rFonts w:ascii="Times New Roman" w:hAnsi="Times New Roman" w:eastAsia="宋体"/>
+                <w:sz w:val="21"/>
               </w:rPr>
               <w:t>关键路径 log.info 带业务标识；异常路径 log.warn 带 traceId（MDC 自动注入）</w:t>
             </w:r>
@@ -5631,8 +7258,14 @@
     <w:p>
       <w:pPr>
         <w:pStyle w:val="Heading1"/>
+        <w:ind w:firstLine="0"/>
       </w:pPr>
       <w:r>
+        <w:rPr>
+          <w:rFonts w:ascii="Times New Roman" w:hAnsi="Times New Roman" w:eastAsia="黑体"/>
+          <w:b/>
+          <w:sz w:val="32"/>
+        </w:rPr>
         <w:t>10　已知技术债</w:t>
       </w:r>
     </w:p>
@@ -5650,21 +7283,31 @@
         <w:gridCol w:w="2447"/>
       </w:tblGrid>
       <w:tr>
+        <w:trPr>
+          <w:tblHeader/>
+        </w:trPr>
         <w:tc>
           <w:tcPr>
             <w:tcW w:type="dxa" w:w="3024"/>
-            <w:shd w:val="clear" w:fill="DCE6F1"/>
+            <w:shd w:val="clear" w:fill="E8EEF6" w:color="auto"/>
           </w:tcPr>
           <w:p>
             <w:pPr>
-              <w:spacing w:after="0"/>
+              <w:spacing w:after="0" w:line="240" w:lineRule="auto"/>
+              <w:ind w:firstLine="0"/>
+              <w:jc w:val="center"/>
             </w:pPr>
-            <w:r/>
-            <w:r>
-              <w:rPr>
-                <w:rFonts w:ascii="微软雅黑" w:hAnsi="微软雅黑" w:eastAsia="微软雅黑"/>
+            <w:r>
+              <w:rPr>
+                <w:rFonts w:ascii="Times New Roman" w:hAnsi="Times New Roman" w:eastAsia="宋体"/>
+                <w:sz w:val="18"/>
+              </w:rPr>
+            </w:r>
+            <w:r>
+              <w:rPr>
+                <w:rFonts w:ascii="Times New Roman" w:hAnsi="Times New Roman" w:eastAsia="宋体"/>
                 <w:b/>
-                <w:sz w:val="17"/>
+                <w:sz w:val="21"/>
               </w:rPr>
               <w:t>项</w:t>
             </w:r>
@@ -5673,18 +7316,25 @@
         <w:tc>
           <w:tcPr>
             <w:tcW w:type="dxa" w:w="3456"/>
-            <w:shd w:val="clear" w:fill="DCE6F1"/>
+            <w:shd w:val="clear" w:fill="E8EEF6" w:color="auto"/>
           </w:tcPr>
           <w:p>
             <w:pPr>
-              <w:spacing w:after="0"/>
+              <w:spacing w:after="0" w:line="240" w:lineRule="auto"/>
+              <w:ind w:firstLine="0"/>
+              <w:jc w:val="center"/>
             </w:pPr>
-            <w:r/>
-            <w:r>
-              <w:rPr>
-                <w:rFonts w:ascii="微软雅黑" w:hAnsi="微软雅黑" w:eastAsia="微软雅黑"/>
+            <w:r>
+              <w:rPr>
+                <w:rFonts w:ascii="Times New Roman" w:hAnsi="Times New Roman" w:eastAsia="宋体"/>
+                <w:sz w:val="18"/>
+              </w:rPr>
+            </w:r>
+            <w:r>
+              <w:rPr>
+                <w:rFonts w:ascii="Times New Roman" w:hAnsi="Times New Roman" w:eastAsia="宋体"/>
                 <w:b/>
-                <w:sz w:val="17"/>
+                <w:sz w:val="21"/>
               </w:rPr>
               <w:t>影响</w:t>
             </w:r>
@@ -5693,18 +7343,25 @@
         <w:tc>
           <w:tcPr>
             <w:tcW w:type="dxa" w:w="2448"/>
-            <w:shd w:val="clear" w:fill="DCE6F1"/>
+            <w:shd w:val="clear" w:fill="E8EEF6" w:color="auto"/>
           </w:tcPr>
           <w:p>
             <w:pPr>
-              <w:spacing w:after="0"/>
+              <w:spacing w:after="0" w:line="240" w:lineRule="auto"/>
+              <w:ind w:firstLine="0"/>
+              <w:jc w:val="center"/>
             </w:pPr>
-            <w:r/>
-            <w:r>
-              <w:rPr>
-                <w:rFonts w:ascii="微软雅黑" w:hAnsi="微软雅黑" w:eastAsia="微软雅黑"/>
+            <w:r>
+              <w:rPr>
+                <w:rFonts w:ascii="Times New Roman" w:hAnsi="Times New Roman" w:eastAsia="宋体"/>
+                <w:sz w:val="18"/>
+              </w:rPr>
+            </w:r>
+            <w:r>
+              <w:rPr>
+                <w:rFonts w:ascii="Times New Roman" w:hAnsi="Times New Roman" w:eastAsia="宋体"/>
                 <w:b/>
-                <w:sz w:val="17"/>
+                <w:sz w:val="21"/>
               </w:rPr>
               <w:t>建议</w:t>
             </w:r>
@@ -5718,13 +7375,19 @@
           </w:tcPr>
           <w:p>
             <w:pPr>
-              <w:spacing w:after="0" w:line="252" w:lineRule="auto"/>
+              <w:spacing w:after="0" w:line="240" w:lineRule="auto"/>
+              <w:ind w:firstLine="0"/>
             </w:pPr>
-            <w:r/>
-            <w:r>
-              <w:rPr>
-                <w:rFonts w:ascii="微软雅黑" w:hAnsi="微软雅黑" w:eastAsia="微软雅黑"/>
-                <w:sz w:val="17"/>
+            <w:r>
+              <w:rPr>
+                <w:rFonts w:ascii="Times New Roman" w:hAnsi="Times New Roman" w:eastAsia="宋体"/>
+                <w:sz w:val="18"/>
+              </w:rPr>
+            </w:r>
+            <w:r>
+              <w:rPr>
+                <w:rFonts w:ascii="Times New Roman" w:hAnsi="Times New Roman" w:eastAsia="宋体"/>
+                <w:sz w:val="21"/>
               </w:rPr>
               <w:t>各域「代他人操作」目前靠创建者 + *:manage 权限点判断</w:t>
             </w:r>
@@ -5736,13 +7399,19 @@
           </w:tcPr>
           <w:p>
             <w:pPr>
-              <w:spacing w:after="0" w:line="252" w:lineRule="auto"/>
+              <w:spacing w:after="0" w:line="240" w:lineRule="auto"/>
+              <w:ind w:firstLine="0"/>
             </w:pPr>
-            <w:r/>
-            <w:r>
-              <w:rPr>
-                <w:rFonts w:ascii="微软雅黑" w:hAnsi="微软雅黑" w:eastAsia="微软雅黑"/>
-                <w:sz w:val="17"/>
+            <w:r>
+              <w:rPr>
+                <w:rFonts w:ascii="Times New Roman" w:hAnsi="Times New Roman" w:eastAsia="宋体"/>
+                <w:sz w:val="18"/>
+              </w:rPr>
+            </w:r>
+            <w:r>
+              <w:rPr>
+                <w:rFonts w:ascii="Times New Roman" w:hAnsi="Times New Roman" w:eastAsia="宋体"/>
+                <w:sz w:val="21"/>
               </w:rPr>
               <w:t>权限点齐全，但缺跨团队的「管理全部」列表入口</w:t>
             </w:r>
@@ -5754,13 +7423,19 @@
           </w:tcPr>
           <w:p>
             <w:pPr>
-              <w:spacing w:after="0" w:line="252" w:lineRule="auto"/>
+              <w:spacing w:after="0" w:line="240" w:lineRule="auto"/>
+              <w:ind w:firstLine="0"/>
             </w:pPr>
-            <w:r/>
-            <w:r>
-              <w:rPr>
-                <w:rFonts w:ascii="微软雅黑" w:hAnsi="微软雅黑" w:eastAsia="微软雅黑"/>
-                <w:sz w:val="17"/>
+            <w:r>
+              <w:rPr>
+                <w:rFonts w:ascii="Times New Roman" w:hAnsi="Times New Roman" w:eastAsia="宋体"/>
+                <w:sz w:val="18"/>
+              </w:rPr>
+            </w:r>
+            <w:r>
+              <w:rPr>
+                <w:rFonts w:ascii="Times New Roman" w:hAnsi="Times New Roman" w:eastAsia="宋体"/>
+                <w:sz w:val="21"/>
               </w:rPr>
               <w:t>管理端补跨团队管理视图</w:t>
             </w:r>
@@ -5774,13 +7449,19 @@
           </w:tcPr>
           <w:p>
             <w:pPr>
-              <w:spacing w:after="0" w:line="252" w:lineRule="auto"/>
+              <w:spacing w:after="0" w:line="240" w:lineRule="auto"/>
+              <w:ind w:firstLine="0"/>
             </w:pPr>
-            <w:r/>
-            <w:r>
-              <w:rPr>
-                <w:rFonts w:ascii="微软雅黑" w:hAnsi="微软雅黑" w:eastAsia="微软雅黑"/>
-                <w:sz w:val="17"/>
+            <w:r>
+              <w:rPr>
+                <w:rFonts w:ascii="Times New Roman" w:hAnsi="Times New Roman" w:eastAsia="宋体"/>
+                <w:sz w:val="18"/>
+              </w:rPr>
+            </w:r>
+            <w:r>
+              <w:rPr>
+                <w:rFonts w:ascii="Times New Roman" w:hAnsi="Times New Roman" w:eastAsia="宋体"/>
+                <w:sz w:val="21"/>
               </w:rPr>
               <w:t>user.role 单值</w:t>
             </w:r>
@@ -5792,13 +7473,19 @@
           </w:tcPr>
           <w:p>
             <w:pPr>
-              <w:spacing w:after="0" w:line="252" w:lineRule="auto"/>
+              <w:spacing w:after="0" w:line="240" w:lineRule="auto"/>
+              <w:ind w:firstLine="0"/>
             </w:pPr>
-            <w:r/>
-            <w:r>
-              <w:rPr>
-                <w:rFonts w:ascii="微软雅黑" w:hAnsi="微软雅黑" w:eastAsia="微软雅黑"/>
-                <w:sz w:val="17"/>
+            <w:r>
+              <w:rPr>
+                <w:rFonts w:ascii="Times New Roman" w:hAnsi="Times New Roman" w:eastAsia="宋体"/>
+                <w:sz w:val="18"/>
+              </w:rPr>
+            </w:r>
+            <w:r>
+              <w:rPr>
+                <w:rFonts w:ascii="Times New Roman" w:hAnsi="Times New Roman" w:eastAsia="宋体"/>
+                <w:sz w:val="21"/>
               </w:rPr>
               <w:t>一人多岗无法表达</w:t>
             </w:r>
@@ -5810,13 +7497,19 @@
           </w:tcPr>
           <w:p>
             <w:pPr>
-              <w:spacing w:after="0" w:line="252" w:lineRule="auto"/>
+              <w:spacing w:after="0" w:line="240" w:lineRule="auto"/>
+              <w:ind w:firstLine="0"/>
             </w:pPr>
-            <w:r/>
-            <w:r>
-              <w:rPr>
-                <w:rFonts w:ascii="微软雅黑" w:hAnsi="微软雅黑" w:eastAsia="微软雅黑"/>
-                <w:sz w:val="17"/>
+            <w:r>
+              <w:rPr>
+                <w:rFonts w:ascii="Times New Roman" w:hAnsi="Times New Roman" w:eastAsia="宋体"/>
+                <w:sz w:val="18"/>
+              </w:rPr>
+            </w:r>
+            <w:r>
+              <w:rPr>
+                <w:rFonts w:ascii="Times New Roman" w:hAnsi="Times New Roman" w:eastAsia="宋体"/>
+                <w:sz w:val="21"/>
               </w:rPr>
               <w:t>user_role 关联表</w:t>
             </w:r>
@@ -5830,13 +7523,19 @@
           </w:tcPr>
           <w:p>
             <w:pPr>
-              <w:spacing w:after="0" w:line="252" w:lineRule="auto"/>
+              <w:spacing w:after="0" w:line="240" w:lineRule="auto"/>
+              <w:ind w:firstLine="0"/>
             </w:pPr>
-            <w:r/>
-            <w:r>
-              <w:rPr>
-                <w:rFonts w:ascii="微软雅黑" w:hAnsi="微软雅黑" w:eastAsia="微软雅黑"/>
-                <w:sz w:val="17"/>
+            <w:r>
+              <w:rPr>
+                <w:rFonts w:ascii="Times New Roman" w:hAnsi="Times New Roman" w:eastAsia="宋体"/>
+                <w:sz w:val="18"/>
+              </w:rPr>
+            </w:r>
+            <w:r>
+              <w:rPr>
+                <w:rFonts w:ascii="Times New Roman" w:hAnsi="Times New Roman" w:eastAsia="宋体"/>
+                <w:sz w:val="21"/>
               </w:rPr>
               <w:t>DEPT 不含子部门</w:t>
             </w:r>
@@ -5848,13 +7547,19 @@
           </w:tcPr>
           <w:p>
             <w:pPr>
-              <w:spacing w:after="0" w:line="252" w:lineRule="auto"/>
+              <w:spacing w:after="0" w:line="240" w:lineRule="auto"/>
+              <w:ind w:firstLine="0"/>
             </w:pPr>
-            <w:r/>
-            <w:r>
-              <w:rPr>
-                <w:rFonts w:ascii="微软雅黑" w:hAnsi="微软雅黑" w:eastAsia="微软雅黑"/>
-                <w:sz w:val="17"/>
+            <w:r>
+              <w:rPr>
+                <w:rFonts w:ascii="Times New Roman" w:hAnsi="Times New Roman" w:eastAsia="宋体"/>
+                <w:sz w:val="18"/>
+              </w:rPr>
+            </w:r>
+            <w:r>
+              <w:rPr>
+                <w:rFonts w:ascii="Times New Roman" w:hAnsi="Times New Roman" w:eastAsia="宋体"/>
+                <w:sz w:val="21"/>
               </w:rPr>
               <w:t>经理看不到下属部门数据</w:t>
             </w:r>
@@ -5866,13 +7571,19 @@
           </w:tcPr>
           <w:p>
             <w:pPr>
-              <w:spacing w:after="0" w:line="252" w:lineRule="auto"/>
+              <w:spacing w:after="0" w:line="240" w:lineRule="auto"/>
+              <w:ind w:firstLine="0"/>
             </w:pPr>
-            <w:r/>
-            <w:r>
-              <w:rPr>
-                <w:rFonts w:ascii="微软雅黑" w:hAnsi="微软雅黑" w:eastAsia="微软雅黑"/>
-                <w:sz w:val="17"/>
+            <w:r>
+              <w:rPr>
+                <w:rFonts w:ascii="Times New Roman" w:hAnsi="Times New Roman" w:eastAsia="宋体"/>
+                <w:sz w:val="18"/>
+              </w:rPr>
+            </w:r>
+            <w:r>
+              <w:rPr>
+                <w:rFonts w:ascii="Times New Roman" w:hAnsi="Times New Roman" w:eastAsia="宋体"/>
+                <w:sz w:val="21"/>
               </w:rPr>
               <w:t>递归 CTE 或闭包表</w:t>
             </w:r>
@@ -5886,13 +7597,19 @@
           </w:tcPr>
           <w:p>
             <w:pPr>
-              <w:spacing w:after="0" w:line="252" w:lineRule="auto"/>
+              <w:spacing w:after="0" w:line="240" w:lineRule="auto"/>
+              <w:ind w:firstLine="0"/>
             </w:pPr>
-            <w:r/>
-            <w:r>
-              <w:rPr>
-                <w:rFonts w:ascii="微软雅黑" w:hAnsi="微软雅黑" w:eastAsia="微软雅黑"/>
-                <w:sz w:val="17"/>
+            <w:r>
+              <w:rPr>
+                <w:rFonts w:ascii="Times New Roman" w:hAnsi="Times New Roman" w:eastAsia="宋体"/>
+                <w:sz w:val="18"/>
+              </w:rPr>
+            </w:r>
+            <w:r>
+              <w:rPr>
+                <w:rFonts w:ascii="Times New Roman" w:hAnsi="Times New Roman" w:eastAsia="宋体"/>
+                <w:sz w:val="21"/>
               </w:rPr>
               <w:t>@Scheduled 无分布式锁</w:t>
             </w:r>
@@ -5904,13 +7621,19 @@
           </w:tcPr>
           <w:p>
             <w:pPr>
-              <w:spacing w:after="0" w:line="252" w:lineRule="auto"/>
+              <w:spacing w:after="0" w:line="240" w:lineRule="auto"/>
+              <w:ind w:firstLine="0"/>
             </w:pPr>
-            <w:r/>
-            <w:r>
-              <w:rPr>
-                <w:rFonts w:ascii="微软雅黑" w:hAnsi="微软雅黑" w:eastAsia="微软雅黑"/>
-                <w:sz w:val="17"/>
+            <w:r>
+              <w:rPr>
+                <w:rFonts w:ascii="Times New Roman" w:hAnsi="Times New Roman" w:eastAsia="宋体"/>
+                <w:sz w:val="18"/>
+              </w:rPr>
+            </w:r>
+            <w:r>
+              <w:rPr>
+                <w:rFonts w:ascii="Times New Roman" w:hAnsi="Times New Roman" w:eastAsia="宋体"/>
+                <w:sz w:val="21"/>
               </w:rPr>
               <w:t>多实例时会重复结算（幂等但不经济）</w:t>
             </w:r>
@@ -5922,13 +7645,19 @@
           </w:tcPr>
           <w:p>
             <w:pPr>
-              <w:spacing w:after="0" w:line="252" w:lineRule="auto"/>
+              <w:spacing w:after="0" w:line="240" w:lineRule="auto"/>
+              <w:ind w:firstLine="0"/>
             </w:pPr>
-            <w:r/>
-            <w:r>
-              <w:rPr>
-                <w:rFonts w:ascii="微软雅黑" w:hAnsi="微软雅黑" w:eastAsia="微软雅黑"/>
-                <w:sz w:val="17"/>
+            <w:r>
+              <w:rPr>
+                <w:rFonts w:ascii="Times New Roman" w:hAnsi="Times New Roman" w:eastAsia="宋体"/>
+                <w:sz w:val="18"/>
+              </w:rPr>
+            </w:r>
+            <w:r>
+              <w:rPr>
+                <w:rFonts w:ascii="Times New Roman" w:hAnsi="Times New Roman" w:eastAsia="宋体"/>
+                <w:sz w:val="21"/>
               </w:rPr>
               <w:t>ShedLock</w:t>
             </w:r>
@@ -5942,13 +7671,19 @@
           </w:tcPr>
           <w:p>
             <w:pPr>
-              <w:spacing w:after="0" w:line="252" w:lineRule="auto"/>
+              <w:spacing w:after="0" w:line="240" w:lineRule="auto"/>
+              <w:ind w:firstLine="0"/>
             </w:pPr>
-            <w:r/>
-            <w:r>
-              <w:rPr>
-                <w:rFonts w:ascii="微软雅黑" w:hAnsi="微软雅黑" w:eastAsia="微软雅黑"/>
-                <w:sz w:val="17"/>
+            <w:r>
+              <w:rPr>
+                <w:rFonts w:ascii="Times New Roman" w:hAnsi="Times New Roman" w:eastAsia="宋体"/>
+                <w:sz w:val="18"/>
+              </w:rPr>
+            </w:r>
+            <w:r>
+              <w:rPr>
+                <w:rFonts w:ascii="Times New Roman" w:hAnsi="Times New Roman" w:eastAsia="宋体"/>
+                <w:sz w:val="21"/>
               </w:rPr>
               <w:t>无物理外键</w:t>
             </w:r>
@@ -5960,13 +7695,19 @@
           </w:tcPr>
           <w:p>
             <w:pPr>
-              <w:spacing w:after="0" w:line="252" w:lineRule="auto"/>
+              <w:spacing w:after="0" w:line="240" w:lineRule="auto"/>
+              <w:ind w:firstLine="0"/>
             </w:pPr>
-            <w:r/>
-            <w:r>
-              <w:rPr>
-                <w:rFonts w:ascii="微软雅黑" w:hAnsi="微软雅黑" w:eastAsia="微软雅黑"/>
-                <w:sz w:val="17"/>
+            <w:r>
+              <w:rPr>
+                <w:rFonts w:ascii="Times New Roman" w:hAnsi="Times New Roman" w:eastAsia="宋体"/>
+                <w:sz w:val="18"/>
+              </w:rPr>
+            </w:r>
+            <w:r>
+              <w:rPr>
+                <w:rFonts w:ascii="Times New Roman" w:hAnsi="Times New Roman" w:eastAsia="宋体"/>
+                <w:sz w:val="21"/>
               </w:rPr>
               <w:t>直接改库可能产生孤儿数据</w:t>
             </w:r>
@@ -5978,13 +7719,19 @@
           </w:tcPr>
           <w:p>
             <w:pPr>
-              <w:spacing w:after="0" w:line="252" w:lineRule="auto"/>
+              <w:spacing w:after="0" w:line="240" w:lineRule="auto"/>
+              <w:ind w:firstLine="0"/>
             </w:pPr>
-            <w:r/>
-            <w:r>
-              <w:rPr>
-                <w:rFonts w:ascii="微软雅黑" w:hAnsi="微软雅黑" w:eastAsia="微软雅黑"/>
-                <w:sz w:val="17"/>
+            <w:r>
+              <w:rPr>
+                <w:rFonts w:ascii="Times New Roman" w:hAnsi="Times New Roman" w:eastAsia="宋体"/>
+                <w:sz w:val="18"/>
+              </w:rPr>
+            </w:r>
+            <w:r>
+              <w:rPr>
+                <w:rFonts w:ascii="Times New Roman" w:hAnsi="Times New Roman" w:eastAsia="宋体"/>
+                <w:sz w:val="21"/>
               </w:rPr>
               <w:t>只通过应用写入；或加外键到非审计表</w:t>
             </w:r>
@@ -5998,13 +7745,19 @@
           </w:tcPr>
           <w:p>
             <w:pPr>
-              <w:spacing w:after="0" w:line="252" w:lineRule="auto"/>
+              <w:spacing w:after="0" w:line="240" w:lineRule="auto"/>
+              <w:ind w:firstLine="0"/>
             </w:pPr>
-            <w:r/>
-            <w:r>
-              <w:rPr>
-                <w:rFonts w:ascii="微软雅黑" w:hAnsi="微软雅黑" w:eastAsia="微软雅黑"/>
-                <w:sz w:val="17"/>
+            <w:r>
+              <w:rPr>
+                <w:rFonts w:ascii="Times New Roman" w:hAnsi="Times New Roman" w:eastAsia="宋体"/>
+                <w:sz w:val="18"/>
+              </w:rPr>
+            </w:r>
+            <w:r>
+              <w:rPr>
+                <w:rFonts w:ascii="Times New Roman" w:hAnsi="Times New Roman" w:eastAsia="宋体"/>
+                <w:sz w:val="21"/>
               </w:rPr>
               <w:t>缺勤只补「昨天」</w:t>
             </w:r>
@@ -6016,13 +7769,19 @@
           </w:tcPr>
           <w:p>
             <w:pPr>
-              <w:spacing w:after="0" w:line="252" w:lineRule="auto"/>
+              <w:spacing w:after="0" w:line="240" w:lineRule="auto"/>
+              <w:ind w:firstLine="0"/>
             </w:pPr>
-            <w:r/>
-            <w:r>
-              <w:rPr>
-                <w:rFonts w:ascii="微软雅黑" w:hAnsi="微软雅黑" w:eastAsia="微软雅黑"/>
-                <w:sz w:val="17"/>
+            <w:r>
+              <w:rPr>
+                <w:rFonts w:ascii="Times New Roman" w:hAnsi="Times New Roman" w:eastAsia="宋体"/>
+                <w:sz w:val="18"/>
+              </w:rPr>
+            </w:r>
+            <w:r>
+              <w:rPr>
+                <w:rFonts w:ascii="Times New Roman" w:hAnsi="Times New Roman" w:eastAsia="宋体"/>
+                <w:sz w:val="21"/>
               </w:rPr>
               <w:t>历史缺失需要手工补</w:t>
             </w:r>
@@ -6034,13 +7793,19 @@
           </w:tcPr>
           <w:p>
             <w:pPr>
-              <w:spacing w:after="0" w:line="252" w:lineRule="auto"/>
+              <w:spacing w:after="0" w:line="240" w:lineRule="auto"/>
+              <w:ind w:firstLine="0"/>
             </w:pPr>
-            <w:r/>
-            <w:r>
-              <w:rPr>
-                <w:rFonts w:ascii="微软雅黑" w:hAnsi="微软雅黑" w:eastAsia="微软雅黑"/>
-                <w:sz w:val="17"/>
+            <w:r>
+              <w:rPr>
+                <w:rFonts w:ascii="Times New Roman" w:hAnsi="Times New Roman" w:eastAsia="宋体"/>
+                <w:sz w:val="18"/>
+              </w:rPr>
+            </w:r>
+            <w:r>
+              <w:rPr>
+                <w:rFonts w:ascii="Times New Roman" w:hAnsi="Times New Roman" w:eastAsia="宋体"/>
+                <w:sz w:val="21"/>
               </w:rPr>
               <w:t>补缺勤区间回补接口</w:t>
             </w:r>
@@ -6050,13 +7815,34 @@
     </w:tbl>
     <w:p/>
     <w:sectPr>
-      <w:pgSz w:w="11909" w:h="16834"/>
-      <w:pgMar w:top="1440" w:right="1440" w:bottom="1440" w:left="1440" w:header="720" w:footer="720" w:gutter="0"/>
+      <w:footerReference w:type="default" r:id="rId9"/>
+      <w:pgSz w:w="11906" w:h="16838"/>
+      <w:pgMar w:top="1247" w:right="1247" w:bottom="1247" w:left="1247" w:header="720" w:footer="720" w:gutter="0"/>
       <w:cols w:space="720"/>
       <w:docGrid w:linePitch="360"/>
     </w:sectPr>
   </w:body>
 </w:document>
+</file>
+
+<file path=word/footer1.xml><?xml version="1.0" encoding="utf-8"?>
+<w:ftr xmlns:m="http://schemas.openxmlformats.org/officeDocument/2006/math" xmlns:mc="http://schemas.openxmlformats.org/markup-compatibility/2006" xmlns:mo="http://schemas.microsoft.com/office/mac/office/2008/main" xmlns:mv="urn:schemas-microsoft-com:mac:vml" xmlns:o="urn:schemas-microsoft-com:office:office" xmlns:r="http://schemas.openxmlformats.org/officeDocument/2006/relationships" xmlns:v="urn:schemas-microsoft-com:vml" xmlns:w10="urn:schemas-microsoft-com:office:word" xmlns:w14="http://schemas.microsoft.com/office/word/2010/wordml" xmlns:w="http://schemas.openxmlformats.org/wordprocessingml/2006/main" xmlns:wne="http://schemas.microsoft.com/office/word/2006/wordml" xmlns:wp14="http://schemas.microsoft.com/office/word/2010/wordprocessingDrawing" xmlns:wp="http://schemas.openxmlformats.org/drawingml/2006/wordprocessingDrawing" xmlns:wpc="http://schemas.microsoft.com/office/word/2010/wordprocessingCanvas" xmlns:wpg="http://schemas.microsoft.com/office/word/2010/wordprocessingGroup" xmlns:wpi="http://schemas.microsoft.com/office/word/2010/wordprocessingInk" xmlns:wps="http://schemas.microsoft.com/office/word/2010/wordprocessingShape" mc:Ignorable="w14 wp14">
+  <w:p>
+    <w:pPr>
+      <w:pStyle w:val="Footer"/>
+      <w:jc w:val="center"/>
+    </w:pPr>
+    <w:r>
+      <w:rPr>
+        <w:rFonts w:ascii="Times New Roman" w:hAnsi="Times New Roman" w:eastAsia="宋体"/>
+        <w:sz w:val="21"/>
+      </w:rPr>
+      <w:fldChar w:fldCharType="begin"/>
+      <w:instrText xml:space="preserve"> PAGE </w:instrText>
+      <w:fldChar w:fldCharType="end"/>
+    </w:r>
+  </w:p>
+</w:ftr>
 </file>
 
 <file path=word/numbering.xml><?xml version="1.0" encoding="utf-8"?>
@@ -6268,8 +8054,8 @@
     <w:rPrDefault>
       <w:rPr>
         <w:rFonts w:asciiTheme="minorHAnsi" w:eastAsiaTheme="minorEastAsia" w:hAnsiTheme="minorHAnsi" w:cstheme="minorBidi"/>
-        <w:sz w:val="22"/>
-        <w:szCs w:val="22"/>
+        <w:sz w:val="21"/>
+        <w:szCs w:val="21"/>
         <w:lang w:val="en-US" w:eastAsia="en-US" w:bidi="ar-SA"/>
       </w:rPr>
     </w:rPrDefault>
@@ -6423,10 +8209,11 @@
     <w:qFormat/>
     <w:rsid w:val="00FC693F"/>
     <w:pPr>
-      <w:spacing w:after="120" w:line="300" w:lineRule="auto"/>
+      <w:spacing w:after="0" w:line="360" w:lineRule="auto" w:before="0"/>
+      <w:ind w:firstLine="420"/>
     </w:pPr>
     <w:rPr>
-      <w:rFonts w:ascii="微软雅黑" w:hAnsi="微软雅黑" w:eastAsia="微软雅黑"/>
+      <w:rFonts w:ascii="Times New Roman" w:hAnsi="Times New Roman" w:eastAsia="宋体"/>
       <w:sz w:val="21"/>
     </w:rPr>
   </w:style>
@@ -6485,15 +8272,16 @@
     <w:pPr>
       <w:keepNext/>
       <w:keepLines/>
-      <w:spacing w:before="480" w:after="0"/>
+      <w:spacing w:before="240" w:after="120" w:line="360" w:lineRule="auto"/>
+      <w:ind w:firstLine="0"/>
       <w:outlineLvl w:val="0"/>
     </w:pPr>
     <w:rPr>
-      <w:rFonts w:asciiTheme="majorHAnsi" w:eastAsiaTheme="majorEastAsia" w:hAnsiTheme="majorHAnsi" w:cstheme="majorBidi" w:ascii="微软雅黑" w:hAnsi="微软雅黑" w:eastAsia="微软雅黑"/>
+      <w:rFonts w:asciiTheme="majorHAnsi" w:eastAsiaTheme="majorEastAsia" w:hAnsiTheme="majorHAnsi" w:cstheme="majorBidi" w:ascii="Times New Roman" w:hAnsi="Times New Roman" w:eastAsia="黑体"/>
       <w:b/>
       <w:bCs/>
-      <w:color w:val="1F3864"/>
-      <w:sz w:val="36"/>
+      <w:color w:val="000000"/>
+      <w:sz w:val="32"/>
       <w:szCs w:val="28"/>
     </w:rPr>
   </w:style>
@@ -6509,14 +8297,15 @@
     <w:pPr>
       <w:keepNext/>
       <w:keepLines/>
-      <w:spacing w:before="200" w:after="0"/>
+      <w:spacing w:before="120" w:after="120" w:line="360" w:lineRule="auto"/>
+      <w:ind w:firstLine="0"/>
       <w:outlineLvl w:val="1"/>
     </w:pPr>
     <w:rPr>
-      <w:rFonts w:asciiTheme="majorHAnsi" w:eastAsiaTheme="majorEastAsia" w:hAnsiTheme="majorHAnsi" w:cstheme="majorBidi" w:ascii="微软雅黑" w:hAnsi="微软雅黑" w:eastAsia="微软雅黑"/>
+      <w:rFonts w:asciiTheme="majorHAnsi" w:eastAsiaTheme="majorEastAsia" w:hAnsiTheme="majorHAnsi" w:cstheme="majorBidi" w:ascii="Times New Roman" w:hAnsi="Times New Roman" w:eastAsia="黑体"/>
       <w:b/>
       <w:bCs/>
-      <w:color w:val="1F3864"/>
+      <w:color w:val="000000"/>
       <w:sz w:val="28"/>
       <w:szCs w:val="26"/>
     </w:rPr>
@@ -6533,14 +8322,15 @@
     <w:pPr>
       <w:keepNext/>
       <w:keepLines/>
-      <w:spacing w:before="200" w:after="0"/>
+      <w:spacing w:before="120" w:after="120" w:line="360" w:lineRule="auto"/>
+      <w:ind w:firstLine="0"/>
       <w:outlineLvl w:val="2"/>
     </w:pPr>
     <w:rPr>
-      <w:rFonts w:asciiTheme="majorHAnsi" w:eastAsiaTheme="majorEastAsia" w:hAnsiTheme="majorHAnsi" w:cstheme="majorBidi" w:ascii="微软雅黑" w:hAnsi="微软雅黑" w:eastAsia="微软雅黑"/>
+      <w:rFonts w:asciiTheme="majorHAnsi" w:eastAsiaTheme="majorEastAsia" w:hAnsiTheme="majorHAnsi" w:cstheme="majorBidi" w:ascii="Times New Roman" w:hAnsi="Times New Roman" w:eastAsia="黑体"/>
       <w:b/>
       <w:bCs/>
-      <w:color w:val="1F3864"/>
+      <w:color w:val="000000"/>
       <w:sz w:val="24"/>
     </w:rPr>
   </w:style>
@@ -6851,6 +8641,10 @@
       <w:ind w:left="720"/>
       <w:contextualSpacing/>
     </w:pPr>
+    <w:rPr>
+      <w:rFonts w:ascii="Times New Roman" w:hAnsi="Times New Roman" w:eastAsia="宋体"/>
+      <w:sz w:val="21"/>
+    </w:rPr>
   </w:style>
   <w:style w:type="paragraph" w:styleId="BodyText">
     <w:name w:val="Body Text"/>
@@ -6959,6 +8753,10 @@
       </w:numPr>
       <w:contextualSpacing/>
     </w:pPr>
+    <w:rPr>
+      <w:rFonts w:ascii="Times New Roman" w:hAnsi="Times New Roman" w:eastAsia="宋体"/>
+      <w:sz w:val="21"/>
+    </w:rPr>
   </w:style>
   <w:style w:type="paragraph" w:styleId="ListBullet2">
     <w:name w:val="List Bullet 2"/>
@@ -6998,6 +8796,10 @@
       </w:numPr>
       <w:contextualSpacing/>
     </w:pPr>
+    <w:rPr>
+      <w:rFonts w:ascii="Times New Roman" w:hAnsi="Times New Roman" w:eastAsia="宋体"/>
+      <w:sz w:val="21"/>
+    </w:rPr>
   </w:style>
   <w:style w:type="paragraph" w:styleId="ListNumber2">
     <w:name w:val="List Number 2"/>
